--- a/PECH_PROPOSAL_EXECUTIVE_SUMMARY.docx
+++ b/PECH_PROPOSAL_EXECUTIVE_SUMMARY.docx
@@ -2,6 +2,14 @@
 <file path=word/document.xml><?xml version="1.0" encoding="utf-8"?>
 <w:document xmlns:w="http://schemas.openxmlformats.org/wordprocessingml/2006/main" xmlns:m="http://schemas.openxmlformats.org/officeDocument/2006/math" xmlns:r="http://schemas.openxmlformats.org/officeDocument/2006/relationships" xmlns:o="urn:schemas-microsoft-com:office:office" xmlns:v="urn:schemas-microsoft-com:vml" xmlns:w10="urn:schemas-microsoft-com:office:word" xmlns:a="http://schemas.openxmlformats.org/drawingml/2006/main" xmlns:pic="http://schemas.openxmlformats.org/drawingml/2006/picture" xmlns:wp="http://schemas.openxmlformats.org/drawingml/2006/wordprocessingDrawing">
   <w:body>
+    <w:p>
+      <w:pPr>
+        <w:pStyle w:val="Title"/>
+      </w:pPr>
+      <w:r>
+        <w:t xml:space="preserve">PECH Executive Summary</w:t>
+      </w:r>
+    </w:p>
     <w:bookmarkStart w:id="32" w:name="pech-group-holdings-ltd"/>
     <w:p>
       <w:pPr>
@@ -68,7 +76,7 @@
           <w:bCs/>
           <w:b/>
         </w:rPr>
-        <w:t xml:space="preserve">Capital Requirement:</w:t>
+        <w:t xml:space="preserve">Secured Capital:</w:t>
       </w:r>
       <w:r>
         <w:t xml:space="preserve"> </w:t>
@@ -117,7 +125,116 @@
       </w:r>
     </w:p>
     <w:bookmarkEnd w:id="20"/>
-    <w:bookmarkStart w:id="21" w:name="the-company"/>
+    <w:bookmarkStart w:id="21" w:name="our-mission"/>
+    <w:p>
+      <w:pPr>
+        <w:pStyle w:val="Heading2"/>
+      </w:pPr>
+      <w:r>
+        <w:t xml:space="preserve">Our Mission</w:t>
+      </w:r>
+    </w:p>
+    <w:p>
+      <w:pPr>
+        <w:pStyle w:val="FirstParagraph"/>
+      </w:pPr>
+      <w:r>
+        <w:t xml:space="preserve">PECH is a</w:t>
+      </w:r>
+      <w:r>
+        <w:t xml:space="preserve"> </w:t>
+      </w:r>
+      <w:r>
+        <w:rPr>
+          <w:bCs/>
+          <w:b/>
+        </w:rPr>
+        <w:t xml:space="preserve">technology and platform infrastructure enabler for people</w:t>
+      </w:r>
+      <w:r>
+        <w:t xml:space="preserve">. We build the digital backbone that African businesses, homes, and communities run on.</w:t>
+      </w:r>
+    </w:p>
+    <w:p>
+      <w:pPr>
+        <w:pStyle w:val="BodyText"/>
+      </w:pPr>
+      <w:r>
+        <w:t xml:space="preserve">Every product we ship represents</w:t>
+      </w:r>
+      <w:r>
+        <w:t xml:space="preserve"> </w:t>
+      </w:r>
+      <w:r>
+        <w:rPr>
+          <w:bCs/>
+          <w:b/>
+        </w:rPr>
+        <w:t xml:space="preserve">reliability, quality, and good price for your money</w:t>
+      </w:r>
+      <w:r>
+        <w:t xml:space="preserve">. We sell high-end products AND equally good affordable products, but</w:t>
+      </w:r>
+      <w:r>
+        <w:t xml:space="preserve"> </w:t>
+      </w:r>
+      <w:r>
+        <w:rPr>
+          <w:bCs/>
+          <w:b/>
+        </w:rPr>
+        <w:t xml:space="preserve">never bad products</w:t>
+      </w:r>
+      <w:r>
+        <w:t xml:space="preserve">. Quality is our brand promise.</w:t>
+      </w:r>
+    </w:p>
+    <w:p>
+      <w:pPr>
+        <w:pStyle w:val="BodyText"/>
+      </w:pPr>
+      <w:r>
+        <w:t xml:space="preserve">All PECH products are</w:t>
+      </w:r>
+      <w:r>
+        <w:t xml:space="preserve"> </w:t>
+      </w:r>
+      <w:r>
+        <w:rPr>
+          <w:bCs/>
+          <w:b/>
+        </w:rPr>
+        <w:t xml:space="preserve">designed for Africa</w:t>
+      </w:r>
+      <w:r>
+        <w:t xml:space="preserve"> </w:t>
+      </w:r>
+      <w:r>
+        <w:t xml:space="preserve">— wide voltage tolerance, heat resistance, dust/water protection, offline capability — and</w:t>
+      </w:r>
+      <w:r>
+        <w:t xml:space="preserve"> </w:t>
+      </w:r>
+      <w:r>
+        <w:rPr>
+          <w:bCs/>
+          <w:b/>
+        </w:rPr>
+        <w:t xml:space="preserve">progressively integrated across our entire ecosystem</w:t>
+      </w:r>
+      <w:r>
+        <w:t xml:space="preserve">: IoT platform, ERP, Marketplace, Logistics, and Payments.</w:t>
+      </w:r>
+    </w:p>
+    <w:p>
+      <w:r>
+        <w:pict>
+          <v:rect style="width:0;height:1.5pt" o:hralign="center" o:hrstd="t" o:hr="t"/>
+        </w:pict>
+      </w:r>
+    </w:p>
+    <w:bookmarkEnd w:id="21"/>
+    <w:bookmarkStart w:id="22" w:name="the-company"/>
     <w:p>
       <w:pPr>
         <w:pStyle w:val="Heading2"/>
@@ -157,39 +274,249 @@
         <w:t xml:space="preserve"> </w:t>
       </w:r>
       <w:r>
-        <w:t xml:space="preserve">— a multi-platform ecosystem that combines free business software (ERP), IoT smart systems, a digital marketplace, logistics infrastructure, payment processing, and smart hardware into a single unified platform.</w:t>
-      </w:r>
-    </w:p>
-    <w:p>
-      <w:pPr>
-        <w:pStyle w:val="BodyText"/>
-      </w:pPr>
-      <w:r>
-        <w:t xml:space="preserve">Our model mirrors the</w:t>
-      </w:r>
-      <w:r>
-        <w:t xml:space="preserve"> </w:t>
-      </w:r>
+        <w:t xml:space="preserve">— combining:</w:t>
+      </w:r>
+    </w:p>
+    <w:p>
+      <w:pPr>
+        <w:numPr>
+          <w:ilvl w:val="0"/>
+          <w:numId w:val="1001"/>
+        </w:numPr>
+        <w:pStyle w:val="Compact"/>
+      </w:pPr>
       <w:r>
         <w:rPr>
           <w:bCs/>
           <w:b/>
         </w:rPr>
-        <w:t xml:space="preserve">Alibaba Group architecture</w:t>
+        <w:t xml:space="preserve">Embedded ERP</w:t>
       </w:r>
       <w:r>
         <w:t xml:space="preserve"> </w:t>
       </w:r>
       <w:r>
-        <w:t xml:space="preserve">— adapted for African realities: offline-first, power-resilient, multi-network design. By giving African SMEs free ERP software and embedding payments, IoT monitoring, and logistics into daily business operations, PECH creates an ecosystem lock-in that no single-vertical competitor can match.</w:t>
-      </w:r>
-    </w:p>
-    <w:p>
-      <w:pPr>
-        <w:pStyle w:val="BodyText"/>
-      </w:pPr>
-      <w:r>
-        <w:t xml:space="preserve">Nigeria is the launchpad. With 90%+ of SMEs lacking digital tools, 80%+ relying on informal credit, and a $4.85B African IoT market growing rapidly — the timing is right.</w:t>
+        <w:t xml:space="preserve">— Free business management for SMEs</w:t>
+      </w:r>
+    </w:p>
+    <w:p>
+      <w:pPr>
+        <w:numPr>
+          <w:ilvl w:val="0"/>
+          <w:numId w:val="1001"/>
+        </w:numPr>
+        <w:pStyle w:val="Compact"/>
+      </w:pPr>
+      <w:r>
+        <w:rPr>
+          <w:bCs/>
+          <w:b/>
+        </w:rPr>
+        <w:t xml:space="preserve">IoT &amp; Smart Systems</w:t>
+      </w:r>
+      <w:r>
+        <w:t xml:space="preserve"> </w:t>
+      </w:r>
+      <w:r>
+        <w:t xml:space="preserve">— Energy, security, estate management platform</w:t>
+      </w:r>
+    </w:p>
+    <w:p>
+      <w:pPr>
+        <w:numPr>
+          <w:ilvl w:val="0"/>
+          <w:numId w:val="1001"/>
+        </w:numPr>
+        <w:pStyle w:val="Compact"/>
+      </w:pPr>
+      <w:r>
+        <w:rPr>
+          <w:bCs/>
+          <w:b/>
+        </w:rPr>
+        <w:t xml:space="preserve">Smart Water Controllers</w:t>
+      </w:r>
+      <w:r>
+        <w:t xml:space="preserve"> </w:t>
+      </w:r>
+      <w:r>
+        <w:t xml:space="preserve">— 4-tier water level controllers (Basic → Industrial/SCADA)</w:t>
+      </w:r>
+    </w:p>
+    <w:p>
+      <w:pPr>
+        <w:numPr>
+          <w:ilvl w:val="0"/>
+          <w:numId w:val="1001"/>
+        </w:numPr>
+        <w:pStyle w:val="Compact"/>
+      </w:pPr>
+      <w:r>
+        <w:rPr>
+          <w:bCs/>
+          <w:b/>
+        </w:rPr>
+        <w:t xml:space="preserve">Smart Home &amp; Electrical</w:t>
+      </w:r>
+      <w:r>
+        <w:t xml:space="preserve"> </w:t>
+      </w:r>
+      <w:r>
+        <w:t xml:space="preserve">— Switches, sockets, cameras (smart + non-smart)</w:t>
+      </w:r>
+    </w:p>
+    <w:p>
+      <w:pPr>
+        <w:numPr>
+          <w:ilvl w:val="0"/>
+          <w:numId w:val="1001"/>
+        </w:numPr>
+        <w:pStyle w:val="Compact"/>
+      </w:pPr>
+      <w:r>
+        <w:rPr>
+          <w:bCs/>
+          <w:b/>
+        </w:rPr>
+        <w:t xml:space="preserve">Learning Tablets &amp; EdTech</w:t>
+      </w:r>
+      <w:r>
+        <w:t xml:space="preserve"> </w:t>
+      </w:r>
+      <w:r>
+        <w:t xml:space="preserve">— Content deployment with open API for creators</w:t>
+      </w:r>
+    </w:p>
+    <w:p>
+      <w:pPr>
+        <w:numPr>
+          <w:ilvl w:val="0"/>
+          <w:numId w:val="1001"/>
+        </w:numPr>
+        <w:pStyle w:val="Compact"/>
+      </w:pPr>
+      <w:r>
+        <w:rPr>
+          <w:bCs/>
+          <w:b/>
+        </w:rPr>
+        <w:t xml:space="preserve">Marketplace</w:t>
+      </w:r>
+      <w:r>
+        <w:t xml:space="preserve"> </w:t>
+      </w:r>
+      <w:r>
+        <w:t xml:space="preserve">— Digital twin of Nigeria’s physical wholesale markets</w:t>
+      </w:r>
+    </w:p>
+    <w:p>
+      <w:pPr>
+        <w:numPr>
+          <w:ilvl w:val="0"/>
+          <w:numId w:val="1001"/>
+        </w:numPr>
+        <w:pStyle w:val="Compact"/>
+      </w:pPr>
+      <w:r>
+        <w:rPr>
+          <w:bCs/>
+          <w:b/>
+        </w:rPr>
+        <w:t xml:space="preserve">Spoke-and-Hub Logistics</w:t>
+      </w:r>
+      <w:r>
+        <w:t xml:space="preserve"> </w:t>
+      </w:r>
+      <w:r>
+        <w:t xml:space="preserve">— Cainiao-inspired parcel management</w:t>
+      </w:r>
+    </w:p>
+    <w:p>
+      <w:pPr>
+        <w:numPr>
+          <w:ilvl w:val="0"/>
+          <w:numId w:val="1001"/>
+        </w:numPr>
+        <w:pStyle w:val="Compact"/>
+      </w:pPr>
+      <w:r>
+        <w:rPr>
+          <w:bCs/>
+          <w:b/>
+        </w:rPr>
+        <w:t xml:space="preserve">Payments Infrastructure</w:t>
+      </w:r>
+      <w:r>
+        <w:t xml:space="preserve"> </w:t>
+      </w:r>
+      <w:r>
+        <w:t xml:space="preserve">— PSSP/PTSP payment processing</w:t>
+      </w:r>
+    </w:p>
+    <w:p>
+      <w:pPr>
+        <w:numPr>
+          <w:ilvl w:val="0"/>
+          <w:numId w:val="1001"/>
+        </w:numPr>
+        <w:pStyle w:val="Compact"/>
+      </w:pPr>
+      <w:r>
+        <w:rPr>
+          <w:bCs/>
+          <w:b/>
+        </w:rPr>
+        <w:t xml:space="preserve">Energy Storage Systems</w:t>
+      </w:r>
+      <w:r>
+        <w:t xml:space="preserve"> </w:t>
+      </w:r>
+      <w:r>
+        <w:t xml:space="preserve">— Battery backups for IoT and homes</w:t>
+      </w:r>
+    </w:p>
+    <w:p>
+      <w:pPr>
+        <w:numPr>
+          <w:ilvl w:val="0"/>
+          <w:numId w:val="1001"/>
+        </w:numPr>
+        <w:pStyle w:val="Compact"/>
+      </w:pPr>
+      <w:r>
+        <w:rPr>
+          <w:bCs/>
+          <w:b/>
+        </w:rPr>
+        <w:t xml:space="preserve">Advertising &amp; LED Displays</w:t>
+      </w:r>
+      <w:r>
+        <w:t xml:space="preserve"> </w:t>
+      </w:r>
+      <w:r>
+        <w:t xml:space="preserve">— Digital signage infrastructure (Phase 2)</w:t>
+      </w:r>
+    </w:p>
+    <w:p>
+      <w:pPr>
+        <w:numPr>
+          <w:ilvl w:val="0"/>
+          <w:numId w:val="1001"/>
+        </w:numPr>
+        <w:pStyle w:val="Compact"/>
+      </w:pPr>
+      <w:r>
+        <w:rPr>
+          <w:bCs/>
+          <w:b/>
+        </w:rPr>
+        <w:t xml:space="preserve">Self-Service Kiosks</w:t>
+      </w:r>
+      <w:r>
+        <w:t xml:space="preserve"> </w:t>
+      </w:r>
+      <w:r>
+        <w:t xml:space="preserve">— Multi-purpose payment/info terminals</w:t>
       </w:r>
     </w:p>
     <w:p>
@@ -199,8 +526,8 @@
         </w:pict>
       </w:r>
     </w:p>
-    <w:bookmarkEnd w:id="21"/>
-    <w:bookmarkStart w:id="22" w:name="secured-capital"/>
+    <w:bookmarkEnd w:id="22"/>
+    <w:bookmarkStart w:id="23" w:name="secured-capital"/>
     <w:p>
       <w:pPr>
         <w:pStyle w:val="Heading2"/>
@@ -224,7 +551,7 @@
         <w:t xml:space="preserve"> </w:t>
       </w:r>
       <w:r>
-        <w:t xml:space="preserve">in committed capital to deploy across the first 18 months of simultaneous lean platform launches across 6 verticals. Additional capital will be injected by the investor as the business gains traction.</w:t>
+        <w:t xml:space="preserve">committed capital for the first 18 months. The investor will inject additional capital as the business gains traction.</w:t>
       </w:r>
     </w:p>
     <w:p>
@@ -234,8 +561,8 @@
         </w:pict>
       </w:r>
     </w:p>
-    <w:bookmarkEnd w:id="22"/>
-    <w:bookmarkStart w:id="23" w:name="budget-allocation"/>
+    <w:bookmarkEnd w:id="23"/>
+    <w:bookmarkStart w:id="24" w:name="budget-allocation"/>
     <w:p>
       <w:pPr>
         <w:pStyle w:val="Heading2"/>
@@ -310,31 +637,31 @@
                 <w:bCs/>
                 <w:b/>
               </w:rPr>
-              <w:t xml:space="preserve">Human Capital (Salaries &amp; Contractors)</w:t>
-            </w:r>
-          </w:p>
-        </w:tc>
-        <w:tc>
-          <w:tcPr/>
-          <w:p>
-            <w:pPr>
-              <w:pStyle w:val="Compact"/>
-              <w:jc w:val="left"/>
-            </w:pPr>
-            <w:r>
-              <w:t xml:space="preserve">₦82,000,000</w:t>
-            </w:r>
-          </w:p>
-        </w:tc>
-        <w:tc>
-          <w:tcPr/>
-          <w:p>
-            <w:pPr>
-              <w:pStyle w:val="Compact"/>
-              <w:jc w:val="left"/>
-            </w:pPr>
-            <w:r>
-              <w:t xml:space="preserve">32.8%</w:t>
+              <w:t xml:space="preserve">Hardware Procurement (23 SKUs from China)</w:t>
+            </w:r>
+          </w:p>
+        </w:tc>
+        <w:tc>
+          <w:tcPr/>
+          <w:p>
+            <w:pPr>
+              <w:pStyle w:val="Compact"/>
+              <w:jc w:val="left"/>
+            </w:pPr>
+            <w:r>
+              <w:t xml:space="preserve">₦75,000,000</w:t>
+            </w:r>
+          </w:p>
+        </w:tc>
+        <w:tc>
+          <w:tcPr/>
+          <w:p>
+            <w:pPr>
+              <w:pStyle w:val="Compact"/>
+              <w:jc w:val="left"/>
+            </w:pPr>
+            <w:r>
+              <w:t xml:space="preserve">30.0%</w:t>
             </w:r>
           </w:p>
         </w:tc>
@@ -352,31 +679,31 @@
                 <w:bCs/>
                 <w:b/>
               </w:rPr>
-              <w:t xml:space="preserve">Hardware Procurement (China Sourcing)</w:t>
-            </w:r>
-          </w:p>
-        </w:tc>
-        <w:tc>
-          <w:tcPr/>
-          <w:p>
-            <w:pPr>
-              <w:pStyle w:val="Compact"/>
-              <w:jc w:val="left"/>
-            </w:pPr>
-            <w:r>
-              <w:t xml:space="preserve">₦52,000,000</w:t>
-            </w:r>
-          </w:p>
-        </w:tc>
-        <w:tc>
-          <w:tcPr/>
-          <w:p>
-            <w:pPr>
-              <w:pStyle w:val="Compact"/>
-              <w:jc w:val="left"/>
-            </w:pPr>
-            <w:r>
-              <w:t xml:space="preserve">20.8%</w:t>
+              <w:t xml:space="preserve">Human Capital (Salaries &amp; Contractors)</w:t>
+            </w:r>
+          </w:p>
+        </w:tc>
+        <w:tc>
+          <w:tcPr/>
+          <w:p>
+            <w:pPr>
+              <w:pStyle w:val="Compact"/>
+              <w:jc w:val="left"/>
+            </w:pPr>
+            <w:r>
+              <w:t xml:space="preserve">₦70,000,000</w:t>
+            </w:r>
+          </w:p>
+        </w:tc>
+        <w:tc>
+          <w:tcPr/>
+          <w:p>
+            <w:pPr>
+              <w:pStyle w:val="Compact"/>
+              <w:jc w:val="left"/>
+            </w:pPr>
+            <w:r>
+              <w:t xml:space="preserve">28.0%</w:t>
             </w:r>
           </w:p>
         </w:tc>
@@ -436,31 +763,31 @@
                 <w:bCs/>
                 <w:b/>
               </w:rPr>
-              <w:t xml:space="preserve">Licensing, Legal &amp; Compliance</w:t>
-            </w:r>
-          </w:p>
-        </w:tc>
-        <w:tc>
-          <w:tcPr/>
-          <w:p>
-            <w:pPr>
-              <w:pStyle w:val="Compact"/>
-              <w:jc w:val="left"/>
-            </w:pPr>
-            <w:r>
-              <w:t xml:space="preserve">₦18,750,000</w:t>
-            </w:r>
-          </w:p>
-        </w:tc>
-        <w:tc>
-          <w:tcPr/>
-          <w:p>
-            <w:pPr>
-              <w:pStyle w:val="Compact"/>
-              <w:jc w:val="left"/>
-            </w:pPr>
-            <w:r>
-              <w:t xml:space="preserve">7.5%</w:t>
+              <w:t xml:space="preserve">Marketing &amp; Customer Acquisition</w:t>
+            </w:r>
+          </w:p>
+        </w:tc>
+        <w:tc>
+          <w:tcPr/>
+          <w:p>
+            <w:pPr>
+              <w:pStyle w:val="Compact"/>
+              <w:jc w:val="left"/>
+            </w:pPr>
+            <w:r>
+              <w:t xml:space="preserve">₦22,000,000</w:t>
+            </w:r>
+          </w:p>
+        </w:tc>
+        <w:tc>
+          <w:tcPr/>
+          <w:p>
+            <w:pPr>
+              <w:pStyle w:val="Compact"/>
+              <w:jc w:val="left"/>
+            </w:pPr>
+            <w:r>
+              <w:t xml:space="preserve">8.8%</w:t>
             </w:r>
           </w:p>
         </w:tc>
@@ -478,31 +805,31 @@
                 <w:bCs/>
                 <w:b/>
               </w:rPr>
-              <w:t xml:space="preserve">Marketing &amp; Customer Acquisition</w:t>
-            </w:r>
-          </w:p>
-        </w:tc>
-        <w:tc>
-          <w:tcPr/>
-          <w:p>
-            <w:pPr>
-              <w:pStyle w:val="Compact"/>
-              <w:jc w:val="left"/>
-            </w:pPr>
-            <w:r>
-              <w:t xml:space="preserve">₦22,000,000</w:t>
-            </w:r>
-          </w:p>
-        </w:tc>
-        <w:tc>
-          <w:tcPr/>
-          <w:p>
-            <w:pPr>
-              <w:pStyle w:val="Compact"/>
-              <w:jc w:val="left"/>
-            </w:pPr>
-            <w:r>
-              <w:t xml:space="preserve">8.8%</w:t>
+              <w:t xml:space="preserve">Contingency &amp; FX Reserve</w:t>
+            </w:r>
+          </w:p>
+        </w:tc>
+        <w:tc>
+          <w:tcPr/>
+          <w:p>
+            <w:pPr>
+              <w:pStyle w:val="Compact"/>
+              <w:jc w:val="left"/>
+            </w:pPr>
+            <w:r>
+              <w:t xml:space="preserve">₦21,000,000</w:t>
+            </w:r>
+          </w:p>
+        </w:tc>
+        <w:tc>
+          <w:tcPr/>
+          <w:p>
+            <w:pPr>
+              <w:pStyle w:val="Compact"/>
+              <w:jc w:val="left"/>
+            </w:pPr>
+            <w:r>
+              <w:t xml:space="preserve">8.4%</w:t>
             </w:r>
           </w:p>
         </w:tc>
@@ -604,31 +931,31 @@
                 <w:bCs/>
                 <w:b/>
               </w:rPr>
-              <w:t xml:space="preserve">Contingency &amp; Emergency Reserve</w:t>
-            </w:r>
-          </w:p>
-        </w:tc>
-        <w:tc>
-          <w:tcPr/>
-          <w:p>
-            <w:pPr>
-              <w:pStyle w:val="Compact"/>
-              <w:jc w:val="left"/>
-            </w:pPr>
-            <w:r>
-              <w:t xml:space="preserve">₦13,250,000</w:t>
-            </w:r>
-          </w:p>
-        </w:tc>
-        <w:tc>
-          <w:tcPr/>
-          <w:p>
-            <w:pPr>
-              <w:pStyle w:val="Compact"/>
-              <w:jc w:val="left"/>
-            </w:pPr>
-            <w:r>
-              <w:t xml:space="preserve">5.3%</w:t>
+              <w:t xml:space="preserve">Licensing, Legal &amp; Compliance</w:t>
+            </w:r>
+          </w:p>
+        </w:tc>
+        <w:tc>
+          <w:tcPr/>
+          <w:p>
+            <w:pPr>
+              <w:pStyle w:val="Compact"/>
+              <w:jc w:val="left"/>
+            </w:pPr>
+            <w:r>
+              <w:t xml:space="preserve">₦10,000,000</w:t>
+            </w:r>
+          </w:p>
+        </w:tc>
+        <w:tc>
+          <w:tcPr/>
+          <w:p>
+            <w:pPr>
+              <w:pStyle w:val="Compact"/>
+              <w:jc w:val="left"/>
+            </w:pPr>
+            <w:r>
+              <w:t xml:space="preserve">4.0%</w:t>
             </w:r>
           </w:p>
         </w:tc>
@@ -692,7 +1019,7 @@
         <w:rPr>
           <w:rStyle w:val="VerbatimChar"/>
         </w:rPr>
-        <w:t xml:space="preserve">  Human Capital     ████████████████████████████████░  32.8%  ₦82M</w:t>
+        <w:t xml:space="preserve">  Hardware (23 SKUs)██████████████████████████████░░  30.0%  ₦75M</w:t>
       </w:r>
       <w:r>
         <w:br/>
@@ -701,7 +1028,7 @@
         <w:rPr>
           <w:rStyle w:val="VerbatimChar"/>
         </w:rPr>
-        <w:t xml:space="preserve">  Hardware          ████████████████████░░░░░░░░░░░░  20.8%  ₦52M</w:t>
+        <w:t xml:space="preserve">  Human Capital     ████████████████████████████░░░░  28.0%  ₦70M</w:t>
       </w:r>
       <w:r>
         <w:br/>
@@ -728,7 +1055,7 @@
         <w:rPr>
           <w:rStyle w:val="VerbatimChar"/>
         </w:rPr>
-        <w:t xml:space="preserve">  Legal/Compliance  ███████░░░░░░░░░░░░░░░░░░░░░░░░   7.5%  ₦18.75M</w:t>
+        <w:t xml:space="preserve">  Contingency/FX    ████████░░░░░░░░░░░░░░░░░░░░░░░   8.4%  ₦21M</w:t>
       </w:r>
       <w:r>
         <w:br/>
@@ -746,7 +1073,7 @@
         <w:rPr>
           <w:rStyle w:val="VerbatimChar"/>
         </w:rPr>
-        <w:t xml:space="preserve">  Contingency       █████░░░░░░░░░░░░░░░░░░░░░░░░░░   5.3%  ₦13.25M</w:t>
+        <w:t xml:space="preserve">  Logistics Setup   ████░░░░░░░░░░░░░░░░░░░░░░░░░░░   4.8%  ₦12M</w:t>
       </w:r>
       <w:r>
         <w:br/>
@@ -755,7 +1082,7 @@
         <w:rPr>
           <w:rStyle w:val="VerbatimChar"/>
         </w:rPr>
-        <w:t xml:space="preserve">  Logistics Setup   ████░░░░░░░░░░░░░░░░░░░░░░░░░░░   4.8%  ₦12M</w:t>
+        <w:t xml:space="preserve">  Legal/Compliance  ████░░░░░░░░░░░░░░░░░░░░░░░░░░░   4.0%  ₦10M</w:t>
       </w:r>
     </w:p>
     <w:p>
@@ -765,8 +1092,289 @@
         </w:pict>
       </w:r>
     </w:p>
-    <w:bookmarkEnd w:id="23"/>
-    <w:bookmarkStart w:id="24" w:name="month-execution-roadmap"/>
+    <w:bookmarkEnd w:id="24"/>
+    <w:bookmarkStart w:id="25" w:name="hardware-portfolio-23-skus"/>
+    <w:p>
+      <w:pPr>
+        <w:pStyle w:val="Heading2"/>
+      </w:pPr>
+      <w:r>
+        <w:t xml:space="preserve">Hardware Portfolio (23 SKUs)</w:t>
+      </w:r>
+    </w:p>
+    <w:tbl>
+      <w:tblPr>
+        <w:tblStyle w:val="Table"/>
+        <w:tblW w:type="pct" w:w="5000"/>
+        <w:tblLook w:firstRow="1" w:lastRow="0" w:firstColumn="0" w:lastColumn="0" w:noHBand="0" w:noVBand="0" w:val="0020"/>
+        <w:jc w:val="start"/>
+      </w:tblPr>
+      <w:tblGrid>
+        <w:gridCol w:w="2262"/>
+        <w:gridCol w:w="2036"/>
+        <w:gridCol w:w="3620"/>
+      </w:tblGrid>
+      <w:tr>
+        <w:trPr>
+          <w:tblHeader w:val="true"/>
+        </w:trPr>
+        <w:tc>
+          <w:tcPr/>
+          <w:p>
+            <w:pPr>
+              <w:pStyle w:val="Compact"/>
+              <w:jc w:val="left"/>
+            </w:pPr>
+            <w:r>
+              <w:t xml:space="preserve">Category</w:t>
+            </w:r>
+          </w:p>
+        </w:tc>
+        <w:tc>
+          <w:tcPr/>
+          <w:p>
+            <w:pPr>
+              <w:pStyle w:val="Compact"/>
+              <w:jc w:val="left"/>
+            </w:pPr>
+            <w:r>
+              <w:t xml:space="preserve">Products</w:t>
+            </w:r>
+          </w:p>
+        </w:tc>
+        <w:tc>
+          <w:tcPr/>
+          <w:p>
+            <w:pPr>
+              <w:pStyle w:val="Compact"/>
+              <w:jc w:val="left"/>
+            </w:pPr>
+            <w:r>
+              <w:t xml:space="preserve">Price Range (₦)</w:t>
+            </w:r>
+          </w:p>
+        </w:tc>
+      </w:tr>
+      <w:tr>
+        <w:tc>
+          <w:tcPr/>
+          <w:p>
+            <w:pPr>
+              <w:pStyle w:val="Compact"/>
+              <w:jc w:val="left"/>
+            </w:pPr>
+            <w:r>
+              <w:rPr>
+                <w:bCs/>
+                <w:b/>
+              </w:rPr>
+              <w:t xml:space="preserve">Commerce</w:t>
+            </w:r>
+          </w:p>
+        </w:tc>
+        <w:tc>
+          <w:tcPr/>
+          <w:p>
+            <w:pPr>
+              <w:pStyle w:val="Compact"/>
+              <w:jc w:val="left"/>
+            </w:pPr>
+            <w:r>
+              <w:t xml:space="preserve">Smart POS, POS Tablet, Self-Service Kiosk, Barcode/Receipt Kit, Logistics Scanner</w:t>
+            </w:r>
+          </w:p>
+        </w:tc>
+        <w:tc>
+          <w:tcPr/>
+          <w:p>
+            <w:pPr>
+              <w:pStyle w:val="Compact"/>
+              <w:jc w:val="left"/>
+            </w:pPr>
+            <w:r>
+              <w:t xml:space="preserve">₦28K–₦250K</w:t>
+            </w:r>
+          </w:p>
+        </w:tc>
+      </w:tr>
+      <w:tr>
+        <w:tc>
+          <w:tcPr/>
+          <w:p>
+            <w:pPr>
+              <w:pStyle w:val="Compact"/>
+              <w:jc w:val="left"/>
+            </w:pPr>
+            <w:r>
+              <w:rPr>
+                <w:bCs/>
+                <w:b/>
+              </w:rPr>
+              <w:t xml:space="preserve">IoT &amp; Energy</w:t>
+            </w:r>
+          </w:p>
+        </w:tc>
+        <w:tc>
+          <w:tcPr/>
+          <w:p>
+            <w:pPr>
+              <w:pStyle w:val="Compact"/>
+              <w:jc w:val="left"/>
+            </w:pPr>
+            <w:r>
+              <w:t xml:space="preserve">Energy Controller, Smart Meter, Power Kit, Mini UPS, Home Battery</w:t>
+            </w:r>
+          </w:p>
+        </w:tc>
+        <w:tc>
+          <w:tcPr/>
+          <w:p>
+            <w:pPr>
+              <w:pStyle w:val="Compact"/>
+              <w:jc w:val="left"/>
+            </w:pPr>
+            <w:r>
+              <w:t xml:space="preserve">₦20K–₦130K</w:t>
+            </w:r>
+          </w:p>
+        </w:tc>
+      </w:tr>
+      <w:tr>
+        <w:tc>
+          <w:tcPr/>
+          <w:p>
+            <w:pPr>
+              <w:pStyle w:val="Compact"/>
+              <w:jc w:val="left"/>
+            </w:pPr>
+            <w:r>
+              <w:rPr>
+                <w:bCs/>
+                <w:b/>
+              </w:rPr>
+              <w:t xml:space="preserve">Water Controllers</w:t>
+            </w:r>
+          </w:p>
+        </w:tc>
+        <w:tc>
+          <w:tcPr/>
+          <w:p>
+            <w:pPr>
+              <w:pStyle w:val="Compact"/>
+              <w:jc w:val="left"/>
+            </w:pPr>
+            <w:r>
+              <w:t xml:space="preserve">Tier 1 Basic, Tier 2 Mid-Range, Tier 3 Smart IoT, Tier 4 Industrial/SCADA</w:t>
+            </w:r>
+          </w:p>
+        </w:tc>
+        <w:tc>
+          <w:tcPr/>
+          <w:p>
+            <w:pPr>
+              <w:pStyle w:val="Compact"/>
+              <w:jc w:val="left"/>
+            </w:pPr>
+            <w:r>
+              <w:t xml:space="preserve">₦15K–₦120K</w:t>
+            </w:r>
+          </w:p>
+        </w:tc>
+      </w:tr>
+      <w:tr>
+        <w:tc>
+          <w:tcPr/>
+          <w:p>
+            <w:pPr>
+              <w:pStyle w:val="Compact"/>
+              <w:jc w:val="left"/>
+            </w:pPr>
+            <w:r>
+              <w:rPr>
+                <w:bCs/>
+                <w:b/>
+              </w:rPr>
+              <w:t xml:space="preserve">Smart Home</w:t>
+            </w:r>
+          </w:p>
+        </w:tc>
+        <w:tc>
+          <w:tcPr/>
+          <w:p>
+            <w:pPr>
+              <w:pStyle w:val="Compact"/>
+              <w:jc w:val="left"/>
+            </w:pPr>
+            <w:r>
+              <w:t xml:space="preserve">Smart Switch, Smart Socket, Smart Camera, IP Camera, Premium Switch/Socket</w:t>
+            </w:r>
+          </w:p>
+        </w:tc>
+        <w:tc>
+          <w:tcPr/>
+          <w:p>
+            <w:pPr>
+              <w:pStyle w:val="Compact"/>
+              <w:jc w:val="left"/>
+            </w:pPr>
+            <w:r>
+              <w:t xml:space="preserve">₦1.5K–₦30K</w:t>
+            </w:r>
+          </w:p>
+        </w:tc>
+      </w:tr>
+      <w:tr>
+        <w:tc>
+          <w:tcPr/>
+          <w:p>
+            <w:pPr>
+              <w:pStyle w:val="Compact"/>
+              <w:jc w:val="left"/>
+            </w:pPr>
+            <w:r>
+              <w:rPr>
+                <w:bCs/>
+                <w:b/>
+              </w:rPr>
+              <w:t xml:space="preserve">Education &amp; Display</w:t>
+            </w:r>
+          </w:p>
+        </w:tc>
+        <w:tc>
+          <w:tcPr/>
+          <w:p>
+            <w:pPr>
+              <w:pStyle w:val="Compact"/>
+              <w:jc w:val="left"/>
+            </w:pPr>
+            <w:r>
+              <w:t xml:space="preserve">Learning Tablet, Indoor LED Panel, Outdoor LED Screen</w:t>
+            </w:r>
+          </w:p>
+        </w:tc>
+        <w:tc>
+          <w:tcPr/>
+          <w:p>
+            <w:pPr>
+              <w:pStyle w:val="Compact"/>
+              <w:jc w:val="left"/>
+            </w:pPr>
+            <w:r>
+              <w:t xml:space="preserve">₦45K–₦140K</w:t>
+            </w:r>
+          </w:p>
+        </w:tc>
+      </w:tr>
+    </w:tbl>
+    <w:p>
+      <w:r>
+        <w:pict>
+          <v:rect style="width:0;height:1.5pt" o:hralign="center" o:hrstd="t" o:hr="t"/>
+        </w:pict>
+      </w:r>
+    </w:p>
+    <w:bookmarkEnd w:id="25"/>
+    <w:bookmarkStart w:id="26" w:name="month-execution-roadmap"/>
     <w:p>
       <w:pPr>
         <w:pStyle w:val="Heading2"/>
@@ -878,7 +1486,7 @@
               <w:jc w:val="left"/>
             </w:pPr>
             <w:r>
-              <w:t xml:space="preserve">Core team (7 people), architecture, first hardware order from China, legal setup</w:t>
+              <w:t xml:space="preserve">Core team (5 people), architecture, first hardware order, legal setup</w:t>
             </w:r>
           </w:p>
         </w:tc>
@@ -932,7 +1540,7 @@
               <w:jc w:val="left"/>
             </w:pPr>
             <w:r>
-              <w:t xml:space="preserve">Pilot 50 merchants, 30 IoT devices, 2 logistics stations, payment integration</w:t>
+              <w:t xml:space="preserve">50 merchants, 30 IoT devices, 2 logistics stations, smart home launch</w:t>
             </w:r>
           </w:p>
         </w:tc>
@@ -986,7 +1594,7 @@
               <w:jc w:val="left"/>
             </w:pPr>
             <w:r>
-              <w:t xml:space="preserve">500 merchants, 3 markets, PSSP application filed, marketing campaigns</w:t>
+              <w:t xml:space="preserve">500 merchants, 3 markets, water controllers launch, marketing campaigns</w:t>
             </w:r>
           </w:p>
         </w:tc>
@@ -1040,7 +1648,7 @@
               <w:jc w:val="left"/>
             </w:pPr>
             <w:r>
-              <w:t xml:space="preserve">1,500 merchants, 300 devices, ₦100M+/month payment volume, credit scoring prototype</w:t>
+              <w:t xml:space="preserve">1,500 merchants, 300 devices, credit scoring prototype</w:t>
             </w:r>
           </w:p>
         </w:tc>
@@ -1070,7 +1678,7 @@
                 <w:bCs/>
                 <w:b/>
               </w:rPr>
-              <w:t xml:space="preserve">Phase 5: Ecosystem Maturity</w:t>
+              <w:t xml:space="preserve">Phase 5: Maturity</w:t>
             </w:r>
           </w:p>
         </w:tc>
@@ -1094,7 +1702,7 @@
               <w:jc w:val="left"/>
             </w:pPr>
             <w:r>
-              <w:t xml:space="preserve">3,000 merchants, 800 devices, PSSP license, API launch, West Africa research</w:t>
+              <w:t xml:space="preserve">3,000 merchants, 800 devices, API launch, LED displays, West Africa research</w:t>
             </w:r>
           </w:p>
         </w:tc>
@@ -1119,8 +1727,8 @@
         </w:pict>
       </w:r>
     </w:p>
-    <w:bookmarkEnd w:id="24"/>
-    <w:bookmarkStart w:id="25" w:name="key-targets-18-months"/>
+    <w:bookmarkEnd w:id="26"/>
+    <w:bookmarkStart w:id="27" w:name="key-targets-18-months"/>
     <w:p>
       <w:pPr>
         <w:pStyle w:val="Heading2"/>
@@ -1354,56 +1962,6 @@
               <w:jc w:val="left"/>
             </w:pPr>
             <w:r>
-              <w:t xml:space="preserve">Spoke Stations Active</w:t>
-            </w:r>
-          </w:p>
-        </w:tc>
-        <w:tc>
-          <w:tcPr/>
-          <w:p>
-            <w:pPr>
-              <w:pStyle w:val="Compact"/>
-              <w:jc w:val="left"/>
-            </w:pPr>
-            <w:r>
-              <w:t xml:space="preserve">2</w:t>
-            </w:r>
-          </w:p>
-        </w:tc>
-        <w:tc>
-          <w:tcPr/>
-          <w:p>
-            <w:pPr>
-              <w:pStyle w:val="Compact"/>
-              <w:jc w:val="left"/>
-            </w:pPr>
-            <w:r>
-              <w:t xml:space="preserve">10</w:t>
-            </w:r>
-          </w:p>
-        </w:tc>
-        <w:tc>
-          <w:tcPr/>
-          <w:p>
-            <w:pPr>
-              <w:pStyle w:val="Compact"/>
-              <w:jc w:val="left"/>
-            </w:pPr>
-            <w:r>
-              <w:t xml:space="preserve">20</w:t>
-            </w:r>
-          </w:p>
-        </w:tc>
-      </w:tr>
-      <w:tr>
-        <w:tc>
-          <w:tcPr/>
-          <w:p>
-            <w:pPr>
-              <w:pStyle w:val="Compact"/>
-              <w:jc w:val="left"/>
-            </w:pPr>
-            <w:r>
               <w:t xml:space="preserve">Monthly Revenue (₦)</w:t>
             </w:r>
           </w:p>
@@ -1454,56 +2012,6 @@
               <w:jc w:val="left"/>
             </w:pPr>
             <w:r>
-              <w:t xml:space="preserve">Payment GMV (₦/month)</w:t>
-            </w:r>
-          </w:p>
-        </w:tc>
-        <w:tc>
-          <w:tcPr/>
-          <w:p>
-            <w:pPr>
-              <w:pStyle w:val="Compact"/>
-              <w:jc w:val="left"/>
-            </w:pPr>
-            <w:r>
-              <w:t xml:space="preserve">20M</w:t>
-            </w:r>
-          </w:p>
-        </w:tc>
-        <w:tc>
-          <w:tcPr/>
-          <w:p>
-            <w:pPr>
-              <w:pStyle w:val="Compact"/>
-              <w:jc w:val="left"/>
-            </w:pPr>
-            <w:r>
-              <w:t xml:space="preserve">150M</w:t>
-            </w:r>
-          </w:p>
-        </w:tc>
-        <w:tc>
-          <w:tcPr/>
-          <w:p>
-            <w:pPr>
-              <w:pStyle w:val="Compact"/>
-              <w:jc w:val="left"/>
-            </w:pPr>
-            <w:r>
-              <w:t xml:space="preserve">500M</w:t>
-            </w:r>
-          </w:p>
-        </w:tc>
-      </w:tr>
-      <w:tr>
-        <w:tc>
-          <w:tcPr/>
-          <w:p>
-            <w:pPr>
-              <w:pStyle w:val="Compact"/>
-              <w:jc w:val="left"/>
-            </w:pPr>
-            <w:r>
               <w:t xml:space="preserve">Team Size</w:t>
             </w:r>
           </w:p>
@@ -1516,500 +2024,31 @@
               <w:jc w:val="left"/>
             </w:pPr>
             <w:r>
-              <w:t xml:space="preserve">12</w:t>
-            </w:r>
-          </w:p>
-        </w:tc>
-        <w:tc>
-          <w:tcPr/>
-          <w:p>
-            <w:pPr>
-              <w:pStyle w:val="Compact"/>
-              <w:jc w:val="left"/>
-            </w:pPr>
-            <w:r>
-              <w:t xml:space="preserve">25</w:t>
-            </w:r>
-          </w:p>
-        </w:tc>
-        <w:tc>
-          <w:tcPr/>
-          <w:p>
-            <w:pPr>
-              <w:pStyle w:val="Compact"/>
-              <w:jc w:val="left"/>
-            </w:pPr>
-            <w:r>
-              <w:t xml:space="preserve">35</w:t>
-            </w:r>
-          </w:p>
-        </w:tc>
-      </w:tr>
-    </w:tbl>
-    <w:p>
-      <w:r>
-        <w:pict>
-          <v:rect style="width:0;height:1.5pt" o:hralign="center" o:hrstd="t" o:hr="t"/>
-        </w:pict>
-      </w:r>
-    </w:p>
-    <w:bookmarkEnd w:id="25"/>
-    <w:bookmarkStart w:id="26" w:name="revenue-projections"/>
-    <w:p>
-      <w:pPr>
-        <w:pStyle w:val="Heading2"/>
-      </w:pPr>
-      <w:r>
-        <w:t xml:space="preserve">Revenue Projections</w:t>
-      </w:r>
-    </w:p>
-    <w:tbl>
-      <w:tblPr>
-        <w:tblStyle w:val="Table"/>
-        <w:tblW w:type="pct" w:w="5000"/>
-        <w:tblLook w:firstRow="1" w:lastRow="0" w:firstColumn="0" w:lastColumn="0" w:noHBand="0" w:noVBand="0" w:val="0020"/>
-        <w:jc w:val="start"/>
-      </w:tblPr>
-      <w:tblGrid>
-        <w:gridCol w:w="1018"/>
-        <w:gridCol w:w="905"/>
-        <w:gridCol w:w="2036"/>
-        <w:gridCol w:w="2489"/>
-        <w:gridCol w:w="1470"/>
-      </w:tblGrid>
-      <w:tr>
-        <w:trPr>
-          <w:tblHeader w:val="true"/>
-        </w:trPr>
-        <w:tc>
-          <w:tcPr/>
-          <w:p>
-            <w:pPr>
-              <w:pStyle w:val="Compact"/>
-              <w:jc w:val="left"/>
-            </w:pPr>
-            <w:r>
-              <w:t xml:space="preserve">Quarter</w:t>
-            </w:r>
-          </w:p>
-        </w:tc>
-        <w:tc>
-          <w:tcPr/>
-          <w:p>
-            <w:pPr>
-              <w:pStyle w:val="Compact"/>
-              <w:jc w:val="left"/>
-            </w:pPr>
-            <w:r>
-              <w:t xml:space="preserve">Months</w:t>
-            </w:r>
-          </w:p>
-        </w:tc>
-        <w:tc>
-          <w:tcPr/>
-          <w:p>
-            <w:pPr>
-              <w:pStyle w:val="Compact"/>
-              <w:jc w:val="left"/>
-            </w:pPr>
-            <w:r>
-              <w:t xml:space="preserve">Monthly Burn (₦)</w:t>
-            </w:r>
-          </w:p>
-        </w:tc>
-        <w:tc>
-          <w:tcPr/>
-          <w:p>
-            <w:pPr>
-              <w:pStyle w:val="Compact"/>
-              <w:jc w:val="left"/>
-            </w:pPr>
-            <w:r>
-              <w:t xml:space="preserve">Cumulative Spend (₦)</w:t>
-            </w:r>
-          </w:p>
-        </w:tc>
-        <w:tc>
-          <w:tcPr/>
-          <w:p>
-            <w:pPr>
-              <w:pStyle w:val="Compact"/>
-              <w:jc w:val="left"/>
-            </w:pPr>
-            <w:r>
-              <w:t xml:space="preserve">Revenue (₦)</w:t>
-            </w:r>
-          </w:p>
-        </w:tc>
-      </w:tr>
-      <w:tr>
-        <w:tc>
-          <w:tcPr/>
-          <w:p>
-            <w:pPr>
-              <w:pStyle w:val="Compact"/>
-              <w:jc w:val="left"/>
-            </w:pPr>
-            <w:r>
-              <w:t xml:space="preserve">Q1</w:t>
-            </w:r>
-          </w:p>
-        </w:tc>
-        <w:tc>
-          <w:tcPr/>
-          <w:p>
-            <w:pPr>
-              <w:pStyle w:val="Compact"/>
-              <w:jc w:val="left"/>
-            </w:pPr>
-            <w:r>
-              <w:t xml:space="preserve">1–3</w:t>
-            </w:r>
-          </w:p>
-        </w:tc>
-        <w:tc>
-          <w:tcPr/>
-          <w:p>
-            <w:pPr>
-              <w:pStyle w:val="Compact"/>
-              <w:jc w:val="left"/>
-            </w:pPr>
-            <w:r>
-              <w:t xml:space="preserve">₦14.0M</w:t>
-            </w:r>
-          </w:p>
-        </w:tc>
-        <w:tc>
-          <w:tcPr/>
-          <w:p>
-            <w:pPr>
-              <w:pStyle w:val="Compact"/>
-              <w:jc w:val="left"/>
-            </w:pPr>
-            <w:r>
-              <w:t xml:space="preserve">₦42.0M</w:t>
-            </w:r>
-          </w:p>
-        </w:tc>
-        <w:tc>
-          <w:tcPr/>
-          <w:p>
-            <w:pPr>
-              <w:pStyle w:val="Compact"/>
-              <w:jc w:val="left"/>
-            </w:pPr>
-            <w:r>
-              <w:t xml:space="preserve">₦0</w:t>
-            </w:r>
-          </w:p>
-        </w:tc>
-      </w:tr>
-      <w:tr>
-        <w:tc>
-          <w:tcPr/>
-          <w:p>
-            <w:pPr>
-              <w:pStyle w:val="Compact"/>
-              <w:jc w:val="left"/>
-            </w:pPr>
-            <w:r>
-              <w:t xml:space="preserve">Q2</w:t>
-            </w:r>
-          </w:p>
-        </w:tc>
-        <w:tc>
-          <w:tcPr/>
-          <w:p>
-            <w:pPr>
-              <w:pStyle w:val="Compact"/>
-              <w:jc w:val="left"/>
-            </w:pPr>
-            <w:r>
-              <w:t xml:space="preserve">4–6</w:t>
-            </w:r>
-          </w:p>
-        </w:tc>
-        <w:tc>
-          <w:tcPr/>
-          <w:p>
-            <w:pPr>
-              <w:pStyle w:val="Compact"/>
-              <w:jc w:val="left"/>
-            </w:pPr>
-            <w:r>
-              <w:t xml:space="preserve">₦16.5M</w:t>
-            </w:r>
-          </w:p>
-        </w:tc>
-        <w:tc>
-          <w:tcPr/>
-          <w:p>
-            <w:pPr>
-              <w:pStyle w:val="Compact"/>
-              <w:jc w:val="left"/>
-            </w:pPr>
-            <w:r>
-              <w:t xml:space="preserve">₦91.5M</w:t>
-            </w:r>
-          </w:p>
-        </w:tc>
-        <w:tc>
-          <w:tcPr/>
-          <w:p>
-            <w:pPr>
-              <w:pStyle w:val="Compact"/>
-              <w:jc w:val="left"/>
-            </w:pPr>
-            <w:r>
-              <w:t xml:space="preserve">₦1.5M</w:t>
-            </w:r>
-          </w:p>
-        </w:tc>
-      </w:tr>
-      <w:tr>
-        <w:tc>
-          <w:tcPr/>
-          <w:p>
-            <w:pPr>
-              <w:pStyle w:val="Compact"/>
-              <w:jc w:val="left"/>
-            </w:pPr>
-            <w:r>
-              <w:t xml:space="preserve">Q3</w:t>
-            </w:r>
-          </w:p>
-        </w:tc>
-        <w:tc>
-          <w:tcPr/>
-          <w:p>
-            <w:pPr>
-              <w:pStyle w:val="Compact"/>
-              <w:jc w:val="left"/>
-            </w:pPr>
-            <w:r>
-              <w:t xml:space="preserve">7–9</w:t>
-            </w:r>
-          </w:p>
-        </w:tc>
-        <w:tc>
-          <w:tcPr/>
-          <w:p>
-            <w:pPr>
-              <w:pStyle w:val="Compact"/>
-              <w:jc w:val="left"/>
-            </w:pPr>
-            <w:r>
-              <w:t xml:space="preserve">₦17.0M</w:t>
-            </w:r>
-          </w:p>
-        </w:tc>
-        <w:tc>
-          <w:tcPr/>
-          <w:p>
-            <w:pPr>
-              <w:pStyle w:val="Compact"/>
-              <w:jc w:val="left"/>
-            </w:pPr>
-            <w:r>
-              <w:t xml:space="preserve">₦142.5M</w:t>
-            </w:r>
-          </w:p>
-        </w:tc>
-        <w:tc>
-          <w:tcPr/>
-          <w:p>
-            <w:pPr>
-              <w:pStyle w:val="Compact"/>
-              <w:jc w:val="left"/>
-            </w:pPr>
-            <w:r>
-              <w:t xml:space="preserve">₦8.0M</w:t>
-            </w:r>
-          </w:p>
-        </w:tc>
-      </w:tr>
-      <w:tr>
-        <w:tc>
-          <w:tcPr/>
-          <w:p>
-            <w:pPr>
-              <w:pStyle w:val="Compact"/>
-              <w:jc w:val="left"/>
-            </w:pPr>
-            <w:r>
-              <w:t xml:space="preserve">Q4</w:t>
-            </w:r>
-          </w:p>
-        </w:tc>
-        <w:tc>
-          <w:tcPr/>
-          <w:p>
-            <w:pPr>
-              <w:pStyle w:val="Compact"/>
-              <w:jc w:val="left"/>
-            </w:pPr>
-            <w:r>
-              <w:t xml:space="preserve">10–12</w:t>
-            </w:r>
-          </w:p>
-        </w:tc>
-        <w:tc>
-          <w:tcPr/>
-          <w:p>
-            <w:pPr>
-              <w:pStyle w:val="Compact"/>
-              <w:jc w:val="left"/>
-            </w:pPr>
-            <w:r>
-              <w:t xml:space="preserve">₦15.0M</w:t>
-            </w:r>
-          </w:p>
-        </w:tc>
-        <w:tc>
-          <w:tcPr/>
-          <w:p>
-            <w:pPr>
-              <w:pStyle w:val="Compact"/>
-              <w:jc w:val="left"/>
-            </w:pPr>
-            <w:r>
-              <w:t xml:space="preserve">₦187.5M</w:t>
-            </w:r>
-          </w:p>
-        </w:tc>
-        <w:tc>
-          <w:tcPr/>
-          <w:p>
-            <w:pPr>
-              <w:pStyle w:val="Compact"/>
-              <w:jc w:val="left"/>
-            </w:pPr>
-            <w:r>
-              <w:t xml:space="preserve">₦22.0M</w:t>
-            </w:r>
-          </w:p>
-        </w:tc>
-      </w:tr>
-      <w:tr>
-        <w:tc>
-          <w:tcPr/>
-          <w:p>
-            <w:pPr>
-              <w:pStyle w:val="Compact"/>
-              <w:jc w:val="left"/>
-            </w:pPr>
-            <w:r>
-              <w:t xml:space="preserve">Q5</w:t>
-            </w:r>
-          </w:p>
-        </w:tc>
-        <w:tc>
-          <w:tcPr/>
-          <w:p>
-            <w:pPr>
-              <w:pStyle w:val="Compact"/>
-              <w:jc w:val="left"/>
-            </w:pPr>
-            <w:r>
-              <w:t xml:space="preserve">13–15</w:t>
-            </w:r>
-          </w:p>
-        </w:tc>
-        <w:tc>
-          <w:tcPr/>
-          <w:p>
-            <w:pPr>
-              <w:pStyle w:val="Compact"/>
-              <w:jc w:val="left"/>
-            </w:pPr>
-            <w:r>
-              <w:t xml:space="preserve">₦12.5M</w:t>
-            </w:r>
-          </w:p>
-        </w:tc>
-        <w:tc>
-          <w:tcPr/>
-          <w:p>
-            <w:pPr>
-              <w:pStyle w:val="Compact"/>
-              <w:jc w:val="left"/>
-            </w:pPr>
-            <w:r>
-              <w:t xml:space="preserve">₦225.0M</w:t>
-            </w:r>
-          </w:p>
-        </w:tc>
-        <w:tc>
-          <w:tcPr/>
-          <w:p>
-            <w:pPr>
-              <w:pStyle w:val="Compact"/>
-              <w:jc w:val="left"/>
-            </w:pPr>
-            <w:r>
-              <w:t xml:space="preserve">₦32.0M</w:t>
-            </w:r>
-          </w:p>
-        </w:tc>
-      </w:tr>
-      <w:tr>
-        <w:tc>
-          <w:tcPr/>
-          <w:p>
-            <w:pPr>
-              <w:pStyle w:val="Compact"/>
-              <w:jc w:val="left"/>
-            </w:pPr>
-            <w:r>
-              <w:t xml:space="preserve">Q6</w:t>
-            </w:r>
-          </w:p>
-        </w:tc>
-        <w:tc>
-          <w:tcPr/>
-          <w:p>
-            <w:pPr>
-              <w:pStyle w:val="Compact"/>
-              <w:jc w:val="left"/>
-            </w:pPr>
-            <w:r>
-              <w:t xml:space="preserve">16–18</w:t>
-            </w:r>
-          </w:p>
-        </w:tc>
-        <w:tc>
-          <w:tcPr/>
-          <w:p>
-            <w:pPr>
-              <w:pStyle w:val="Compact"/>
-              <w:jc w:val="left"/>
-            </w:pPr>
-            <w:r>
-              <w:t xml:space="preserve">₦8.3M</w:t>
-            </w:r>
-          </w:p>
-        </w:tc>
-        <w:tc>
-          <w:tcPr/>
-          <w:p>
-            <w:pPr>
-              <w:pStyle w:val="Compact"/>
-              <w:jc w:val="left"/>
-            </w:pPr>
-            <w:r>
-              <w:t xml:space="preserve">₦250.0M</w:t>
-            </w:r>
-          </w:p>
-        </w:tc>
-        <w:tc>
-          <w:tcPr/>
-          <w:p>
-            <w:pPr>
-              <w:pStyle w:val="Compact"/>
-              <w:jc w:val="left"/>
-            </w:pPr>
-            <w:r>
-              <w:t xml:space="preserve">₦42.0M</w:t>
+              <w:t xml:space="preserve">9</w:t>
+            </w:r>
+          </w:p>
+        </w:tc>
+        <w:tc>
+          <w:tcPr/>
+          <w:p>
+            <w:pPr>
+              <w:pStyle w:val="Compact"/>
+              <w:jc w:val="left"/>
+            </w:pPr>
+            <w:r>
+              <w:t xml:space="preserve">18</w:t>
+            </w:r>
+          </w:p>
+        </w:tc>
+        <w:tc>
+          <w:tcPr/>
+          <w:p>
+            <w:pPr>
+              <w:pStyle w:val="Compact"/>
+              <w:jc w:val="left"/>
+            </w:pPr>
+            <w:r>
+              <w:t xml:space="preserve">22–25</w:t>
             </w:r>
           </w:p>
         </w:tc>
@@ -2030,7 +2069,7 @@
         <w:t xml:space="preserve"> </w:t>
       </w:r>
       <w:r>
-        <w:t xml:space="preserve">₦103.6M</w:t>
+        <w:t xml:space="preserve">₦103.6M |</w:t>
       </w:r>
       <w:r>
         <w:t xml:space="preserve"> </w:t>
@@ -2040,13 +2079,13 @@
           <w:bCs/>
           <w:b/>
         </w:rPr>
-        <w:t xml:space="preserve">Break-even projected:</w:t>
+        <w:t xml:space="preserve">Break-even:</w:t>
       </w:r>
       <w:r>
         <w:t xml:space="preserve"> </w:t>
       </w:r>
       <w:r>
-        <w:t xml:space="preserve">Month 14–16 (operational break-even)</w:t>
+        <w:t xml:space="preserve">Month 14–16</w:t>
       </w:r>
     </w:p>
     <w:p>
@@ -2056,14 +2095,14 @@
         </w:pict>
       </w:r>
     </w:p>
-    <w:bookmarkEnd w:id="26"/>
-    <w:bookmarkStart w:id="27" w:name="team-growth"/>
+    <w:bookmarkEnd w:id="27"/>
+    <w:bookmarkStart w:id="28" w:name="team-growth-lean"/>
     <w:p>
       <w:pPr>
         <w:pStyle w:val="Heading2"/>
       </w:pPr>
       <w:r>
-        <w:t xml:space="preserve">Team Growth</w:t>
+        <w:t xml:space="preserve">Team Growth (Lean)</w:t>
       </w:r>
     </w:p>
     <w:tbl>
@@ -2153,31 +2192,31 @@
               <w:jc w:val="left"/>
             </w:pPr>
             <w:r>
-              <w:t xml:space="preserve">7</w:t>
-            </w:r>
-          </w:p>
-        </w:tc>
-        <w:tc>
-          <w:tcPr/>
-          <w:p>
-            <w:pPr>
-              <w:pStyle w:val="Compact"/>
-              <w:jc w:val="left"/>
-            </w:pPr>
-            <w:r>
-              <w:t xml:space="preserve">₦2,400,000</w:t>
-            </w:r>
-          </w:p>
-        </w:tc>
-        <w:tc>
-          <w:tcPr/>
-          <w:p>
-            <w:pPr>
-              <w:pStyle w:val="Compact"/>
-              <w:jc w:val="left"/>
-            </w:pPr>
-            <w:r>
-              <w:t xml:space="preserve">CTO, 2 engineers, UI/UX, compliance, market ops</w:t>
+              <w:t xml:space="preserve">5</w:t>
+            </w:r>
+          </w:p>
+        </w:tc>
+        <w:tc>
+          <w:tcPr/>
+          <w:p>
+            <w:pPr>
+              <w:pStyle w:val="Compact"/>
+              <w:jc w:val="left"/>
+            </w:pPr>
+            <w:r>
+              <w:t xml:space="preserve">₦1,950,000</w:t>
+            </w:r>
+          </w:p>
+        </w:tc>
+        <w:tc>
+          <w:tcPr/>
+          <w:p>
+            <w:pPr>
+              <w:pStyle w:val="Compact"/>
+              <w:jc w:val="left"/>
+            </w:pPr>
+            <w:r>
+              <w:t xml:space="preserve">CTO, 2 engineers, market ops</w:t>
             </w:r>
           </w:p>
         </w:tc>
@@ -2203,31 +2242,31 @@
               <w:jc w:val="left"/>
             </w:pPr>
             <w:r>
-              <w:t xml:space="preserve">12</w:t>
-            </w:r>
-          </w:p>
-        </w:tc>
-        <w:tc>
-          <w:tcPr/>
-          <w:p>
-            <w:pPr>
-              <w:pStyle w:val="Compact"/>
-              <w:jc w:val="left"/>
-            </w:pPr>
-            <w:r>
-              <w:t xml:space="preserve">₦3,990,000</w:t>
-            </w:r>
-          </w:p>
-        </w:tc>
-        <w:tc>
-          <w:tcPr/>
-          <w:p>
-            <w:pPr>
-              <w:pStyle w:val="Compact"/>
-              <w:jc w:val="left"/>
-            </w:pPr>
-            <w:r>
-              <w:t xml:space="preserve">IoT engineer, DevOps, 3 field agents</w:t>
+              <w:t xml:space="preserve">9</w:t>
+            </w:r>
+          </w:p>
+        </w:tc>
+        <w:tc>
+          <w:tcPr/>
+          <w:p>
+            <w:pPr>
+              <w:pStyle w:val="Compact"/>
+              <w:jc w:val="left"/>
+            </w:pPr>
+            <w:r>
+              <w:t xml:space="preserve">₦3,060,000</w:t>
+            </w:r>
+          </w:p>
+        </w:tc>
+        <w:tc>
+          <w:tcPr/>
+          <w:p>
+            <w:pPr>
+              <w:pStyle w:val="Compact"/>
+              <w:jc w:val="left"/>
+            </w:pPr>
+            <w:r>
+              <w:t xml:space="preserve">IoT engineer, DevOps, 2 agents</w:t>
             </w:r>
           </w:p>
         </w:tc>
@@ -2253,6 +2292,56 @@
               <w:jc w:val="left"/>
             </w:pPr>
             <w:r>
+              <w:t xml:space="preserve">13</w:t>
+            </w:r>
+          </w:p>
+        </w:tc>
+        <w:tc>
+          <w:tcPr/>
+          <w:p>
+            <w:pPr>
+              <w:pStyle w:val="Compact"/>
+              <w:jc w:val="left"/>
+            </w:pPr>
+            <w:r>
+              <w:t xml:space="preserve">₦4,310,000</w:t>
+            </w:r>
+          </w:p>
+        </w:tc>
+        <w:tc>
+          <w:tcPr/>
+          <w:p>
+            <w:pPr>
+              <w:pStyle w:val="Compact"/>
+              <w:jc w:val="left"/>
+            </w:pPr>
+            <w:r>
+              <w:t xml:space="preserve">Payments PM, data analyst, 2 support</w:t>
+            </w:r>
+          </w:p>
+        </w:tc>
+      </w:tr>
+      <w:tr>
+        <w:tc>
+          <w:tcPr/>
+          <w:p>
+            <w:pPr>
+              <w:pStyle w:val="Compact"/>
+              <w:jc w:val="left"/>
+            </w:pPr>
+            <w:r>
+              <w:t xml:space="preserve">Phase 4 (Mo 10–12)</w:t>
+            </w:r>
+          </w:p>
+        </w:tc>
+        <w:tc>
+          <w:tcPr/>
+          <w:p>
+            <w:pPr>
+              <w:pStyle w:val="Compact"/>
+              <w:jc w:val="left"/>
+            </w:pPr>
+            <w:r>
               <w:t xml:space="preserve">18</w:t>
             </w:r>
           </w:p>
@@ -2265,69 +2354,19 @@
               <w:jc w:val="left"/>
             </w:pPr>
             <w:r>
-              <w:t xml:space="preserve">₦5,890,000</w:t>
-            </w:r>
-          </w:p>
-        </w:tc>
-        <w:tc>
-          <w:tcPr/>
-          <w:p>
-            <w:pPr>
-              <w:pStyle w:val="Compact"/>
-              <w:jc w:val="left"/>
-            </w:pPr>
-            <w:r>
-              <w:t xml:space="preserve">Payments PM, data analyst, 3 support, 5 agents</w:t>
-            </w:r>
-          </w:p>
-        </w:tc>
-      </w:tr>
-      <w:tr>
-        <w:tc>
-          <w:tcPr/>
-          <w:p>
-            <w:pPr>
-              <w:pStyle w:val="Compact"/>
-              <w:jc w:val="left"/>
-            </w:pPr>
-            <w:r>
-              <w:t xml:space="preserve">Phase 4 (Mo 10–12)</w:t>
-            </w:r>
-          </w:p>
-        </w:tc>
-        <w:tc>
-          <w:tcPr/>
-          <w:p>
-            <w:pPr>
-              <w:pStyle w:val="Compact"/>
-              <w:jc w:val="left"/>
-            </w:pPr>
-            <w:r>
-              <w:t xml:space="preserve">25</w:t>
-            </w:r>
-          </w:p>
-        </w:tc>
-        <w:tc>
-          <w:tcPr/>
-          <w:p>
-            <w:pPr>
-              <w:pStyle w:val="Compact"/>
-              <w:jc w:val="left"/>
-            </w:pPr>
-            <w:r>
-              <w:t xml:space="preserve">₦7,840,000</w:t>
-            </w:r>
-          </w:p>
-        </w:tc>
-        <w:tc>
-          <w:tcPr/>
-          <w:p>
-            <w:pPr>
-              <w:pStyle w:val="Compact"/>
-              <w:jc w:val="left"/>
-            </w:pPr>
-            <w:r>
-              <w:t xml:space="preserve">Risk analyst, logistics lead, 3 jr engineers</w:t>
+              <w:t xml:space="preserve">₦5,320,000</w:t>
+            </w:r>
+          </w:p>
+        </w:tc>
+        <w:tc>
+          <w:tcPr/>
+          <w:p>
+            <w:pPr>
+              <w:pStyle w:val="Compact"/>
+              <w:jc w:val="left"/>
+            </w:pPr>
+            <w:r>
+              <w:t xml:space="preserve">Logistics lead, 2 jr engineers, 2 agents</w:t>
             </w:r>
           </w:p>
         </w:tc>
@@ -2353,50 +2392,36 @@
               <w:jc w:val="left"/>
             </w:pPr>
             <w:r>
-              <w:t xml:space="preserve">30–35</w:t>
-            </w:r>
-          </w:p>
-        </w:tc>
-        <w:tc>
-          <w:tcPr/>
-          <w:p>
-            <w:pPr>
-              <w:pStyle w:val="Compact"/>
-              <w:jc w:val="left"/>
-            </w:pPr>
-            <w:r>
-              <w:t xml:space="preserve">₦9,390,000</w:t>
-            </w:r>
-          </w:p>
-        </w:tc>
-        <w:tc>
-          <w:tcPr/>
-          <w:p>
-            <w:pPr>
-              <w:pStyle w:val="Compact"/>
-              <w:jc w:val="left"/>
-            </w:pPr>
-            <w:r>
-              <w:t xml:space="preserve">Data engineer, BD lead, regional coordinators</w:t>
+              <w:t xml:space="preserve">22–25</w:t>
+            </w:r>
+          </w:p>
+        </w:tc>
+        <w:tc>
+          <w:tcPr/>
+          <w:p>
+            <w:pPr>
+              <w:pStyle w:val="Compact"/>
+              <w:jc w:val="left"/>
+            </w:pPr>
+            <w:r>
+              <w:t xml:space="preserve">₦6,690,000</w:t>
+            </w:r>
+          </w:p>
+        </w:tc>
+        <w:tc>
+          <w:tcPr/>
+          <w:p>
+            <w:pPr>
+              <w:pStyle w:val="Compact"/>
+              <w:jc w:val="left"/>
+            </w:pPr>
+            <w:r>
+              <w:t xml:space="preserve">Data engineer, BD lead, field coordinator</w:t>
             </w:r>
           </w:p>
         </w:tc>
       </w:tr>
     </w:tbl>
-    <w:p>
-      <w:pPr>
-        <w:pStyle w:val="BlockText"/>
-      </w:pPr>
-      <w:r>
-        <w:t xml:space="preserve">Salaries benchmarked against Glassdoor, PayScale, and Levels.fyi Nigeria data (March 2026).</w:t>
-      </w:r>
-      <w:r>
-        <w:t xml:space="preserve"> </w:t>
-      </w:r>
-      <w:r>
-        <w:t xml:space="preserve">All figures are for on-site/local roles in Lagos. Lean/startup-tier compensation offset by equity for key hires.</w:t>
-      </w:r>
-    </w:p>
     <w:p>
       <w:r>
         <w:pict>
@@ -2404,79 +2429,14 @@
         </w:pict>
       </w:r>
     </w:p>
-    <w:bookmarkEnd w:id="27"/>
-    <w:bookmarkStart w:id="28" w:name="psspptsp-payment-license-critical-note"/>
+    <w:bookmarkEnd w:id="28"/>
+    <w:bookmarkStart w:id="29" w:name="psspptsp-payment-licenses-funding-gap"/>
     <w:p>
       <w:pPr>
         <w:pStyle w:val="Heading2"/>
       </w:pPr>
       <w:r>
-        <w:t xml:space="preserve">PSSP/PTSP Payment License — Critical Note</w:t>
-      </w:r>
-    </w:p>
-    <w:p>
-      <w:pPr>
-        <w:pStyle w:val="FirstParagraph"/>
-      </w:pPr>
-      <w:r>
-        <w:t xml:space="preserve">The CBN requires</w:t>
-      </w:r>
-      <w:r>
-        <w:t xml:space="preserve"> </w:t>
-      </w:r>
-      <w:r>
-        <w:rPr>
-          <w:bCs/>
-          <w:b/>
-        </w:rPr>
-        <w:t xml:space="preserve">₦100M minimum share capital</w:t>
-      </w:r>
-      <w:r>
-        <w:t xml:space="preserve"> </w:t>
-      </w:r>
-      <w:r>
-        <w:t xml:space="preserve">+</w:t>
-      </w:r>
-      <w:r>
-        <w:t xml:space="preserve"> </w:t>
-      </w:r>
-      <w:r>
-        <w:rPr>
-          <w:bCs/>
-          <w:b/>
-        </w:rPr>
-        <w:t xml:space="preserve">₦100M refundable escrow</w:t>
-      </w:r>
-      <w:r>
-        <w:t xml:space="preserve"> </w:t>
-      </w:r>
-      <w:r>
-        <w:t xml:space="preserve">for PSSP licensing — totaling</w:t>
-      </w:r>
-      <w:r>
-        <w:t xml:space="preserve"> </w:t>
-      </w:r>
-      <w:r>
-        <w:rPr>
-          <w:bCs/>
-          <w:b/>
-        </w:rPr>
-        <w:t xml:space="preserve">₦200M</w:t>
-      </w:r>
-      <w:r>
-        <w:t xml:space="preserve">, which exceeds this raise.</w:t>
-      </w:r>
-    </w:p>
-    <w:p>
-      <w:pPr>
-        <w:pStyle w:val="BodyText"/>
-      </w:pPr>
-      <w:r>
-        <w:rPr>
-          <w:bCs/>
-          <w:b/>
-        </w:rPr>
-        <w:t xml:space="preserve">Our Strategy (Dual-Path):</w:t>
+        <w:t xml:space="preserve">PSSP/PTSP Payment Licenses — Funding Gap</w:t>
       </w:r>
     </w:p>
     <w:tbl>
@@ -2487,9 +2447,10 @@
         <w:jc w:val="start"/>
       </w:tblPr>
       <w:tblGrid>
-        <w:gridCol w:w="1827"/>
-        <w:gridCol w:w="3046"/>
-        <w:gridCol w:w="3046"/>
+        <w:gridCol w:w="1320"/>
+        <w:gridCol w:w="2493"/>
+        <w:gridCol w:w="2346"/>
+        <w:gridCol w:w="1760"/>
       </w:tblGrid>
       <w:tr>
         <w:trPr>
@@ -2503,31 +2464,43 @@
               <w:jc w:val="left"/>
             </w:pPr>
             <w:r>
-              <w:t xml:space="preserve">Path</w:t>
-            </w:r>
-          </w:p>
-        </w:tc>
-        <w:tc>
-          <w:tcPr/>
-          <w:p>
-            <w:pPr>
-              <w:pStyle w:val="Compact"/>
-              <w:jc w:val="left"/>
-            </w:pPr>
-            <w:r>
-              <w:t xml:space="preserve">Approach</w:t>
-            </w:r>
-          </w:p>
-        </w:tc>
-        <w:tc>
-          <w:tcPr/>
-          <w:p>
-            <w:pPr>
-              <w:pStyle w:val="Compact"/>
-              <w:jc w:val="left"/>
-            </w:pPr>
-            <w:r>
-              <w:t xml:space="preserve">Timeline</w:t>
+              <w:t xml:space="preserve">License</w:t>
+            </w:r>
+          </w:p>
+        </w:tc>
+        <w:tc>
+          <w:tcPr/>
+          <w:p>
+            <w:pPr>
+              <w:pStyle w:val="Compact"/>
+              <w:jc w:val="left"/>
+            </w:pPr>
+            <w:r>
+              <w:t xml:space="preserve">Capital Required</w:t>
+            </w:r>
+          </w:p>
+        </w:tc>
+        <w:tc>
+          <w:tcPr/>
+          <w:p>
+            <w:pPr>
+              <w:pStyle w:val="Compact"/>
+              <w:jc w:val="left"/>
+            </w:pPr>
+            <w:r>
+              <w:t xml:space="preserve">Escrow Duration</w:t>
+            </w:r>
+          </w:p>
+        </w:tc>
+        <w:tc>
+          <w:tcPr/>
+          <w:p>
+            <w:pPr>
+              <w:pStyle w:val="Compact"/>
+              <w:jc w:val="left"/>
+            </w:pPr>
+            <w:r>
+              <w:t xml:space="preserve">From ₦250M?</w:t>
             </w:r>
           </w:p>
         </w:tc>
@@ -2545,36 +2518,28 @@
                 <w:bCs/>
                 <w:b/>
               </w:rPr>
-              <w:t xml:space="preserve">Path A (Primary)</w:t>
-            </w:r>
-          </w:p>
-        </w:tc>
-        <w:tc>
-          <w:tcPr/>
-          <w:p>
-            <w:pPr>
-              <w:pStyle w:val="Compact"/>
-              <w:jc w:val="left"/>
-            </w:pPr>
-            <w:r>
-              <w:t xml:space="preserve">Apply for PSSP license in Month 9. Fund from investor’s next capital injection as business gains traction</w:t>
-            </w:r>
-          </w:p>
-        </w:tc>
-        <w:tc>
-          <w:tcPr/>
-          <w:p>
-            <w:pPr>
-              <w:pStyle w:val="Compact"/>
-              <w:jc w:val="left"/>
-            </w:pPr>
-            <w:r>
-              <w:t xml:space="preserve">Month 9–18</w:t>
-            </w:r>
-          </w:p>
-        </w:tc>
-      </w:tr>
-      <w:tr>
+              <w:t xml:space="preserve">PSSP</w:t>
+            </w:r>
+            <w:r>
+              <w:t xml:space="preserve"> </w:t>
+            </w:r>
+            <w:r>
+              <w:t xml:space="preserve">(Payments)</w:t>
+            </w:r>
+          </w:p>
+        </w:tc>
+        <w:tc>
+          <w:tcPr/>
+          <w:p>
+            <w:pPr>
+              <w:pStyle w:val="Compact"/>
+              <w:jc w:val="left"/>
+            </w:pPr>
+            <w:r>
+              <w:t xml:space="preserve">~₦205M (₦100M capital + ₦100M escrow + fees)</w:t>
+            </w:r>
+          </w:p>
+        </w:tc>
         <w:tc>
           <w:tcPr/>
           <w:p>
@@ -2587,31 +2552,103 @@
                 <w:bCs/>
                 <w:b/>
               </w:rPr>
-              <w:t xml:space="preserve">Path B (Fallback)</w:t>
-            </w:r>
-          </w:p>
-        </w:tc>
-        <w:tc>
-          <w:tcPr/>
-          <w:p>
-            <w:pPr>
-              <w:pStyle w:val="Compact"/>
-              <w:jc w:val="left"/>
-            </w:pPr>
-            <w:r>
-              <w:t xml:space="preserve">Partner with Paystack/Flutterwave for payment processing. Defer own license until capital is available</w:t>
-            </w:r>
-          </w:p>
-        </w:tc>
-        <w:tc>
-          <w:tcPr/>
-          <w:p>
-            <w:pPr>
-              <w:pStyle w:val="Compact"/>
-              <w:jc w:val="left"/>
-            </w:pPr>
-            <w:r>
-              <w:t xml:space="preserve">Immediate</w:t>
+              <w:t xml:space="preserve">Life of license</w:t>
+            </w:r>
+            <w:r>
+              <w:t xml:space="preserve"> </w:t>
+            </w:r>
+            <w:r>
+              <w:t xml:space="preserve">(refundable on surrender)</w:t>
+            </w:r>
+          </w:p>
+        </w:tc>
+        <w:tc>
+          <w:tcPr/>
+          <w:p>
+            <w:pPr>
+              <w:pStyle w:val="Compact"/>
+              <w:jc w:val="left"/>
+            </w:pPr>
+            <w:r>
+              <w:rPr>
+                <w:bCs/>
+                <w:b/>
+              </w:rPr>
+              <w:t xml:space="preserve">No — Next tranche</w:t>
+            </w:r>
+          </w:p>
+        </w:tc>
+      </w:tr>
+      <w:tr>
+        <w:tc>
+          <w:tcPr/>
+          <w:p>
+            <w:pPr>
+              <w:pStyle w:val="Compact"/>
+              <w:jc w:val="left"/>
+            </w:pPr>
+            <w:r>
+              <w:rPr>
+                <w:bCs/>
+                <w:b/>
+              </w:rPr>
+              <w:t xml:space="preserve">PTSP</w:t>
+            </w:r>
+            <w:r>
+              <w:t xml:space="preserve"> </w:t>
+            </w:r>
+            <w:r>
+              <w:t xml:space="preserve">(POS Terminals)</w:t>
+            </w:r>
+          </w:p>
+        </w:tc>
+        <w:tc>
+          <w:tcPr/>
+          <w:p>
+            <w:pPr>
+              <w:pStyle w:val="Compact"/>
+              <w:jc w:val="left"/>
+            </w:pPr>
+            <w:r>
+              <w:t xml:space="preserve">~₦201M (₦100M capital + ₦100M escrow + fees)</w:t>
+            </w:r>
+          </w:p>
+        </w:tc>
+        <w:tc>
+          <w:tcPr/>
+          <w:p>
+            <w:pPr>
+              <w:pStyle w:val="Compact"/>
+              <w:jc w:val="left"/>
+            </w:pPr>
+            <w:r>
+              <w:rPr>
+                <w:bCs/>
+                <w:b/>
+              </w:rPr>
+              <w:t xml:space="preserve">Life of license</w:t>
+            </w:r>
+            <w:r>
+              <w:t xml:space="preserve"> </w:t>
+            </w:r>
+            <w:r>
+              <w:t xml:space="preserve">(refundable on surrender)</w:t>
+            </w:r>
+          </w:p>
+        </w:tc>
+        <w:tc>
+          <w:tcPr/>
+          <w:p>
+            <w:pPr>
+              <w:pStyle w:val="Compact"/>
+              <w:jc w:val="left"/>
+            </w:pPr>
+            <w:r>
+              <w:rPr>
+                <w:bCs/>
+                <w:b/>
+              </w:rPr>
+              <w:t xml:space="preserve">No — Next tranche</w:t>
             </w:r>
           </w:p>
         </w:tc>
@@ -2622,7 +2659,77 @@
         <w:pStyle w:val="BodyText"/>
       </w:pPr>
       <w:r>
-        <w:t xml:space="preserve">Payment processing revenue is protected either way — Path A gives higher margins (own processing), Path B gives faster time-to-market with zero regulatory risk. The investor has committed to additional injections as the business performs.</w:t>
+        <w:rPr>
+          <w:bCs/>
+          <w:b/>
+        </w:rPr>
+        <w:t xml:space="preserve">Strategy:</w:t>
+      </w:r>
+      <w:r>
+        <w:t xml:space="preserve"> </w:t>
+      </w:r>
+      <w:r>
+        <w:t xml:space="preserve">-</w:t>
+      </w:r>
+      <w:r>
+        <w:t xml:space="preserve"> </w:t>
+      </w:r>
+      <w:r>
+        <w:rPr>
+          <w:bCs/>
+          <w:b/>
+        </w:rPr>
+        <w:t xml:space="preserve">Phase 1–3:</w:t>
+      </w:r>
+      <w:r>
+        <w:t xml:space="preserve"> </w:t>
+      </w:r>
+      <w:r>
+        <w:t xml:space="preserve">Partner with Paystack/Flutterwave (zero license cost)</w:t>
+      </w:r>
+      <w:r>
+        <w:t xml:space="preserve"> </w:t>
+      </w:r>
+      <w:r>
+        <w:t xml:space="preserve">-</w:t>
+      </w:r>
+      <w:r>
+        <w:t xml:space="preserve"> </w:t>
+      </w:r>
+      <w:r>
+        <w:rPr>
+          <w:bCs/>
+          <w:b/>
+        </w:rPr>
+        <w:t xml:space="preserve">When business grows:</w:t>
+      </w:r>
+      <w:r>
+        <w:t xml:space="preserve"> </w:t>
+      </w:r>
+      <w:r>
+        <w:t xml:space="preserve">Investor injects capital for PSSP license</w:t>
+      </w:r>
+      <w:r>
+        <w:t xml:space="preserve"> </w:t>
+      </w:r>
+      <w:r>
+        <w:t xml:space="preserve">-</w:t>
+      </w:r>
+      <w:r>
+        <w:t xml:space="preserve"> </w:t>
+      </w:r>
+      <w:r>
+        <w:rPr>
+          <w:bCs/>
+          <w:b/>
+        </w:rPr>
+        <w:t xml:space="preserve">Post-18 months:</w:t>
+      </w:r>
+      <w:r>
+        <w:t xml:space="preserve"> </w:t>
+      </w:r>
+      <w:r>
+        <w:t xml:space="preserve">PTSP license for own POS terminal deployment</w:t>
       </w:r>
     </w:p>
     <w:p>
@@ -2632,8 +2739,8 @@
         </w:pict>
       </w:r>
     </w:p>
-    <w:bookmarkEnd w:id="28"/>
-    <w:bookmarkStart w:id="29" w:name="equity-structure"/>
+    <w:bookmarkEnd w:id="29"/>
+    <w:bookmarkStart w:id="30" w:name="equity-structure"/>
     <w:p>
       <w:pPr>
         <w:pStyle w:val="Heading2"/>
@@ -2766,7 +2873,7 @@
               <w:jc w:val="left"/>
             </w:pPr>
             <w:r>
-              <w:t xml:space="preserve">CTO, Payments PM, key hires (4-year vesting)</w:t>
+              <w:t xml:space="preserve">CTO, key hires (4-year vesting)</w:t>
             </w:r>
           </w:p>
         </w:tc>
@@ -2804,7 +2911,7 @@
               <w:jc w:val="left"/>
             </w:pPr>
             <w:r>
-              <w:t xml:space="preserve">This round (₦250M valuation basis)</w:t>
+              <w:t xml:space="preserve">This round</w:t>
             </w:r>
           </w:p>
         </w:tc>
@@ -2848,24 +2955,6 @@
         </w:tc>
       </w:tr>
     </w:tbl>
-    <w:p>
-      <w:pPr>
-        <w:pStyle w:val="BodyText"/>
-      </w:pPr>
-      <w:r>
-        <w:rPr>
-          <w:bCs/>
-          <w:b/>
-        </w:rPr>
-        <w:t xml:space="preserve">Investor Protections:</w:t>
-      </w:r>
-      <w:r>
-        <w:t xml:space="preserve"> </w:t>
-      </w:r>
-      <w:r>
-        <w:t xml:space="preserve">Monthly financial reporting, optional board seat, quarterly milestone reviews, anti-dilution provisions, right of first refusal on Series A.</w:t>
-      </w:r>
-    </w:p>
     <w:p>
       <w:r>
         <w:pict>
@@ -2873,8 +2962,8 @@
         </w:pict>
       </w:r>
     </w:p>
-    <w:bookmarkEnd w:id="29"/>
-    <w:bookmarkStart w:id="30" w:name="competitive-edge"/>
+    <w:bookmarkEnd w:id="30"/>
+    <w:bookmarkStart w:id="31" w:name="competitive-edge"/>
     <w:p>
       <w:pPr>
         <w:pStyle w:val="Heading2"/>
@@ -2948,7 +3037,7 @@
               <w:jc w:val="left"/>
             </w:pPr>
             <w:r>
-              <w:t xml:space="preserve">Free ERP creates daily dependency; hardware deepens it</w:t>
+              <w:t xml:space="preserve">Free ERP + hardware creates daily dependency</w:t>
             </w:r>
           </w:p>
         </w:tc>
@@ -2966,19 +3055,49 @@
                 <w:bCs/>
                 <w:b/>
               </w:rPr>
-              <w:t xml:space="preserve">African-Optimized</w:t>
-            </w:r>
-          </w:p>
-        </w:tc>
-        <w:tc>
-          <w:tcPr/>
-          <w:p>
-            <w:pPr>
-              <w:pStyle w:val="Compact"/>
-              <w:jc w:val="left"/>
-            </w:pPr>
-            <w:r>
-              <w:t xml:space="preserve">Offline-first, power-resilient, multi-network design</w:t>
+              <w:t xml:space="preserve">Designed for Africa</w:t>
+            </w:r>
+          </w:p>
+        </w:tc>
+        <w:tc>
+          <w:tcPr/>
+          <w:p>
+            <w:pPr>
+              <w:pStyle w:val="Compact"/>
+              <w:jc w:val="left"/>
+            </w:pPr>
+            <w:r>
+              <w:t xml:space="preserve">140–280V tolerance, offline-first, heat/dust resistant</w:t>
+            </w:r>
+          </w:p>
+        </w:tc>
+      </w:tr>
+      <w:tr>
+        <w:tc>
+          <w:tcPr/>
+          <w:p>
+            <w:pPr>
+              <w:pStyle w:val="Compact"/>
+              <w:jc w:val="left"/>
+            </w:pPr>
+            <w:r>
+              <w:rPr>
+                <w:bCs/>
+                <w:b/>
+              </w:rPr>
+              <w:t xml:space="preserve">Quality Promise</w:t>
+            </w:r>
+          </w:p>
+        </w:tc>
+        <w:tc>
+          <w:tcPr/>
+          <w:p>
+            <w:pPr>
+              <w:pStyle w:val="Compact"/>
+              <w:jc w:val="left"/>
+            </w:pPr>
+            <w:r>
+              <w:t xml:space="preserve">Reliability + good price for money — no bad products</w:t>
             </w:r>
           </w:p>
         </w:tc>
@@ -3038,7 +3157,7 @@
               <w:jc w:val="left"/>
             </w:pPr>
             <w:r>
-              <w:t xml:space="preserve">Founder directly sources hardware from China (Shenzhen)</w:t>
+              <w:t xml:space="preserve">Direct China sourcing (Shenzhen)</w:t>
             </w:r>
           </w:p>
         </w:tc>
@@ -3056,303 +3175,19 @@
                 <w:bCs/>
                 <w:b/>
               </w:rPr>
-              <w:t xml:space="preserve">No Single-Point Competition</w:t>
-            </w:r>
-          </w:p>
-        </w:tc>
-        <w:tc>
-          <w:tcPr/>
-          <w:p>
-            <w:pPr>
-              <w:pStyle w:val="Compact"/>
-              <w:jc w:val="left"/>
-            </w:pPr>
-            <w:r>
-              <w:t xml:space="preserve">No African company combines all 6 layers</w:t>
-            </w:r>
-          </w:p>
-        </w:tc>
-      </w:tr>
-    </w:tbl>
-    <w:p>
-      <w:r>
-        <w:pict>
-          <v:rect style="width:0;height:1.5pt" o:hralign="center" o:hrstd="t" o:hr="t"/>
-        </w:pict>
-      </w:r>
-    </w:p>
-    <w:bookmarkEnd w:id="30"/>
-    <w:bookmarkStart w:id="31" w:name="year-vision"/>
-    <w:p>
-      <w:pPr>
-        <w:pStyle w:val="Heading2"/>
-      </w:pPr>
-      <w:r>
-        <w:t xml:space="preserve">15-Year Vision</w:t>
-      </w:r>
-    </w:p>
-    <w:tbl>
-      <w:tblPr>
-        <w:tblStyle w:val="Table"/>
-        <w:tblW w:type="pct" w:w="5000"/>
-        <w:tblLook w:firstRow="1" w:lastRow="0" w:firstColumn="0" w:lastColumn="0" w:noHBand="0" w:noVBand="0" w:val="0020"/>
-        <w:jc w:val="start"/>
-      </w:tblPr>
-      <w:tblGrid>
-        <w:gridCol w:w="1498"/>
-        <w:gridCol w:w="1498"/>
-        <w:gridCol w:w="1498"/>
-        <w:gridCol w:w="3424"/>
-      </w:tblGrid>
-      <w:tr>
-        <w:trPr>
-          <w:tblHeader w:val="true"/>
-        </w:trPr>
-        <w:tc>
-          <w:tcPr/>
-          <w:p>
-            <w:pPr>
-              <w:pStyle w:val="Compact"/>
-              <w:jc w:val="left"/>
-            </w:pPr>
-            <w:r>
-              <w:t xml:space="preserve">Phase</w:t>
-            </w:r>
-          </w:p>
-        </w:tc>
-        <w:tc>
-          <w:tcPr/>
-          <w:p>
-            <w:pPr>
-              <w:pStyle w:val="Compact"/>
-              <w:jc w:val="left"/>
-            </w:pPr>
-            <w:r>
-              <w:t xml:space="preserve">Years</w:t>
-            </w:r>
-          </w:p>
-        </w:tc>
-        <w:tc>
-          <w:tcPr/>
-          <w:p>
-            <w:pPr>
-              <w:pStyle w:val="Compact"/>
-              <w:jc w:val="left"/>
-            </w:pPr>
-            <w:r>
-              <w:t xml:space="preserve">Scope</w:t>
-            </w:r>
-          </w:p>
-        </w:tc>
-        <w:tc>
-          <w:tcPr/>
-          <w:p>
-            <w:pPr>
-              <w:pStyle w:val="Compact"/>
-              <w:jc w:val="left"/>
-            </w:pPr>
-            <w:r>
-              <w:t xml:space="preserve">Revenue Target</w:t>
-            </w:r>
-          </w:p>
-        </w:tc>
-      </w:tr>
-      <w:tr>
-        <w:tc>
-          <w:tcPr/>
-          <w:p>
-            <w:pPr>
-              <w:pStyle w:val="Compact"/>
-              <w:jc w:val="left"/>
-            </w:pPr>
-            <w:r>
-              <w:t xml:space="preserve">Foundation</w:t>
-            </w:r>
-          </w:p>
-        </w:tc>
-        <w:tc>
-          <w:tcPr/>
-          <w:p>
-            <w:pPr>
-              <w:pStyle w:val="Compact"/>
-              <w:jc w:val="left"/>
-            </w:pPr>
-            <w:r>
-              <w:t xml:space="preserve">1–3</w:t>
-            </w:r>
-          </w:p>
-        </w:tc>
-        <w:tc>
-          <w:tcPr/>
-          <w:p>
-            <w:pPr>
-              <w:pStyle w:val="Compact"/>
-              <w:jc w:val="left"/>
-            </w:pPr>
-            <w:r>
-              <w:t xml:space="preserve">Nigeria (Lagos, Abuja, Aba, Kano)</w:t>
-            </w:r>
-          </w:p>
-        </w:tc>
-        <w:tc>
-          <w:tcPr/>
-          <w:p>
-            <w:pPr>
-              <w:pStyle w:val="Compact"/>
-              <w:jc w:val="left"/>
-            </w:pPr>
-            <w:r>
-              <w:t xml:space="preserve">₦1.5B+</w:t>
-            </w:r>
-          </w:p>
-        </w:tc>
-      </w:tr>
-      <w:tr>
-        <w:tc>
-          <w:tcPr/>
-          <w:p>
-            <w:pPr>
-              <w:pStyle w:val="Compact"/>
-              <w:jc w:val="left"/>
-            </w:pPr>
-            <w:r>
-              <w:t xml:space="preserve">West Africa</w:t>
-            </w:r>
-          </w:p>
-        </w:tc>
-        <w:tc>
-          <w:tcPr/>
-          <w:p>
-            <w:pPr>
-              <w:pStyle w:val="Compact"/>
-              <w:jc w:val="left"/>
-            </w:pPr>
-            <w:r>
-              <w:t xml:space="preserve">4–6</w:t>
-            </w:r>
-          </w:p>
-        </w:tc>
-        <w:tc>
-          <w:tcPr/>
-          <w:p>
-            <w:pPr>
-              <w:pStyle w:val="Compact"/>
-              <w:jc w:val="left"/>
-            </w:pPr>
-            <w:r>
-              <w:t xml:space="preserve">Ghana, Cote d’Ivoire, Kenya</w:t>
-            </w:r>
-          </w:p>
-        </w:tc>
-        <w:tc>
-          <w:tcPr/>
-          <w:p>
-            <w:pPr>
-              <w:pStyle w:val="Compact"/>
-              <w:jc w:val="left"/>
-            </w:pPr>
-            <w:r>
-              <w:t xml:space="preserve">₦4B+</w:t>
-            </w:r>
-          </w:p>
-        </w:tc>
-      </w:tr>
-      <w:tr>
-        <w:tc>
-          <w:tcPr/>
-          <w:p>
-            <w:pPr>
-              <w:pStyle w:val="Compact"/>
-              <w:jc w:val="left"/>
-            </w:pPr>
-            <w:r>
-              <w:t xml:space="preserve">Multi-Vertical Scale</w:t>
-            </w:r>
-          </w:p>
-        </w:tc>
-        <w:tc>
-          <w:tcPr/>
-          <w:p>
-            <w:pPr>
-              <w:pStyle w:val="Compact"/>
-              <w:jc w:val="left"/>
-            </w:pPr>
-            <w:r>
-              <w:t xml:space="preserve">7–10</w:t>
-            </w:r>
-          </w:p>
-        </w:tc>
-        <w:tc>
-          <w:tcPr/>
-          <w:p>
-            <w:pPr>
-              <w:pStyle w:val="Compact"/>
-              <w:jc w:val="left"/>
-            </w:pPr>
-            <w:r>
-              <w:t xml:space="preserve">8–10 countries, 16 verticals</w:t>
-            </w:r>
-          </w:p>
-        </w:tc>
-        <w:tc>
-          <w:tcPr/>
-          <w:p>
-            <w:pPr>
-              <w:pStyle w:val="Compact"/>
-              <w:jc w:val="left"/>
-            </w:pPr>
-            <w:r>
-              <w:t xml:space="preserve">₦15B+</w:t>
-            </w:r>
-          </w:p>
-        </w:tc>
-      </w:tr>
-      <w:tr>
-        <w:tc>
-          <w:tcPr/>
-          <w:p>
-            <w:pPr>
-              <w:pStyle w:val="Compact"/>
-              <w:jc w:val="left"/>
-            </w:pPr>
-            <w:r>
-              <w:t xml:space="preserve">Pan-African Infrastructure</w:t>
-            </w:r>
-          </w:p>
-        </w:tc>
-        <w:tc>
-          <w:tcPr/>
-          <w:p>
-            <w:pPr>
-              <w:pStyle w:val="Compact"/>
-              <w:jc w:val="left"/>
-            </w:pPr>
-            <w:r>
-              <w:t xml:space="preserve">11–15</w:t>
-            </w:r>
-          </w:p>
-        </w:tc>
-        <w:tc>
-          <w:tcPr/>
-          <w:p>
-            <w:pPr>
-              <w:pStyle w:val="Compact"/>
-              <w:jc w:val="left"/>
-            </w:pPr>
-            <w:r>
-              <w:t xml:space="preserve">15+ countries, sovereign cloud</w:t>
-            </w:r>
-          </w:p>
-        </w:tc>
-        <w:tc>
-          <w:tcPr/>
-          <w:p>
-            <w:pPr>
-              <w:pStyle w:val="Compact"/>
-              <w:jc w:val="left"/>
-            </w:pPr>
-            <w:r>
-              <w:t xml:space="preserve">₦40B+</w:t>
+              <w:t xml:space="preserve">23 Hardware SKUs</w:t>
+            </w:r>
+          </w:p>
+        </w:tc>
+        <w:tc>
+          <w:tcPr/>
+          <w:p>
+            <w:pPr>
+              <w:pStyle w:val="Compact"/>
+              <w:jc w:val="left"/>
+            </w:pPr>
+            <w:r>
+              <w:t xml:space="preserve">Widest African-optimized product range</w:t>
             </w:r>
           </w:p>
         </w:tc>
@@ -3516,8 +3351,87 @@
       </w:pPr>
     </w:lvl>
   </w:abstractNum>
+  <w:abstractNum w:abstractNumId="991">
+    <w:nsid w:val="A991"/>
+    <w:multiLevelType w:val="multilevel"/>
+    <w:lvl w:ilvl="0">
+      <w:numFmt w:val="bullet"/>
+      <w:lvlText w:val="•"/>
+      <w:lvlJc w:val="left"/>
+      <w:pPr>
+        <w:ind w:left="720" w:hanging="480"/>
+      </w:pPr>
+    </w:lvl>
+    <w:lvl w:ilvl="1">
+      <w:numFmt w:val="bullet"/>
+      <w:lvlText w:val="–"/>
+      <w:lvlJc w:val="left"/>
+      <w:pPr>
+        <w:ind w:left="1440" w:hanging="480"/>
+      </w:pPr>
+    </w:lvl>
+    <w:lvl w:ilvl="2">
+      <w:numFmt w:val="bullet"/>
+      <w:lvlText w:val="•"/>
+      <w:lvlJc w:val="left"/>
+      <w:pPr>
+        <w:ind w:left="2160" w:hanging="480"/>
+      </w:pPr>
+    </w:lvl>
+    <w:lvl w:ilvl="3">
+      <w:numFmt w:val="bullet"/>
+      <w:lvlText w:val="–"/>
+      <w:lvlJc w:val="left"/>
+      <w:pPr>
+        <w:ind w:left="2880" w:hanging="480"/>
+      </w:pPr>
+    </w:lvl>
+    <w:lvl w:ilvl="4">
+      <w:numFmt w:val="bullet"/>
+      <w:lvlText w:val="•"/>
+      <w:lvlJc w:val="left"/>
+      <w:pPr>
+        <w:ind w:left="3600" w:hanging="480"/>
+      </w:pPr>
+    </w:lvl>
+    <w:lvl w:ilvl="5">
+      <w:numFmt w:val="bullet"/>
+      <w:lvlText w:val="–"/>
+      <w:lvlJc w:val="left"/>
+      <w:pPr>
+        <w:ind w:left="4320" w:hanging="480"/>
+      </w:pPr>
+    </w:lvl>
+    <w:lvl w:ilvl="6">
+      <w:numFmt w:val="bullet"/>
+      <w:lvlText w:val="•"/>
+      <w:lvlJc w:val="left"/>
+      <w:pPr>
+        <w:ind w:left="5040" w:hanging="480"/>
+      </w:pPr>
+    </w:lvl>
+    <w:lvl w:ilvl="7">
+      <w:numFmt w:val="bullet"/>
+      <w:lvlText w:val="–"/>
+      <w:lvlJc w:val="left"/>
+      <w:pPr>
+        <w:ind w:left="5760" w:hanging="480"/>
+      </w:pPr>
+    </w:lvl>
+    <w:lvl w:ilvl="8">
+      <w:numFmt w:val="bullet"/>
+      <w:lvlText w:val="•"/>
+      <w:lvlJc w:val="left"/>
+      <w:pPr>
+        <w:ind w:left="6480" w:hanging="480"/>
+      </w:pPr>
+    </w:lvl>
+  </w:abstractNum>
   <w:num w:numId="1000">
     <w:abstractNumId w:val="990"/>
+  </w:num>
+  <w:num w:numId="1001">
+    <w:abstractNumId w:val="991"/>
   </w:num>
 </w:numbering>
 </file>

--- a/PECH_PROPOSAL_EXECUTIVE_SUMMARY.docx
+++ b/PECH_PROPOSAL_EXECUTIVE_SUMMARY.docx
@@ -10,7 +10,7 @@
         <w:t xml:space="preserve">PECH Executive Summary</w:t>
       </w:r>
     </w:p>
-    <w:bookmarkStart w:id="32" w:name="pech-group-holdings-ltd"/>
+    <w:bookmarkStart w:id="44" w:name="pech-group-holdings-ltd"/>
     <w:p>
       <w:pPr>
         <w:pStyle w:val="Heading1"/>
@@ -527,7 +527,7 @@
       </w:r>
     </w:p>
     <w:bookmarkEnd w:id="22"/>
-    <w:bookmarkStart w:id="23" w:name="secured-capital"/>
+    <w:bookmarkStart w:id="26" w:name="secured-capital"/>
     <w:p>
       <w:pPr>
         <w:pStyle w:val="Heading2"/>
@@ -561,11 +561,121 @@
         </w:pict>
       </w:r>
     </w:p>
-    <w:bookmarkEnd w:id="23"/>
-    <w:bookmarkStart w:id="24" w:name="budget-allocation"/>
+    <w:p>
+      <w:pPr>
+        <w:pStyle w:val="CaptionedFigure"/>
+      </w:pPr>
+      <w:r>
+        <w:drawing>
+          <wp:inline>
+            <wp:extent cx="5334000" cy="3559351"/>
+            <wp:effectExtent b="0" l="0" r="0" t="0"/>
+            <wp:docPr descr="PECH Ecosystem" title="" id="24" name="Picture"/>
+            <a:graphic>
+              <a:graphicData uri="http://schemas.openxmlformats.org/drawingml/2006/picture">
+                <pic:pic>
+                  <pic:nvPicPr>
+                    <pic:cNvPr descr="proposal_images/commerce_os_architecture.png" id="25" name="Picture"/>
+                    <pic:cNvPicPr>
+                      <a:picLocks noChangeArrowheads="1" noChangeAspect="1"/>
+                    </pic:cNvPicPr>
+                  </pic:nvPicPr>
+                  <pic:blipFill>
+                    <a:blip r:embed="rId23"/>
+                    <a:stretch>
+                      <a:fillRect/>
+                    </a:stretch>
+                  </pic:blipFill>
+                  <pic:spPr bwMode="auto">
+                    <a:xfrm>
+                      <a:off x="0" y="0"/>
+                      <a:ext cx="5334000" cy="3559351"/>
+                    </a:xfrm>
+                    <a:prstGeom prst="rect">
+                      <a:avLst/>
+                    </a:prstGeom>
+                    <a:noFill/>
+                    <a:ln w="9525">
+                      <a:noFill/>
+                      <a:headEnd/>
+                      <a:tailEnd/>
+                    </a:ln>
+                  </pic:spPr>
+                </pic:pic>
+              </a:graphicData>
+            </a:graphic>
+          </wp:inline>
+        </w:drawing>
+      </w:r>
+    </w:p>
+    <w:p>
+      <w:pPr>
+        <w:pStyle w:val="ImageCaption"/>
+      </w:pPr>
+      <w:r>
+        <w:t xml:space="preserve">PECH Ecosystem</w:t>
+      </w:r>
+    </w:p>
+    <w:bookmarkEnd w:id="26"/>
+    <w:bookmarkStart w:id="33" w:name="budget-allocation"/>
     <w:p>
       <w:pPr>
         <w:pStyle w:val="Heading2"/>
+      </w:pPr>
+      <w:r>
+        <w:t xml:space="preserve">Budget Allocation</w:t>
+      </w:r>
+    </w:p>
+    <w:p>
+      <w:pPr>
+        <w:pStyle w:val="CaptionedFigure"/>
+      </w:pPr>
+      <w:r>
+        <w:drawing>
+          <wp:inline>
+            <wp:extent cx="5334000" cy="2643666"/>
+            <wp:effectExtent b="0" l="0" r="0" t="0"/>
+            <wp:docPr descr="Budget Allocation" title="" id="28" name="Picture"/>
+            <a:graphic>
+              <a:graphicData uri="http://schemas.openxmlformats.org/drawingml/2006/picture">
+                <pic:pic>
+                  <pic:nvPicPr>
+                    <pic:cNvPr descr="proposal_images/budget_allocation.png" id="29" name="Picture"/>
+                    <pic:cNvPicPr>
+                      <a:picLocks noChangeArrowheads="1" noChangeAspect="1"/>
+                    </pic:cNvPicPr>
+                  </pic:nvPicPr>
+                  <pic:blipFill>
+                    <a:blip r:embed="rId27"/>
+                    <a:stretch>
+                      <a:fillRect/>
+                    </a:stretch>
+                  </pic:blipFill>
+                  <pic:spPr bwMode="auto">
+                    <a:xfrm>
+                      <a:off x="0" y="0"/>
+                      <a:ext cx="5334000" cy="2643666"/>
+                    </a:xfrm>
+                    <a:prstGeom prst="rect">
+                      <a:avLst/>
+                    </a:prstGeom>
+                    <a:noFill/>
+                    <a:ln w="9525">
+                      <a:noFill/>
+                      <a:headEnd/>
+                      <a:tailEnd/>
+                    </a:ln>
+                  </pic:spPr>
+                </pic:pic>
+              </a:graphicData>
+            </a:graphic>
+          </wp:inline>
+        </w:drawing>
+      </w:r>
+    </w:p>
+    <w:p>
+      <w:pPr>
+        <w:pStyle w:val="ImageCaption"/>
       </w:pPr>
       <w:r>
         <w:t xml:space="preserve">Budget Allocation</w:t>
@@ -1092,8 +1202,63 @@
         </w:pict>
       </w:r>
     </w:p>
-    <w:bookmarkEnd w:id="24"/>
-    <w:bookmarkStart w:id="25" w:name="hardware-portfolio-23-skus"/>
+    <w:p>
+      <w:pPr>
+        <w:pStyle w:val="CaptionedFigure"/>
+      </w:pPr>
+      <w:r>
+        <w:drawing>
+          <wp:inline>
+            <wp:extent cx="5334000" cy="3180644"/>
+            <wp:effectExtent b="0" l="0" r="0" t="0"/>
+            <wp:docPr descr="Hardware Portfolio" title="" id="31" name="Picture"/>
+            <a:graphic>
+              <a:graphicData uri="http://schemas.openxmlformats.org/drawingml/2006/picture">
+                <pic:pic>
+                  <pic:nvPicPr>
+                    <pic:cNvPr descr="proposal_images/product_portfolio.png" id="32" name="Picture"/>
+                    <pic:cNvPicPr>
+                      <a:picLocks noChangeArrowheads="1" noChangeAspect="1"/>
+                    </pic:cNvPicPr>
+                  </pic:nvPicPr>
+                  <pic:blipFill>
+                    <a:blip r:embed="rId30"/>
+                    <a:stretch>
+                      <a:fillRect/>
+                    </a:stretch>
+                  </pic:blipFill>
+                  <pic:spPr bwMode="auto">
+                    <a:xfrm>
+                      <a:off x="0" y="0"/>
+                      <a:ext cx="5334000" cy="3180644"/>
+                    </a:xfrm>
+                    <a:prstGeom prst="rect">
+                      <a:avLst/>
+                    </a:prstGeom>
+                    <a:noFill/>
+                    <a:ln w="9525">
+                      <a:noFill/>
+                      <a:headEnd/>
+                      <a:tailEnd/>
+                    </a:ln>
+                  </pic:spPr>
+                </pic:pic>
+              </a:graphicData>
+            </a:graphic>
+          </wp:inline>
+        </w:drawing>
+      </w:r>
+    </w:p>
+    <w:p>
+      <w:pPr>
+        <w:pStyle w:val="ImageCaption"/>
+      </w:pPr>
+      <w:r>
+        <w:t xml:space="preserve">Hardware Portfolio</w:t>
+      </w:r>
+    </w:p>
+    <w:bookmarkEnd w:id="33"/>
+    <w:bookmarkStart w:id="37" w:name="hardware-portfolio-23-skus"/>
     <w:p>
       <w:pPr>
         <w:pStyle w:val="Heading2"/>
@@ -1373,8 +1538,63 @@
         </w:pict>
       </w:r>
     </w:p>
-    <w:bookmarkEnd w:id="25"/>
-    <w:bookmarkStart w:id="26" w:name="month-execution-roadmap"/>
+    <w:p>
+      <w:pPr>
+        <w:pStyle w:val="CaptionedFigure"/>
+      </w:pPr>
+      <w:r>
+        <w:drawing>
+          <wp:inline>
+            <wp:extent cx="5334000" cy="2405578"/>
+            <wp:effectExtent b="0" l="0" r="0" t="0"/>
+            <wp:docPr descr="Phase Roadmap" title="" id="35" name="Picture"/>
+            <a:graphic>
+              <a:graphicData uri="http://schemas.openxmlformats.org/drawingml/2006/picture">
+                <pic:pic>
+                  <pic:nvPicPr>
+                    <pic:cNvPr descr="proposal_images/phase_roadmap.png" id="36" name="Picture"/>
+                    <pic:cNvPicPr>
+                      <a:picLocks noChangeArrowheads="1" noChangeAspect="1"/>
+                    </pic:cNvPicPr>
+                  </pic:nvPicPr>
+                  <pic:blipFill>
+                    <a:blip r:embed="rId34"/>
+                    <a:stretch>
+                      <a:fillRect/>
+                    </a:stretch>
+                  </pic:blipFill>
+                  <pic:spPr bwMode="auto">
+                    <a:xfrm>
+                      <a:off x="0" y="0"/>
+                      <a:ext cx="5334000" cy="2405578"/>
+                    </a:xfrm>
+                    <a:prstGeom prst="rect">
+                      <a:avLst/>
+                    </a:prstGeom>
+                    <a:noFill/>
+                    <a:ln w="9525">
+                      <a:noFill/>
+                      <a:headEnd/>
+                      <a:tailEnd/>
+                    </a:ln>
+                  </pic:spPr>
+                </pic:pic>
+              </a:graphicData>
+            </a:graphic>
+          </wp:inline>
+        </w:drawing>
+      </w:r>
+    </w:p>
+    <w:p>
+      <w:pPr>
+        <w:pStyle w:val="ImageCaption"/>
+      </w:pPr>
+      <w:r>
+        <w:t xml:space="preserve">Phase Roadmap</w:t>
+      </w:r>
+    </w:p>
+    <w:bookmarkEnd w:id="37"/>
+    <w:bookmarkStart w:id="38" w:name="month-execution-roadmap"/>
     <w:p>
       <w:pPr>
         <w:pStyle w:val="Heading2"/>
@@ -1727,8 +1947,8 @@
         </w:pict>
       </w:r>
     </w:p>
-    <w:bookmarkEnd w:id="26"/>
-    <w:bookmarkStart w:id="27" w:name="key-targets-18-months"/>
+    <w:bookmarkEnd w:id="38"/>
+    <w:bookmarkStart w:id="39" w:name="key-targets-18-months"/>
     <w:p>
       <w:pPr>
         <w:pStyle w:val="Heading2"/>
@@ -2095,8 +2315,8 @@
         </w:pict>
       </w:r>
     </w:p>
-    <w:bookmarkEnd w:id="27"/>
-    <w:bookmarkStart w:id="28" w:name="team-growth-lean"/>
+    <w:bookmarkEnd w:id="39"/>
+    <w:bookmarkStart w:id="40" w:name="team-growth-lean"/>
     <w:p>
       <w:pPr>
         <w:pStyle w:val="Heading2"/>
@@ -2429,14 +2649,14 @@
         </w:pict>
       </w:r>
     </w:p>
-    <w:bookmarkEnd w:id="28"/>
-    <w:bookmarkStart w:id="29" w:name="psspptsp-payment-licenses-funding-gap"/>
+    <w:bookmarkEnd w:id="40"/>
+    <w:bookmarkStart w:id="41" w:name="payment-wallet-licenses-strategy"/>
     <w:p>
       <w:pPr>
         <w:pStyle w:val="Heading2"/>
       </w:pPr>
       <w:r>
-        <w:t xml:space="preserve">PSSP/PTSP Payment Licenses — Funding Gap</w:t>
+        <w:t xml:space="preserve">Payment &amp; Wallet Licenses — Strategy</w:t>
       </w:r>
     </w:p>
     <w:tbl>
@@ -2447,10 +2667,10 @@
         <w:jc w:val="start"/>
       </w:tblPr>
       <w:tblGrid>
-        <w:gridCol w:w="1320"/>
-        <w:gridCol w:w="2493"/>
-        <w:gridCol w:w="2346"/>
-        <w:gridCol w:w="1760"/>
+        <w:gridCol w:w="1370"/>
+        <w:gridCol w:w="2589"/>
+        <w:gridCol w:w="2436"/>
+        <w:gridCol w:w="1523"/>
       </w:tblGrid>
       <w:tr>
         <w:trPr>
@@ -2500,7 +2720,7 @@
               <w:jc w:val="left"/>
             </w:pPr>
             <w:r>
-              <w:t xml:space="preserve">From ₦250M?</w:t>
+              <w:t xml:space="preserve">Priority</w:t>
             </w:r>
           </w:p>
         </w:tc>
@@ -2574,7 +2794,7 @@
                 <w:bCs/>
                 <w:b/>
               </w:rPr>
-              <w:t xml:space="preserve">No — Next tranche</w:t>
+              <w:t xml:space="preserve">HIGH — GET ASAP</w:t>
             </w:r>
           </w:p>
         </w:tc>
@@ -2648,7 +2868,77 @@
                 <w:bCs/>
                 <w:b/>
               </w:rPr>
-              <w:t xml:space="preserve">No — Next tranche</w:t>
+              <w:t xml:space="preserve">HIGH — GET ASAP</w:t>
+            </w:r>
+          </w:p>
+        </w:tc>
+      </w:tr>
+      <w:tr>
+        <w:tc>
+          <w:tcPr/>
+          <w:p>
+            <w:pPr>
+              <w:pStyle w:val="Compact"/>
+              <w:jc w:val="left"/>
+            </w:pPr>
+            <w:r>
+              <w:rPr>
+                <w:bCs/>
+                <w:b/>
+              </w:rPr>
+              <w:t xml:space="preserve">MMO</w:t>
+            </w:r>
+            <w:r>
+              <w:t xml:space="preserve"> </w:t>
+            </w:r>
+            <w:r>
+              <w:t xml:space="preserve">(Wallets &amp; Escrow)</w:t>
+            </w:r>
+          </w:p>
+        </w:tc>
+        <w:tc>
+          <w:tcPr/>
+          <w:p>
+            <w:pPr>
+              <w:pStyle w:val="Compact"/>
+              <w:jc w:val="left"/>
+            </w:pPr>
+            <w:r>
+              <w:t xml:space="preserve">~₦4B (₦2B capital + ₦2B escrow + fees)</w:t>
+            </w:r>
+          </w:p>
+        </w:tc>
+        <w:tc>
+          <w:tcPr/>
+          <w:p>
+            <w:pPr>
+              <w:pStyle w:val="Compact"/>
+              <w:jc w:val="left"/>
+            </w:pPr>
+            <w:r>
+              <w:rPr>
+                <w:bCs/>
+                <w:b/>
+              </w:rPr>
+              <w:t xml:space="preserve">Life of license</w:t>
+            </w:r>
+            <w:r>
+              <w:t xml:space="preserve"> </w:t>
+            </w:r>
+            <w:r>
+              <w:t xml:space="preserve">(refundable on surrender)</w:t>
+            </w:r>
+          </w:p>
+        </w:tc>
+        <w:tc>
+          <w:tcPr/>
+          <w:p>
+            <w:pPr>
+              <w:pStyle w:val="Compact"/>
+              <w:jc w:val="left"/>
+            </w:pPr>
+            <w:r>
+              <w:t xml:space="preserve">Future — when justified</w:t>
             </w:r>
           </w:p>
         </w:tc>
@@ -2679,13 +2969,13 @@
           <w:bCs/>
           <w:b/>
         </w:rPr>
-        <w:t xml:space="preserve">Phase 1–3:</w:t>
+        <w:t xml:space="preserve">Now:</w:t>
       </w:r>
       <w:r>
         <w:t xml:space="preserve"> </w:t>
       </w:r>
       <w:r>
-        <w:t xml:space="preserve">Partner with Paystack/Flutterwave (zero license cost)</w:t>
+        <w:t xml:space="preserve">Partner with Paystack/Flutterwave for payments + white-label MMO for wallets</w:t>
       </w:r>
       <w:r>
         <w:t xml:space="preserve"> </w:t>
@@ -2701,13 +2991,13 @@
           <w:bCs/>
           <w:b/>
         </w:rPr>
-        <w:t xml:space="preserve">When business grows:</w:t>
+        <w:t xml:space="preserve">PRIORITY (next tranche):</w:t>
       </w:r>
       <w:r>
         <w:t xml:space="preserve"> </w:t>
       </w:r>
       <w:r>
-        <w:t xml:space="preserve">Investor injects capital for PSSP license</w:t>
+        <w:t xml:space="preserve">Apply for PSSP + PTSP licenses immediately when capital arrives</w:t>
       </w:r>
       <w:r>
         <w:t xml:space="preserve"> </w:t>
@@ -2723,13 +3013,21 @@
           <w:bCs/>
           <w:b/>
         </w:rPr>
-        <w:t xml:space="preserve">Post-18 months:</w:t>
+        <w:t xml:space="preserve">Future:</w:t>
       </w:r>
       <w:r>
         <w:t xml:space="preserve"> </w:t>
       </w:r>
       <w:r>
-        <w:t xml:space="preserve">PTSP license for own POS terminal deployment</w:t>
+        <w:t xml:space="preserve">Own MMO license when transaction volume justifies the ₦4B capital requirement</w:t>
+      </w:r>
+    </w:p>
+    <w:p>
+      <w:pPr>
+        <w:pStyle w:val="BlockText"/>
+      </w:pPr>
+      <w:r>
+        <w:t xml:space="preserve">A PSSP license does NOT permit holding customer funds or issuing wallets — that requires an MMO license. PECH will use a white-label MMO partnership until own license is justified.</w:t>
       </w:r>
     </w:p>
     <w:p>
@@ -2739,8 +3037,8 @@
         </w:pict>
       </w:r>
     </w:p>
-    <w:bookmarkEnd w:id="29"/>
-    <w:bookmarkStart w:id="30" w:name="equity-structure"/>
+    <w:bookmarkEnd w:id="41"/>
+    <w:bookmarkStart w:id="42" w:name="equity-structure"/>
     <w:p>
       <w:pPr>
         <w:pStyle w:val="Heading2"/>
@@ -2962,8 +3260,8 @@
         </w:pict>
       </w:r>
     </w:p>
-    <w:bookmarkEnd w:id="30"/>
-    <w:bookmarkStart w:id="31" w:name="competitive-edge"/>
+    <w:bookmarkEnd w:id="42"/>
+    <w:bookmarkStart w:id="43" w:name="competitive-edge"/>
     <w:p>
       <w:pPr>
         <w:pStyle w:val="Heading2"/>
@@ -3243,8 +3541,8 @@
         <w:t xml:space="preserve">This document is confidential and intended solely for the use of prospective investors and strategic partners of PECH Group Holdings Ltd. Unauthorized distribution is prohibited.</w:t>
       </w:r>
     </w:p>
-    <w:bookmarkEnd w:id="31"/>
-    <w:bookmarkEnd w:id="32"/>
+    <w:bookmarkEnd w:id="43"/>
+    <w:bookmarkEnd w:id="44"/>
     <w:sectPr/>
   </w:body>
 </w:document>

--- a/PECH_PROPOSAL_EXECUTIVE_SUMMARY.docx
+++ b/PECH_PROPOSAL_EXECUTIVE_SUMMARY.docx
@@ -3767,7 +3767,14 @@
     </w:p>
     <w:bookmarkEnd w:id="44"/>
     <w:bookmarkEnd w:id="45"/>
-    <w:sectPr/>
+    <w:sectPr>
+      <w:pgBorders w:offsetFrom="page">
+        <w:top w:val="single" w:sz="18" w:space="24" w:color="00BFFF"/>
+        <w:left w:val="single" w:sz="18" w:space="24" w:color="0099CC"/>
+        <w:bottom w:val="single" w:sz="18" w:space="24" w:color="F5A623"/>
+        <w:right w:val="single" w:sz="18" w:space="24" w:color="E08A00"/>
+      </w:pgBorders>
+    </w:sectPr>
   </w:body>
 </w:document>
 </file>

--- a/PECH_PROPOSAL_EXECUTIVE_SUMMARY.docx
+++ b/PECH_PROPOSAL_EXECUTIVE_SUMMARY.docx
@@ -2,21 +2,108 @@
 <file path=word/document.xml><?xml version="1.0" encoding="utf-8"?>
 <w:document xmlns:w="http://schemas.openxmlformats.org/wordprocessingml/2006/main" xmlns:m="http://schemas.openxmlformats.org/officeDocument/2006/math" xmlns:r="http://schemas.openxmlformats.org/officeDocument/2006/relationships" xmlns:o="urn:schemas-microsoft-com:office:office" xmlns:v="urn:schemas-microsoft-com:vml" xmlns:w10="urn:schemas-microsoft-com:office:word" xmlns:a="http://schemas.openxmlformats.org/drawingml/2006/main" xmlns:pic="http://schemas.openxmlformats.org/drawingml/2006/picture" xmlns:wp="http://schemas.openxmlformats.org/drawingml/2006/wordprocessingDrawing">
   <w:body>
+    <w:p>
+      <w:pPr>
+        <w:pBdr>
+          <w:top w:val="single" w:sz="12" w:space="1" w:color="00BFFF"/>
+          <w:bottom w:val="single" w:sz="36" w:space="0" w:color="F5A623"/>
+        </w:pBdr>
+        <w:spacing w:before="0" w:after="240"/>
+      </w:pPr>
+    </w:p>
+    <w:p>
+      <w:pPr>
+        <w:pBdr>
+          <w:bottom w:val="single" w:sz="6" w:space="1" w:color="00BFFF"/>
+        </w:pBdr>
+        <w:spacing w:before="0" w:after="120"/>
+      </w:pPr>
+    </w:p>
+    <w:p>
+      <w:pPr>
+        <w:jc w:val="center"/>
+        <w:spacing w:before="0" w:after="60"/>
+      </w:pPr>
+      <w:r>
+        <w:rPr>
+          <w:i/>
+          <w:color w:val="E08A00"/>
+          <w:sz w:val="18"/>
+          <w:szCs w:val="18"/>
+        </w:rPr>
+        <w:t>Technology &amp; Infrastructure Enablers for Africa</w:t>
+      </w:r>
+    </w:p>
+    <w:p>
+      <w:pPr>
+        <w:jc w:val="center"/>
+        <w:spacing w:before="200" w:after="40"/>
+      </w:pPr>
+      <w:r>
+        <w:rPr>
+          <w:b/>
+          <w:color w:val="0099CC"/>
+          <w:sz w:val="28"/>
+          <w:szCs w:val="28"/>
+        </w:rPr>
+        <w:t>PECH GROUP HOLDINGS LTD</w:t>
+      </w:r>
+    </w:p>
+    <w:p>
+      <w:pPr>
+        <w:pBdr>
+          <w:top w:val="single" w:sz="36" w:space="0" w:color="F5A623"/>
+          <w:bottom w:val="single" w:sz="12" w:space="1" w:color="00BFFF"/>
+        </w:pBdr>
+        <w:spacing w:after="0"/>
+      </w:pPr>
+    </w:p>
     <w:bookmarkStart w:id="45" w:name="pech-group-holdings-ltd"/>
     <w:p>
       <w:pPr>
         <w:pStyle w:val="Heading1"/>
-      </w:pPr>
-      <w:r>
+        <w:rPr>
+          <w:color w:val="0099CC"/>
+        </w:rPr>
+        <w:pBdr>
+          <w:bottom w:val="single" w:sz="18" w:space="2" w:color="F5A623"/>
+        </w:pBdr>
+      </w:pPr>
+      <w:r>
+        <w:rPr>
+          <w:b/>
+          <w:color w:val="0099CC"/>
+          <w:sz w:val="44"/>
+        </w:rPr>
         <w:t xml:space="preserve">PECH Group Holdings Ltd</w:t>
       </w:r>
     </w:p>
     <w:bookmarkStart w:id="20" w:name="X7340d5acabd5d790f151b6d90a762559738e130"/>
     <w:p>
       <w:pPr>
+        <w:pBdr>
+          <w:top w:val="single" w:sz="18" w:space="1" w:color="F5A623"/>
+          <w:bottom w:val="single" w:sz="6" w:space="1" w:color="0099CC"/>
+        </w:pBdr>
+        <w:spacing w:before="200" w:after="200"/>
+      </w:pPr>
+    </w:p>
+    <w:p>
+      <w:pPr>
         <w:pStyle w:val="Heading2"/>
-      </w:pPr>
-      <w:r>
+        <w:rPr>
+          <w:color w:val="0099CC"/>
+        </w:rPr>
+        <w:pBdr>
+          <w:bottom w:val="single" w:sz="6" w:space="2" w:color="00BFFF"/>
+        </w:pBdr>
+      </w:pPr>
+      <w:r>
+        <w:rPr>
+          <w:b/>
+          <w:color w:val="0099CC"/>
+          <w:sz w:val="32"/>
+        </w:rPr>
         <w:t xml:space="preserve">Executive Summary — ₦250M Capital Deployment Plan</w:t>
       </w:r>
     </w:p>
@@ -120,9 +207,29 @@
     <w:bookmarkStart w:id="21" w:name="our-mission"/>
     <w:p>
       <w:pPr>
+        <w:pBdr>
+          <w:top w:val="single" w:sz="18" w:space="1" w:color="F5A623"/>
+          <w:bottom w:val="single" w:sz="6" w:space="1" w:color="0099CC"/>
+        </w:pBdr>
+        <w:spacing w:before="200" w:after="200"/>
+      </w:pPr>
+    </w:p>
+    <w:p>
+      <w:pPr>
         <w:pStyle w:val="Heading2"/>
-      </w:pPr>
-      <w:r>
+        <w:rPr>
+          <w:color w:val="0099CC"/>
+        </w:rPr>
+        <w:pBdr>
+          <w:bottom w:val="single" w:sz="6" w:space="2" w:color="00BFFF"/>
+        </w:pBdr>
+      </w:pPr>
+      <w:r>
+        <w:rPr>
+          <w:b/>
+          <w:color w:val="0099CC"/>
+          <w:sz w:val="32"/>
+        </w:rPr>
         <w:t xml:space="preserve">Our Mission</w:t>
       </w:r>
     </w:p>
@@ -229,9 +336,29 @@
     <w:bookmarkStart w:id="22" w:name="the-company"/>
     <w:p>
       <w:pPr>
+        <w:pBdr>
+          <w:top w:val="single" w:sz="18" w:space="1" w:color="F5A623"/>
+          <w:bottom w:val="single" w:sz="6" w:space="1" w:color="0099CC"/>
+        </w:pBdr>
+        <w:spacing w:before="200" w:after="200"/>
+      </w:pPr>
+    </w:p>
+    <w:p>
+      <w:pPr>
         <w:pStyle w:val="Heading2"/>
-      </w:pPr>
-      <w:r>
+        <w:rPr>
+          <w:color w:val="0099CC"/>
+        </w:rPr>
+        <w:pBdr>
+          <w:bottom w:val="single" w:sz="6" w:space="2" w:color="00BFFF"/>
+        </w:pBdr>
+      </w:pPr>
+      <w:r>
+        <w:rPr>
+          <w:b/>
+          <w:color w:val="0099CC"/>
+          <w:sz w:val="32"/>
+        </w:rPr>
         <w:t xml:space="preserve">The Company</w:t>
       </w:r>
     </w:p>
@@ -522,9 +649,29 @@
     <w:bookmarkStart w:id="26" w:name="secured-capital"/>
     <w:p>
       <w:pPr>
+        <w:pBdr>
+          <w:top w:val="single" w:sz="18" w:space="1" w:color="F5A623"/>
+          <w:bottom w:val="single" w:sz="6" w:space="1" w:color="0099CC"/>
+        </w:pBdr>
+        <w:spacing w:before="200" w:after="200"/>
+      </w:pPr>
+    </w:p>
+    <w:p>
+      <w:pPr>
         <w:pStyle w:val="Heading2"/>
-      </w:pPr>
-      <w:r>
+        <w:rPr>
+          <w:color w:val="0099CC"/>
+        </w:rPr>
+        <w:pBdr>
+          <w:bottom w:val="single" w:sz="6" w:space="2" w:color="00BFFF"/>
+        </w:pBdr>
+      </w:pPr>
+      <w:r>
+        <w:rPr>
+          <w:b/>
+          <w:color w:val="0099CC"/>
+          <w:sz w:val="32"/>
+        </w:rPr>
         <w:t xml:space="preserve">Secured Capital</w:t>
       </w:r>
     </w:p>
@@ -612,9 +759,29 @@
     <w:bookmarkStart w:id="33" w:name="budget-allocation"/>
     <w:p>
       <w:pPr>
+        <w:pBdr>
+          <w:top w:val="single" w:sz="18" w:space="1" w:color="F5A623"/>
+          <w:bottom w:val="single" w:sz="6" w:space="1" w:color="0099CC"/>
+        </w:pBdr>
+        <w:spacing w:before="200" w:after="200"/>
+      </w:pPr>
+    </w:p>
+    <w:p>
+      <w:pPr>
         <w:pStyle w:val="Heading2"/>
-      </w:pPr>
-      <w:r>
+        <w:rPr>
+          <w:color w:val="0099CC"/>
+        </w:rPr>
+        <w:pBdr>
+          <w:bottom w:val="single" w:sz="6" w:space="2" w:color="00BFFF"/>
+        </w:pBdr>
+      </w:pPr>
+      <w:r>
+        <w:rPr>
+          <w:b/>
+          <w:color w:val="0099CC"/>
+          <w:sz w:val="32"/>
+        </w:rPr>
         <w:t xml:space="preserve">Budget Allocation</w:t>
       </w:r>
     </w:p>
@@ -679,6 +846,14 @@
         <w:tblW w:type="auto" w:w="0"/>
         <w:tblLook w:firstRow="1" w:lastRow="0" w:firstColumn="0" w:lastColumn="0" w:noHBand="0" w:noVBand="0" w:val="0020"/>
         <w:jc w:val="start"/>
+        <w:tblBorders>
+          <w:top w:val="single" w:sz="4" w:space="0" w:color="B0D4E8"/>
+          <w:left w:val="single" w:sz="4" w:space="0" w:color="B0D4E8"/>
+          <w:bottom w:val="single" w:sz="4" w:space="0" w:color="B0D4E8"/>
+          <w:right w:val="single" w:sz="4" w:space="0" w:color="B0D4E8"/>
+          <w:insideH w:val="single" w:sz="4" w:space="0" w:color="B0D4E8"/>
+          <w:insideV w:val="single" w:sz="4" w:space="0" w:color="B0D4E8"/>
+        </w:tblBorders>
       </w:tblPr>
       <w:tblGrid>
         <w:gridCol w:w="2640"/>
@@ -690,37 +865,58 @@
           <w:tblHeader w:val="true"/>
         </w:trPr>
         <w:tc>
-          <w:tcPr/>
-          <w:p>
-            <w:pPr>
-              <w:pStyle w:val="Compact"/>
-              <w:jc w:val="left"/>
-            </w:pPr>
-            <w:r>
+          <w:tcPr>
+            <w:shd w:fill="0099CC" w:val="clear"/>
+          </w:tcPr>
+          <w:p>
+            <w:pPr>
+              <w:pStyle w:val="Compact"/>
+              <w:jc w:val="left"/>
+            </w:pPr>
+            <w:r>
+              <w:rPr>
+                <w:b/>
+                <w:color w:val="FFFFFF"/>
+                <w:sz w:val="20"/>
+              </w:rPr>
               <w:t xml:space="preserve">Category</w:t>
             </w:r>
           </w:p>
         </w:tc>
         <w:tc>
-          <w:tcPr/>
-          <w:p>
-            <w:pPr>
-              <w:pStyle w:val="Compact"/>
-              <w:jc w:val="left"/>
-            </w:pPr>
-            <w:r>
+          <w:tcPr>
+            <w:shd w:fill="0099CC" w:val="clear"/>
+          </w:tcPr>
+          <w:p>
+            <w:pPr>
+              <w:pStyle w:val="Compact"/>
+              <w:jc w:val="left"/>
+            </w:pPr>
+            <w:r>
+              <w:rPr>
+                <w:b/>
+                <w:color w:val="FFFFFF"/>
+                <w:sz w:val="20"/>
+              </w:rPr>
               <w:t xml:space="preserve">Amount (₦)</w:t>
             </w:r>
           </w:p>
         </w:tc>
         <w:tc>
-          <w:tcPr/>
-          <w:p>
-            <w:pPr>
-              <w:pStyle w:val="Compact"/>
-              <w:jc w:val="left"/>
-            </w:pPr>
-            <w:r>
+          <w:tcPr>
+            <w:shd w:fill="0099CC" w:val="clear"/>
+          </w:tcPr>
+          <w:p>
+            <w:pPr>
+              <w:pStyle w:val="Compact"/>
+              <w:jc w:val="left"/>
+            </w:pPr>
+            <w:r>
+              <w:rPr>
+                <w:b/>
+                <w:color w:val="FFFFFF"/>
+                <w:sz w:val="20"/>
+              </w:rPr>
               <w:t xml:space="preserve">% of Total</w:t>
             </w:r>
           </w:p>
@@ -728,7 +924,9 @@
       </w:tr>
       <w:tr>
         <w:tc>
-          <w:tcPr/>
+          <w:tcPr>
+            <w:shd w:fill="FFFFFF" w:val="clear"/>
+          </w:tcPr>
           <w:p>
             <w:pPr>
               <w:pStyle w:val="Compact"/>
@@ -738,31 +936,45 @@
               <w:rPr>
                 <w:bCs/>
                 <w:b/>
+                <w:color w:val="1A1A1A"/>
+                <w:sz w:val="19"/>
               </w:rPr>
               <w:t xml:space="preserve">Hardware Procurement (25 SKUs from China)</w:t>
             </w:r>
           </w:p>
         </w:tc>
         <w:tc>
-          <w:tcPr/>
-          <w:p>
-            <w:pPr>
-              <w:pStyle w:val="Compact"/>
-              <w:jc w:val="left"/>
-            </w:pPr>
-            <w:r>
+          <w:tcPr>
+            <w:shd w:fill="FFFFFF" w:val="clear"/>
+          </w:tcPr>
+          <w:p>
+            <w:pPr>
+              <w:pStyle w:val="Compact"/>
+              <w:jc w:val="left"/>
+            </w:pPr>
+            <w:r>
+              <w:rPr>
+                <w:color w:val="1A1A1A"/>
+                <w:sz w:val="19"/>
+              </w:rPr>
               <w:t xml:space="preserve">₦75,000,000</w:t>
             </w:r>
           </w:p>
         </w:tc>
         <w:tc>
-          <w:tcPr/>
-          <w:p>
-            <w:pPr>
-              <w:pStyle w:val="Compact"/>
-              <w:jc w:val="left"/>
-            </w:pPr>
-            <w:r>
+          <w:tcPr>
+            <w:shd w:fill="FFFFFF" w:val="clear"/>
+          </w:tcPr>
+          <w:p>
+            <w:pPr>
+              <w:pStyle w:val="Compact"/>
+              <w:jc w:val="left"/>
+            </w:pPr>
+            <w:r>
+              <w:rPr>
+                <w:color w:val="1A1A1A"/>
+                <w:sz w:val="19"/>
+              </w:rPr>
               <w:t xml:space="preserve">30.0%</w:t>
             </w:r>
           </w:p>
@@ -770,7 +982,9 @@
       </w:tr>
       <w:tr>
         <w:tc>
-          <w:tcPr/>
+          <w:tcPr>
+            <w:shd w:fill="E8F8FF" w:val="clear"/>
+          </w:tcPr>
           <w:p>
             <w:pPr>
               <w:pStyle w:val="Compact"/>
@@ -780,31 +994,45 @@
               <w:rPr>
                 <w:bCs/>
                 <w:b/>
+                <w:color w:val="1A1A1A"/>
+                <w:sz w:val="19"/>
               </w:rPr>
               <w:t xml:space="preserve">Human Capital (Salaries &amp; Contractors)</w:t>
             </w:r>
           </w:p>
         </w:tc>
         <w:tc>
-          <w:tcPr/>
-          <w:p>
-            <w:pPr>
-              <w:pStyle w:val="Compact"/>
-              <w:jc w:val="left"/>
-            </w:pPr>
-            <w:r>
+          <w:tcPr>
+            <w:shd w:fill="E8F8FF" w:val="clear"/>
+          </w:tcPr>
+          <w:p>
+            <w:pPr>
+              <w:pStyle w:val="Compact"/>
+              <w:jc w:val="left"/>
+            </w:pPr>
+            <w:r>
+              <w:rPr>
+                <w:color w:val="1A1A1A"/>
+                <w:sz w:val="19"/>
+              </w:rPr>
               <w:t xml:space="preserve">₦70,000,000</w:t>
             </w:r>
           </w:p>
         </w:tc>
         <w:tc>
-          <w:tcPr/>
-          <w:p>
-            <w:pPr>
-              <w:pStyle w:val="Compact"/>
-              <w:jc w:val="left"/>
-            </w:pPr>
-            <w:r>
+          <w:tcPr>
+            <w:shd w:fill="E8F8FF" w:val="clear"/>
+          </w:tcPr>
+          <w:p>
+            <w:pPr>
+              <w:pStyle w:val="Compact"/>
+              <w:jc w:val="left"/>
+            </w:pPr>
+            <w:r>
+              <w:rPr>
+                <w:color w:val="1A1A1A"/>
+                <w:sz w:val="19"/>
+              </w:rPr>
               <w:t xml:space="preserve">28.0%</w:t>
             </w:r>
           </w:p>
@@ -812,7 +1040,9 @@
       </w:tr>
       <w:tr>
         <w:tc>
-          <w:tcPr/>
+          <w:tcPr>
+            <w:shd w:fill="FFFFFF" w:val="clear"/>
+          </w:tcPr>
           <w:p>
             <w:pPr>
               <w:pStyle w:val="Compact"/>
@@ -822,31 +1052,45 @@
               <w:rPr>
                 <w:bCs/>
                 <w:b/>
+                <w:color w:val="1A1A1A"/>
+                <w:sz w:val="19"/>
               </w:rPr>
               <w:t xml:space="preserve">Technology Infrastructure &amp; AI Tools</w:t>
             </w:r>
           </w:p>
         </w:tc>
         <w:tc>
-          <w:tcPr/>
-          <w:p>
-            <w:pPr>
-              <w:pStyle w:val="Compact"/>
-              <w:jc w:val="left"/>
-            </w:pPr>
-            <w:r>
+          <w:tcPr>
+            <w:shd w:fill="FFFFFF" w:val="clear"/>
+          </w:tcPr>
+          <w:p>
+            <w:pPr>
+              <w:pStyle w:val="Compact"/>
+              <w:jc w:val="left"/>
+            </w:pPr>
+            <w:r>
+              <w:rPr>
+                <w:color w:val="1A1A1A"/>
+                <w:sz w:val="19"/>
+              </w:rPr>
               <w:t xml:space="preserve">₦28,000,000</w:t>
             </w:r>
           </w:p>
         </w:tc>
         <w:tc>
-          <w:tcPr/>
-          <w:p>
-            <w:pPr>
-              <w:pStyle w:val="Compact"/>
-              <w:jc w:val="left"/>
-            </w:pPr>
-            <w:r>
+          <w:tcPr>
+            <w:shd w:fill="FFFFFF" w:val="clear"/>
+          </w:tcPr>
+          <w:p>
+            <w:pPr>
+              <w:pStyle w:val="Compact"/>
+              <w:jc w:val="left"/>
+            </w:pPr>
+            <w:r>
+              <w:rPr>
+                <w:color w:val="1A1A1A"/>
+                <w:sz w:val="19"/>
+              </w:rPr>
               <w:t xml:space="preserve">11.2%</w:t>
             </w:r>
           </w:p>
@@ -854,7 +1098,9 @@
       </w:tr>
       <w:tr>
         <w:tc>
-          <w:tcPr/>
+          <w:tcPr>
+            <w:shd w:fill="E8F8FF" w:val="clear"/>
+          </w:tcPr>
           <w:p>
             <w:pPr>
               <w:pStyle w:val="Compact"/>
@@ -864,31 +1110,45 @@
               <w:rPr>
                 <w:bCs/>
                 <w:b/>
+                <w:color w:val="1A1A1A"/>
+                <w:sz w:val="19"/>
               </w:rPr>
               <w:t xml:space="preserve">Office, Equipment &amp; Operations</w:t>
             </w:r>
           </w:p>
         </w:tc>
         <w:tc>
-          <w:tcPr/>
-          <w:p>
-            <w:pPr>
-              <w:pStyle w:val="Compact"/>
-              <w:jc w:val="left"/>
-            </w:pPr>
-            <w:r>
+          <w:tcPr>
+            <w:shd w:fill="E8F8FF" w:val="clear"/>
+          </w:tcPr>
+          <w:p>
+            <w:pPr>
+              <w:pStyle w:val="Compact"/>
+              <w:jc w:val="left"/>
+            </w:pPr>
+            <w:r>
+              <w:rPr>
+                <w:color w:val="1A1A1A"/>
+                <w:sz w:val="19"/>
+              </w:rPr>
               <w:t xml:space="preserve">₦20,000,000</w:t>
             </w:r>
           </w:p>
         </w:tc>
         <w:tc>
-          <w:tcPr/>
-          <w:p>
-            <w:pPr>
-              <w:pStyle w:val="Compact"/>
-              <w:jc w:val="left"/>
-            </w:pPr>
-            <w:r>
+          <w:tcPr>
+            <w:shd w:fill="E8F8FF" w:val="clear"/>
+          </w:tcPr>
+          <w:p>
+            <w:pPr>
+              <w:pStyle w:val="Compact"/>
+              <w:jc w:val="left"/>
+            </w:pPr>
+            <w:r>
+              <w:rPr>
+                <w:color w:val="1A1A1A"/>
+                <w:sz w:val="19"/>
+              </w:rPr>
               <w:t xml:space="preserve">8.0%</w:t>
             </w:r>
           </w:p>
@@ -896,7 +1156,9 @@
       </w:tr>
       <w:tr>
         <w:tc>
-          <w:tcPr/>
+          <w:tcPr>
+            <w:shd w:fill="FFFFFF" w:val="clear"/>
+          </w:tcPr>
           <w:p>
             <w:pPr>
               <w:pStyle w:val="Compact"/>
@@ -906,31 +1168,45 @@
               <w:rPr>
                 <w:bCs/>
                 <w:b/>
+                <w:color w:val="1A1A1A"/>
+                <w:sz w:val="19"/>
               </w:rPr>
               <w:t xml:space="preserve">Contingency &amp; Emergency Reserve</w:t>
             </w:r>
           </w:p>
         </w:tc>
         <w:tc>
-          <w:tcPr/>
-          <w:p>
-            <w:pPr>
-              <w:pStyle w:val="Compact"/>
-              <w:jc w:val="left"/>
-            </w:pPr>
-            <w:r>
+          <w:tcPr>
+            <w:shd w:fill="FFFFFF" w:val="clear"/>
+          </w:tcPr>
+          <w:p>
+            <w:pPr>
+              <w:pStyle w:val="Compact"/>
+              <w:jc w:val="left"/>
+            </w:pPr>
+            <w:r>
+              <w:rPr>
+                <w:color w:val="1A1A1A"/>
+                <w:sz w:val="19"/>
+              </w:rPr>
               <w:t xml:space="preserve">₦18,000,000</w:t>
             </w:r>
           </w:p>
         </w:tc>
         <w:tc>
-          <w:tcPr/>
-          <w:p>
-            <w:pPr>
-              <w:pStyle w:val="Compact"/>
-              <w:jc w:val="left"/>
-            </w:pPr>
-            <w:r>
+          <w:tcPr>
+            <w:shd w:fill="FFFFFF" w:val="clear"/>
+          </w:tcPr>
+          <w:p>
+            <w:pPr>
+              <w:pStyle w:val="Compact"/>
+              <w:jc w:val="left"/>
+            </w:pPr>
+            <w:r>
+              <w:rPr>
+                <w:color w:val="1A1A1A"/>
+                <w:sz w:val="19"/>
+              </w:rPr>
               <w:t xml:space="preserve">7.2%</w:t>
             </w:r>
           </w:p>
@@ -938,7 +1214,9 @@
       </w:tr>
       <w:tr>
         <w:tc>
-          <w:tcPr/>
+          <w:tcPr>
+            <w:shd w:fill="E8F8FF" w:val="clear"/>
+          </w:tcPr>
           <w:p>
             <w:pPr>
               <w:pStyle w:val="Compact"/>
@@ -948,31 +1226,45 @@
               <w:rPr>
                 <w:bCs/>
                 <w:b/>
+                <w:color w:val="1A1A1A"/>
+                <w:sz w:val="19"/>
               </w:rPr>
               <w:t xml:space="preserve">Marketing &amp; Customer Acquisition</w:t>
             </w:r>
           </w:p>
         </w:tc>
         <w:tc>
-          <w:tcPr/>
-          <w:p>
-            <w:pPr>
-              <w:pStyle w:val="Compact"/>
-              <w:jc w:val="left"/>
-            </w:pPr>
-            <w:r>
+          <w:tcPr>
+            <w:shd w:fill="E8F8FF" w:val="clear"/>
+          </w:tcPr>
+          <w:p>
+            <w:pPr>
+              <w:pStyle w:val="Compact"/>
+              <w:jc w:val="left"/>
+            </w:pPr>
+            <w:r>
+              <w:rPr>
+                <w:color w:val="1A1A1A"/>
+                <w:sz w:val="19"/>
+              </w:rPr>
               <w:t xml:space="preserve">₦15,000,000</w:t>
             </w:r>
           </w:p>
         </w:tc>
         <w:tc>
-          <w:tcPr/>
-          <w:p>
-            <w:pPr>
-              <w:pStyle w:val="Compact"/>
-              <w:jc w:val="left"/>
-            </w:pPr>
-            <w:r>
+          <w:tcPr>
+            <w:shd w:fill="E8F8FF" w:val="clear"/>
+          </w:tcPr>
+          <w:p>
+            <w:pPr>
+              <w:pStyle w:val="Compact"/>
+              <w:jc w:val="left"/>
+            </w:pPr>
+            <w:r>
+              <w:rPr>
+                <w:color w:val="1A1A1A"/>
+                <w:sz w:val="19"/>
+              </w:rPr>
               <w:t xml:space="preserve">6.0%</w:t>
             </w:r>
           </w:p>
@@ -980,7 +1272,9 @@
       </w:tr>
       <w:tr>
         <w:tc>
-          <w:tcPr/>
+          <w:tcPr>
+            <w:shd w:fill="FFFFFF" w:val="clear"/>
+          </w:tcPr>
           <w:p>
             <w:pPr>
               <w:pStyle w:val="Compact"/>
@@ -990,31 +1284,45 @@
               <w:rPr>
                 <w:bCs/>
                 <w:b/>
+                <w:color w:val="1A1A1A"/>
+                <w:sz w:val="19"/>
               </w:rPr>
               <w:t xml:space="preserve">Logistics Platform (Stations Setup)</w:t>
             </w:r>
           </w:p>
         </w:tc>
         <w:tc>
-          <w:tcPr/>
-          <w:p>
-            <w:pPr>
-              <w:pStyle w:val="Compact"/>
-              <w:jc w:val="left"/>
-            </w:pPr>
-            <w:r>
+          <w:tcPr>
+            <w:shd w:fill="FFFFFF" w:val="clear"/>
+          </w:tcPr>
+          <w:p>
+            <w:pPr>
+              <w:pStyle w:val="Compact"/>
+              <w:jc w:val="left"/>
+            </w:pPr>
+            <w:r>
+              <w:rPr>
+                <w:color w:val="1A1A1A"/>
+                <w:sz w:val="19"/>
+              </w:rPr>
               <w:t xml:space="preserve">₦12,000,000</w:t>
             </w:r>
           </w:p>
         </w:tc>
         <w:tc>
-          <w:tcPr/>
-          <w:p>
-            <w:pPr>
-              <w:pStyle w:val="Compact"/>
-              <w:jc w:val="left"/>
-            </w:pPr>
-            <w:r>
+          <w:tcPr>
+            <w:shd w:fill="FFFFFF" w:val="clear"/>
+          </w:tcPr>
+          <w:p>
+            <w:pPr>
+              <w:pStyle w:val="Compact"/>
+              <w:jc w:val="left"/>
+            </w:pPr>
+            <w:r>
+              <w:rPr>
+                <w:color w:val="1A1A1A"/>
+                <w:sz w:val="19"/>
+              </w:rPr>
               <w:t xml:space="preserve">4.8%</w:t>
             </w:r>
           </w:p>
@@ -1022,7 +1330,9 @@
       </w:tr>
       <w:tr>
         <w:tc>
-          <w:tcPr/>
+          <w:tcPr>
+            <w:shd w:fill="E8F8FF" w:val="clear"/>
+          </w:tcPr>
           <w:p>
             <w:pPr>
               <w:pStyle w:val="Compact"/>
@@ -1032,31 +1342,45 @@
               <w:rPr>
                 <w:bCs/>
                 <w:b/>
+                <w:color w:val="1A1A1A"/>
+                <w:sz w:val="19"/>
               </w:rPr>
               <w:t xml:space="preserve">Licensing, Legal &amp; Compliance</w:t>
             </w:r>
           </w:p>
         </w:tc>
         <w:tc>
-          <w:tcPr/>
-          <w:p>
-            <w:pPr>
-              <w:pStyle w:val="Compact"/>
-              <w:jc w:val="left"/>
-            </w:pPr>
-            <w:r>
+          <w:tcPr>
+            <w:shd w:fill="E8F8FF" w:val="clear"/>
+          </w:tcPr>
+          <w:p>
+            <w:pPr>
+              <w:pStyle w:val="Compact"/>
+              <w:jc w:val="left"/>
+            </w:pPr>
+            <w:r>
+              <w:rPr>
+                <w:color w:val="1A1A1A"/>
+                <w:sz w:val="19"/>
+              </w:rPr>
               <w:t xml:space="preserve">₦12,000,000</w:t>
             </w:r>
           </w:p>
         </w:tc>
         <w:tc>
-          <w:tcPr/>
-          <w:p>
-            <w:pPr>
-              <w:pStyle w:val="Compact"/>
-              <w:jc w:val="left"/>
-            </w:pPr>
-            <w:r>
+          <w:tcPr>
+            <w:shd w:fill="E8F8FF" w:val="clear"/>
+          </w:tcPr>
+          <w:p>
+            <w:pPr>
+              <w:pStyle w:val="Compact"/>
+              <w:jc w:val="left"/>
+            </w:pPr>
+            <w:r>
+              <w:rPr>
+                <w:color w:val="1A1A1A"/>
+                <w:sz w:val="19"/>
+              </w:rPr>
               <w:t xml:space="preserve">4.8%</w:t>
             </w:r>
           </w:p>
@@ -1064,7 +1388,9 @@
       </w:tr>
       <w:tr>
         <w:tc>
-          <w:tcPr/>
+          <w:tcPr>
+            <w:shd w:fill="FFFFFF" w:val="clear"/>
+          </w:tcPr>
           <w:p>
             <w:pPr>
               <w:pStyle w:val="Compact"/>
@@ -1074,13 +1400,17 @@
               <w:rPr>
                 <w:bCs/>
                 <w:b/>
+                <w:color w:val="1A1A1A"/>
+                <w:sz w:val="19"/>
               </w:rPr>
               <w:t xml:space="preserve">TOTAL</w:t>
             </w:r>
           </w:p>
         </w:tc>
         <w:tc>
-          <w:tcPr/>
+          <w:tcPr>
+            <w:shd w:fill="FFFFFF" w:val="clear"/>
+          </w:tcPr>
           <w:p>
             <w:pPr>
               <w:pStyle w:val="Compact"/>
@@ -1090,13 +1420,17 @@
               <w:rPr>
                 <w:bCs/>
                 <w:b/>
+                <w:color w:val="1A1A1A"/>
+                <w:sz w:val="19"/>
               </w:rPr>
               <w:t xml:space="preserve">₦250,000,000</w:t>
             </w:r>
           </w:p>
         </w:tc>
         <w:tc>
-          <w:tcPr/>
+          <w:tcPr>
+            <w:shd w:fill="FFFFFF" w:val="clear"/>
+          </w:tcPr>
           <w:p>
             <w:pPr>
               <w:pStyle w:val="Compact"/>
@@ -1106,6 +1440,8 @@
               <w:rPr>
                 <w:bCs/>
                 <w:b/>
+                <w:color w:val="1A1A1A"/>
+                <w:sz w:val="19"/>
               </w:rPr>
               <w:t xml:space="preserve">100%</w:t>
             </w:r>
@@ -1116,73 +1452,103 @@
     <w:p>
       <w:pPr>
         <w:pStyle w:val="SourceCode"/>
+        <w:shd w:fill="1B2838" w:val="clear"/>
       </w:pPr>
       <w:r>
         <w:rPr>
           <w:rStyle w:val="VerbatimChar"/>
+          <w:color w:val="00BFFF"/>
         </w:rPr>
         <w:t xml:space="preserve">  Hardware (25 SKUs)██████████████████████████████░░  30.0%  ₦75M</w:t>
       </w:r>
       <w:r>
+        <w:rPr>
+          <w:color w:val="00BFFF"/>
+        </w:rPr>
         <w:br/>
       </w:r>
       <w:r>
         <w:rPr>
           <w:rStyle w:val="VerbatimChar"/>
+          <w:color w:val="00BFFF"/>
         </w:rPr>
         <w:t xml:space="preserve">  Human Capital     ████████████████████████████░░░░  28.0%  ₦70M</w:t>
       </w:r>
       <w:r>
+        <w:rPr>
+          <w:color w:val="00BFFF"/>
+        </w:rPr>
         <w:br/>
       </w:r>
       <w:r>
         <w:rPr>
           <w:rStyle w:val="VerbatimChar"/>
+          <w:color w:val="00BFFF"/>
         </w:rPr>
         <w:t xml:space="preserve">  Tech &amp; AI Tools   ███████████░░░░░░░░░░░░░░░░░░░░  11.2%  ₦28M</w:t>
       </w:r>
       <w:r>
+        <w:rPr>
+          <w:color w:val="00BFFF"/>
+        </w:rPr>
         <w:br/>
       </w:r>
       <w:r>
         <w:rPr>
           <w:rStyle w:val="VerbatimChar"/>
+          <w:color w:val="00BFFF"/>
         </w:rPr>
         <w:t xml:space="preserve">  Office &amp; Ops      ████████░░░░░░░░░░░░░░░░░░░░░░░   8.0%  ₦20M</w:t>
       </w:r>
       <w:r>
+        <w:rPr>
+          <w:color w:val="00BFFF"/>
+        </w:rPr>
         <w:br/>
       </w:r>
       <w:r>
         <w:rPr>
           <w:rStyle w:val="VerbatimChar"/>
+          <w:color w:val="00BFFF"/>
         </w:rPr>
         <w:t xml:space="preserve">  Contingency       ███████░░░░░░░░░░░░░░░░░░░░░░░░   7.2%  ₦18M</w:t>
       </w:r>
       <w:r>
+        <w:rPr>
+          <w:color w:val="00BFFF"/>
+        </w:rPr>
         <w:br/>
       </w:r>
       <w:r>
         <w:rPr>
           <w:rStyle w:val="VerbatimChar"/>
+          <w:color w:val="00BFFF"/>
         </w:rPr>
         <w:t xml:space="preserve">  Marketing         ██████░░░░░░░░░░░░░░░░░░░░░░░░░   6.0%  ₦15M</w:t>
       </w:r>
       <w:r>
+        <w:rPr>
+          <w:color w:val="00BFFF"/>
+        </w:rPr>
         <w:br/>
       </w:r>
       <w:r>
         <w:rPr>
           <w:rStyle w:val="VerbatimChar"/>
+          <w:color w:val="00BFFF"/>
         </w:rPr>
         <w:t xml:space="preserve">  Logistics Setup   ████░░░░░░░░░░░░░░░░░░░░░░░░░░░   4.8%  ₦12M</w:t>
       </w:r>
       <w:r>
+        <w:rPr>
+          <w:color w:val="00BFFF"/>
+        </w:rPr>
         <w:br/>
       </w:r>
       <w:r>
         <w:rPr>
           <w:rStyle w:val="VerbatimChar"/>
+          <w:color w:val="00BFFF"/>
         </w:rPr>
         <w:t xml:space="preserve">  Legal/Compliance  ████░░░░░░░░░░░░░░░░░░░░░░░░░░░   4.8%  ₦12M</w:t>
       </w:r>
@@ -1253,9 +1619,29 @@
     <w:bookmarkStart w:id="37" w:name="hardware-portfolio-25-skus"/>
     <w:p>
       <w:pPr>
+        <w:pBdr>
+          <w:top w:val="single" w:sz="18" w:space="1" w:color="F5A623"/>
+          <w:bottom w:val="single" w:sz="6" w:space="1" w:color="0099CC"/>
+        </w:pBdr>
+        <w:spacing w:before="200" w:after="200"/>
+      </w:pPr>
+    </w:p>
+    <w:p>
+      <w:pPr>
         <w:pStyle w:val="Heading2"/>
-      </w:pPr>
-      <w:r>
+        <w:rPr>
+          <w:color w:val="0099CC"/>
+        </w:rPr>
+        <w:pBdr>
+          <w:bottom w:val="single" w:sz="6" w:space="2" w:color="00BFFF"/>
+        </w:pBdr>
+      </w:pPr>
+      <w:r>
+        <w:rPr>
+          <w:b/>
+          <w:color w:val="0099CC"/>
+          <w:sz w:val="32"/>
+        </w:rPr>
         <w:t xml:space="preserve">Hardware Portfolio (25 SKUs)</w:t>
       </w:r>
     </w:p>
@@ -1265,6 +1651,14 @@
         <w:tblW w:type="pct" w:w="5000"/>
         <w:tblLook w:firstRow="1" w:lastRow="0" w:firstColumn="0" w:lastColumn="0" w:noHBand="0" w:noVBand="0" w:val="0020"/>
         <w:jc w:val="start"/>
+        <w:tblBorders>
+          <w:top w:val="single" w:sz="4" w:space="0" w:color="B0D4E8"/>
+          <w:left w:val="single" w:sz="4" w:space="0" w:color="B0D4E8"/>
+          <w:bottom w:val="single" w:sz="4" w:space="0" w:color="B0D4E8"/>
+          <w:right w:val="single" w:sz="4" w:space="0" w:color="B0D4E8"/>
+          <w:insideH w:val="single" w:sz="4" w:space="0" w:color="B0D4E8"/>
+          <w:insideV w:val="single" w:sz="4" w:space="0" w:color="B0D4E8"/>
+        </w:tblBorders>
       </w:tblPr>
       <w:tblGrid>
         <w:gridCol w:w="2262"/>
@@ -1276,37 +1670,58 @@
           <w:tblHeader w:val="true"/>
         </w:trPr>
         <w:tc>
-          <w:tcPr/>
-          <w:p>
-            <w:pPr>
-              <w:pStyle w:val="Compact"/>
-              <w:jc w:val="left"/>
-            </w:pPr>
-            <w:r>
+          <w:tcPr>
+            <w:shd w:fill="0099CC" w:val="clear"/>
+          </w:tcPr>
+          <w:p>
+            <w:pPr>
+              <w:pStyle w:val="Compact"/>
+              <w:jc w:val="left"/>
+            </w:pPr>
+            <w:r>
+              <w:rPr>
+                <w:b/>
+                <w:color w:val="FFFFFF"/>
+                <w:sz w:val="20"/>
+              </w:rPr>
               <w:t xml:space="preserve">Category</w:t>
             </w:r>
           </w:p>
         </w:tc>
         <w:tc>
-          <w:tcPr/>
-          <w:p>
-            <w:pPr>
-              <w:pStyle w:val="Compact"/>
-              <w:jc w:val="left"/>
-            </w:pPr>
-            <w:r>
+          <w:tcPr>
+            <w:shd w:fill="0099CC" w:val="clear"/>
+          </w:tcPr>
+          <w:p>
+            <w:pPr>
+              <w:pStyle w:val="Compact"/>
+              <w:jc w:val="left"/>
+            </w:pPr>
+            <w:r>
+              <w:rPr>
+                <w:b/>
+                <w:color w:val="FFFFFF"/>
+                <w:sz w:val="20"/>
+              </w:rPr>
               <w:t xml:space="preserve">Products</w:t>
             </w:r>
           </w:p>
         </w:tc>
         <w:tc>
-          <w:tcPr/>
-          <w:p>
-            <w:pPr>
-              <w:pStyle w:val="Compact"/>
-              <w:jc w:val="left"/>
-            </w:pPr>
-            <w:r>
+          <w:tcPr>
+            <w:shd w:fill="0099CC" w:val="clear"/>
+          </w:tcPr>
+          <w:p>
+            <w:pPr>
+              <w:pStyle w:val="Compact"/>
+              <w:jc w:val="left"/>
+            </w:pPr>
+            <w:r>
+              <w:rPr>
+                <w:b/>
+                <w:color w:val="FFFFFF"/>
+                <w:sz w:val="20"/>
+              </w:rPr>
               <w:t xml:space="preserve">Price Range (₦)</w:t>
             </w:r>
           </w:p>
@@ -1314,7 +1729,9 @@
       </w:tr>
       <w:tr>
         <w:tc>
-          <w:tcPr/>
+          <w:tcPr>
+            <w:shd w:fill="FFFFFF" w:val="clear"/>
+          </w:tcPr>
           <w:p>
             <w:pPr>
               <w:pStyle w:val="Compact"/>
@@ -1324,31 +1741,45 @@
               <w:rPr>
                 <w:bCs/>
                 <w:b/>
+                <w:color w:val="1A1A1A"/>
+                <w:sz w:val="19"/>
               </w:rPr>
               <w:t xml:space="preserve">Commerce</w:t>
             </w:r>
           </w:p>
         </w:tc>
         <w:tc>
-          <w:tcPr/>
-          <w:p>
-            <w:pPr>
-              <w:pStyle w:val="Compact"/>
-              <w:jc w:val="left"/>
-            </w:pPr>
-            <w:r>
+          <w:tcPr>
+            <w:shd w:fill="FFFFFF" w:val="clear"/>
+          </w:tcPr>
+          <w:p>
+            <w:pPr>
+              <w:pStyle w:val="Compact"/>
+              <w:jc w:val="left"/>
+            </w:pPr>
+            <w:r>
+              <w:rPr>
+                <w:color w:val="1A1A1A"/>
+                <w:sz w:val="19"/>
+              </w:rPr>
               <w:t xml:space="preserve">Smart POS, POS Tablet, Self-Service Kiosk, Barcode/Receipt Kit, Logistics Scanner</w:t>
             </w:r>
           </w:p>
         </w:tc>
         <w:tc>
-          <w:tcPr/>
-          <w:p>
-            <w:pPr>
-              <w:pStyle w:val="Compact"/>
-              <w:jc w:val="left"/>
-            </w:pPr>
-            <w:r>
+          <w:tcPr>
+            <w:shd w:fill="FFFFFF" w:val="clear"/>
+          </w:tcPr>
+          <w:p>
+            <w:pPr>
+              <w:pStyle w:val="Compact"/>
+              <w:jc w:val="left"/>
+            </w:pPr>
+            <w:r>
+              <w:rPr>
+                <w:color w:val="1A1A1A"/>
+                <w:sz w:val="19"/>
+              </w:rPr>
               <w:t xml:space="preserve">₦40K–₦480K</w:t>
             </w:r>
           </w:p>
@@ -1356,7 +1787,9 @@
       </w:tr>
       <w:tr>
         <w:tc>
-          <w:tcPr/>
+          <w:tcPr>
+            <w:shd w:fill="E8F8FF" w:val="clear"/>
+          </w:tcPr>
           <w:p>
             <w:pPr>
               <w:pStyle w:val="Compact"/>
@@ -1366,31 +1799,45 @@
               <w:rPr>
                 <w:bCs/>
                 <w:b/>
+                <w:color w:val="1A1A1A"/>
+                <w:sz w:val="19"/>
               </w:rPr>
               <w:t xml:space="preserve">IoT &amp; Energy</w:t>
             </w:r>
           </w:p>
         </w:tc>
         <w:tc>
-          <w:tcPr/>
-          <w:p>
-            <w:pPr>
-              <w:pStyle w:val="Compact"/>
-              <w:jc w:val="left"/>
-            </w:pPr>
-            <w:r>
+          <w:tcPr>
+            <w:shd w:fill="E8F8FF" w:val="clear"/>
+          </w:tcPr>
+          <w:p>
+            <w:pPr>
+              <w:pStyle w:val="Compact"/>
+              <w:jc w:val="left"/>
+            </w:pPr>
+            <w:r>
+              <w:rPr>
+                <w:color w:val="1A1A1A"/>
+                <w:sz w:val="19"/>
+              </w:rPr>
               <w:t xml:space="preserve">Energy Controller, Smart Meter, Power Kit, Mini UPS, Home Battery</w:t>
             </w:r>
           </w:p>
         </w:tc>
         <w:tc>
-          <w:tcPr/>
-          <w:p>
-            <w:pPr>
-              <w:pStyle w:val="Compact"/>
-              <w:jc w:val="left"/>
-            </w:pPr>
-            <w:r>
+          <w:tcPr>
+            <w:shd w:fill="E8F8FF" w:val="clear"/>
+          </w:tcPr>
+          <w:p>
+            <w:pPr>
+              <w:pStyle w:val="Compact"/>
+              <w:jc w:val="left"/>
+            </w:pPr>
+            <w:r>
+              <w:rPr>
+                <w:color w:val="1A1A1A"/>
+                <w:sz w:val="19"/>
+              </w:rPr>
               <w:t xml:space="preserve">₦18K–₦240K</w:t>
             </w:r>
           </w:p>
@@ -1398,7 +1845,9 @@
       </w:tr>
       <w:tr>
         <w:tc>
-          <w:tcPr/>
+          <w:tcPr>
+            <w:shd w:fill="FFFFFF" w:val="clear"/>
+          </w:tcPr>
           <w:p>
             <w:pPr>
               <w:pStyle w:val="Compact"/>
@@ -1408,31 +1857,45 @@
               <w:rPr>
                 <w:bCs/>
                 <w:b/>
+                <w:color w:val="1A1A1A"/>
+                <w:sz w:val="19"/>
               </w:rPr>
               <w:t xml:space="preserve">Water Controllers</w:t>
             </w:r>
           </w:p>
         </w:tc>
         <w:tc>
-          <w:tcPr/>
-          <w:p>
-            <w:pPr>
-              <w:pStyle w:val="Compact"/>
-              <w:jc w:val="left"/>
-            </w:pPr>
-            <w:r>
+          <w:tcPr>
+            <w:shd w:fill="FFFFFF" w:val="clear"/>
+          </w:tcPr>
+          <w:p>
+            <w:pPr>
+              <w:pStyle w:val="Compact"/>
+              <w:jc w:val="left"/>
+            </w:pPr>
+            <w:r>
+              <w:rPr>
+                <w:color w:val="1A1A1A"/>
+                <w:sz w:val="19"/>
+              </w:rPr>
               <w:t xml:space="preserve">Tier 1 Basic, Tier 2 Mid-Range, Tier 3 Smart IoT, Tier 4 Industrial/SCADA</w:t>
             </w:r>
           </w:p>
         </w:tc>
         <w:tc>
-          <w:tcPr/>
-          <w:p>
-            <w:pPr>
-              <w:pStyle w:val="Compact"/>
-              <w:jc w:val="left"/>
-            </w:pPr>
-            <w:r>
+          <w:tcPr>
+            <w:shd w:fill="FFFFFF" w:val="clear"/>
+          </w:tcPr>
+          <w:p>
+            <w:pPr>
+              <w:pStyle w:val="Compact"/>
+              <w:jc w:val="left"/>
+            </w:pPr>
+            <w:r>
+              <w:rPr>
+                <w:color w:val="1A1A1A"/>
+                <w:sz w:val="19"/>
+              </w:rPr>
               <w:t xml:space="preserve">₦22K–₦175K</w:t>
             </w:r>
           </w:p>
@@ -1440,7 +1903,9 @@
       </w:tr>
       <w:tr>
         <w:tc>
-          <w:tcPr/>
+          <w:tcPr>
+            <w:shd w:fill="E8F8FF" w:val="clear"/>
+          </w:tcPr>
           <w:p>
             <w:pPr>
               <w:pStyle w:val="Compact"/>
@@ -1450,31 +1915,45 @@
               <w:rPr>
                 <w:bCs/>
                 <w:b/>
+                <w:color w:val="1A1A1A"/>
+                <w:sz w:val="19"/>
               </w:rPr>
               <w:t xml:space="preserve">Smart Home</w:t>
             </w:r>
           </w:p>
         </w:tc>
         <w:tc>
-          <w:tcPr/>
-          <w:p>
-            <w:pPr>
-              <w:pStyle w:val="Compact"/>
-              <w:jc w:val="left"/>
-            </w:pPr>
-            <w:r>
+          <w:tcPr>
+            <w:shd w:fill="E8F8FF" w:val="clear"/>
+          </w:tcPr>
+          <w:p>
+            <w:pPr>
+              <w:pStyle w:val="Compact"/>
+              <w:jc w:val="left"/>
+            </w:pPr>
+            <w:r>
+              <w:rPr>
+                <w:color w:val="1A1A1A"/>
+                <w:sz w:val="19"/>
+              </w:rPr>
               <w:t xml:space="preserve">Smart Switch, Smart Socket, Smart Camera, IP Camera, Premium Switch/Socket</w:t>
             </w:r>
           </w:p>
         </w:tc>
         <w:tc>
-          <w:tcPr/>
-          <w:p>
-            <w:pPr>
-              <w:pStyle w:val="Compact"/>
-              <w:jc w:val="left"/>
-            </w:pPr>
-            <w:r>
+          <w:tcPr>
+            <w:shd w:fill="E8F8FF" w:val="clear"/>
+          </w:tcPr>
+          <w:p>
+            <w:pPr>
+              <w:pStyle w:val="Compact"/>
+              <w:jc w:val="left"/>
+            </w:pPr>
+            <w:r>
+              <w:rPr>
+                <w:color w:val="1A1A1A"/>
+                <w:sz w:val="19"/>
+              </w:rPr>
               <w:t xml:space="preserve">₦2.8K–₦58K</w:t>
             </w:r>
           </w:p>
@@ -1482,7 +1961,9 @@
       </w:tr>
       <w:tr>
         <w:tc>
-          <w:tcPr/>
+          <w:tcPr>
+            <w:shd w:fill="FFFFFF" w:val="clear"/>
+          </w:tcPr>
           <w:p>
             <w:pPr>
               <w:pStyle w:val="Compact"/>
@@ -1492,31 +1973,45 @@
               <w:rPr>
                 <w:bCs/>
                 <w:b/>
+                <w:color w:val="1A1A1A"/>
+                <w:sz w:val="19"/>
               </w:rPr>
               <w:t xml:space="preserve">Education &amp; Display</w:t>
             </w:r>
           </w:p>
         </w:tc>
         <w:tc>
-          <w:tcPr/>
-          <w:p>
-            <w:pPr>
-              <w:pStyle w:val="Compact"/>
-              <w:jc w:val="left"/>
-            </w:pPr>
-            <w:r>
+          <w:tcPr>
+            <w:shd w:fill="FFFFFF" w:val="clear"/>
+          </w:tcPr>
+          <w:p>
+            <w:pPr>
+              <w:pStyle w:val="Compact"/>
+              <w:jc w:val="left"/>
+            </w:pPr>
+            <w:r>
+              <w:rPr>
+                <w:color w:val="1A1A1A"/>
+                <w:sz w:val="19"/>
+              </w:rPr>
               <w:t xml:space="preserve">Learning Tablet, Indoor LED Panel, Outdoor LED Screen</w:t>
             </w:r>
           </w:p>
         </w:tc>
         <w:tc>
-          <w:tcPr/>
-          <w:p>
-            <w:pPr>
-              <w:pStyle w:val="Compact"/>
-              <w:jc w:val="left"/>
-            </w:pPr>
-            <w:r>
+          <w:tcPr>
+            <w:shd w:fill="FFFFFF" w:val="clear"/>
+          </w:tcPr>
+          <w:p>
+            <w:pPr>
+              <w:pStyle w:val="Compact"/>
+              <w:jc w:val="left"/>
+            </w:pPr>
+            <w:r>
+              <w:rPr>
+                <w:color w:val="1A1A1A"/>
+                <w:sz w:val="19"/>
+              </w:rPr>
               <w:t xml:space="preserve">₦110K–₦250K</w:t>
             </w:r>
           </w:p>
@@ -1524,7 +2019,9 @@
       </w:tr>
       <w:tr>
         <w:tc>
-          <w:tcPr/>
+          <w:tcPr>
+            <w:shd w:fill="E8F8FF" w:val="clear"/>
+          </w:tcPr>
           <w:p>
             <w:pPr>
               <w:pStyle w:val="Compact"/>
@@ -1534,31 +2031,45 @@
               <w:rPr>
                 <w:bCs/>
                 <w:b/>
+                <w:color w:val="1A1A1A"/>
+                <w:sz w:val="19"/>
               </w:rPr>
               <w:t xml:space="preserve">Solar Products</w:t>
             </w:r>
           </w:p>
         </w:tc>
         <w:tc>
-          <w:tcPr/>
-          <w:p>
-            <w:pPr>
-              <w:pStyle w:val="Compact"/>
-              <w:jc w:val="left"/>
-            </w:pPr>
-            <w:r>
+          <w:tcPr>
+            <w:shd w:fill="E8F8FF" w:val="clear"/>
+          </w:tcPr>
+          <w:p>
+            <w:pPr>
+              <w:pStyle w:val="Compact"/>
+              <w:jc w:val="left"/>
+            </w:pPr>
+            <w:r>
+              <w:rPr>
+                <w:color w:val="1A1A1A"/>
+                <w:sz w:val="19"/>
+              </w:rPr>
               <w:t xml:space="preserve">Solar Street Light, Solar Rechargeable Fan</w:t>
             </w:r>
           </w:p>
         </w:tc>
         <w:tc>
-          <w:tcPr/>
-          <w:p>
-            <w:pPr>
-              <w:pStyle w:val="Compact"/>
-              <w:jc w:val="left"/>
-            </w:pPr>
-            <w:r>
+          <w:tcPr>
+            <w:shd w:fill="E8F8FF" w:val="clear"/>
+          </w:tcPr>
+          <w:p>
+            <w:pPr>
+              <w:pStyle w:val="Compact"/>
+              <w:jc w:val="left"/>
+            </w:pPr>
+            <w:r>
+              <w:rPr>
+                <w:color w:val="1A1A1A"/>
+                <w:sz w:val="19"/>
+              </w:rPr>
               <w:t xml:space="preserve">₦45K–₦200K</w:t>
             </w:r>
           </w:p>
@@ -1631,9 +2142,29 @@
     <w:bookmarkStart w:id="38" w:name="month-execution-roadmap"/>
     <w:p>
       <w:pPr>
+        <w:pBdr>
+          <w:top w:val="single" w:sz="18" w:space="1" w:color="F5A623"/>
+          <w:bottom w:val="single" w:sz="6" w:space="1" w:color="0099CC"/>
+        </w:pBdr>
+        <w:spacing w:before="200" w:after="200"/>
+      </w:pPr>
+    </w:p>
+    <w:p>
+      <w:pPr>
         <w:pStyle w:val="Heading2"/>
-      </w:pPr>
-      <w:r>
+        <w:rPr>
+          <w:color w:val="0099CC"/>
+        </w:rPr>
+        <w:pBdr>
+          <w:bottom w:val="single" w:sz="6" w:space="2" w:color="00BFFF"/>
+        </w:pBdr>
+      </w:pPr>
+      <w:r>
+        <w:rPr>
+          <w:b/>
+          <w:color w:val="0099CC"/>
+          <w:sz w:val="32"/>
+        </w:rPr>
         <w:t xml:space="preserve">24-Month Execution Roadmap</w:t>
       </w:r>
     </w:p>
@@ -1643,6 +2174,14 @@
         <w:tblW w:type="pct" w:w="5000"/>
         <w:tblLook w:firstRow="1" w:lastRow="0" w:firstColumn="0" w:lastColumn="0" w:noHBand="0" w:noVBand="0" w:val="0020"/>
         <w:jc w:val="start"/>
+        <w:tblBorders>
+          <w:top w:val="single" w:sz="4" w:space="0" w:color="B0D4E8"/>
+          <w:left w:val="single" w:sz="4" w:space="0" w:color="B0D4E8"/>
+          <w:bottom w:val="single" w:sz="4" w:space="0" w:color="B0D4E8"/>
+          <w:right w:val="single" w:sz="4" w:space="0" w:color="B0D4E8"/>
+          <w:insideH w:val="single" w:sz="4" w:space="0" w:color="B0D4E8"/>
+          <w:insideV w:val="single" w:sz="4" w:space="0" w:color="B0D4E8"/>
+        </w:tblBorders>
       </w:tblPr>
       <w:tblGrid>
         <w:gridCol w:w="1680"/>
@@ -1655,49 +2194,77 @@
           <w:tblHeader w:val="true"/>
         </w:trPr>
         <w:tc>
-          <w:tcPr/>
-          <w:p>
-            <w:pPr>
-              <w:pStyle w:val="Compact"/>
-              <w:jc w:val="left"/>
-            </w:pPr>
-            <w:r>
+          <w:tcPr>
+            <w:shd w:fill="0099CC" w:val="clear"/>
+          </w:tcPr>
+          <w:p>
+            <w:pPr>
+              <w:pStyle w:val="Compact"/>
+              <w:jc w:val="left"/>
+            </w:pPr>
+            <w:r>
+              <w:rPr>
+                <w:b/>
+                <w:color w:val="FFFFFF"/>
+                <w:sz w:val="20"/>
+              </w:rPr>
               <w:t xml:space="preserve">Phase</w:t>
             </w:r>
           </w:p>
         </w:tc>
         <w:tc>
-          <w:tcPr/>
-          <w:p>
-            <w:pPr>
-              <w:pStyle w:val="Compact"/>
-              <w:jc w:val="left"/>
-            </w:pPr>
-            <w:r>
+          <w:tcPr>
+            <w:shd w:fill="0099CC" w:val="clear"/>
+          </w:tcPr>
+          <w:p>
+            <w:pPr>
+              <w:pStyle w:val="Compact"/>
+              <w:jc w:val="left"/>
+            </w:pPr>
+            <w:r>
+              <w:rPr>
+                <w:b/>
+                <w:color w:val="FFFFFF"/>
+                <w:sz w:val="20"/>
+              </w:rPr>
               <w:t xml:space="preserve">Months</w:t>
             </w:r>
           </w:p>
         </w:tc>
         <w:tc>
-          <w:tcPr/>
-          <w:p>
-            <w:pPr>
-              <w:pStyle w:val="Compact"/>
-              <w:jc w:val="left"/>
-            </w:pPr>
-            <w:r>
+          <w:tcPr>
+            <w:shd w:fill="0099CC" w:val="clear"/>
+          </w:tcPr>
+          <w:p>
+            <w:pPr>
+              <w:pStyle w:val="Compact"/>
+              <w:jc w:val="left"/>
+            </w:pPr>
+            <w:r>
+              <w:rPr>
+                <w:b/>
+                <w:color w:val="FFFFFF"/>
+                <w:sz w:val="20"/>
+              </w:rPr>
               <w:t xml:space="preserve">Focus</w:t>
             </w:r>
           </w:p>
         </w:tc>
         <w:tc>
-          <w:tcPr/>
-          <w:p>
-            <w:pPr>
-              <w:pStyle w:val="Compact"/>
-              <w:jc w:val="left"/>
-            </w:pPr>
-            <w:r>
+          <w:tcPr>
+            <w:shd w:fill="0099CC" w:val="clear"/>
+          </w:tcPr>
+          <w:p>
+            <w:pPr>
+              <w:pStyle w:val="Compact"/>
+              <w:jc w:val="left"/>
+            </w:pPr>
+            <w:r>
+              <w:rPr>
+                <w:b/>
+                <w:color w:val="FFFFFF"/>
+                <w:sz w:val="20"/>
+              </w:rPr>
               <w:t xml:space="preserve">Budget (₦)</w:t>
             </w:r>
           </w:p>
@@ -1705,7 +2272,9 @@
       </w:tr>
       <w:tr>
         <w:tc>
-          <w:tcPr/>
+          <w:tcPr>
+            <w:shd w:fill="FFFFFF" w:val="clear"/>
+          </w:tcPr>
           <w:p>
             <w:pPr>
               <w:pStyle w:val="Compact"/>
@@ -1715,43 +2284,63 @@
               <w:rPr>
                 <w:bCs/>
                 <w:b/>
+                <w:color w:val="1A1A1A"/>
+                <w:sz w:val="19"/>
               </w:rPr>
               <w:t xml:space="preserve">Phase 1: Foundation</w:t>
             </w:r>
           </w:p>
         </w:tc>
         <w:tc>
-          <w:tcPr/>
-          <w:p>
-            <w:pPr>
-              <w:pStyle w:val="Compact"/>
-              <w:jc w:val="left"/>
-            </w:pPr>
-            <w:r>
+          <w:tcPr>
+            <w:shd w:fill="FFFFFF" w:val="clear"/>
+          </w:tcPr>
+          <w:p>
+            <w:pPr>
+              <w:pStyle w:val="Compact"/>
+              <w:jc w:val="left"/>
+            </w:pPr>
+            <w:r>
+              <w:rPr>
+                <w:color w:val="1A1A1A"/>
+                <w:sz w:val="19"/>
+              </w:rPr>
               <w:t xml:space="preserve">0–3</w:t>
             </w:r>
           </w:p>
         </w:tc>
         <w:tc>
-          <w:tcPr/>
-          <w:p>
-            <w:pPr>
-              <w:pStyle w:val="Compact"/>
-              <w:jc w:val="left"/>
-            </w:pPr>
-            <w:r>
+          <w:tcPr>
+            <w:shd w:fill="FFFFFF" w:val="clear"/>
+          </w:tcPr>
+          <w:p>
+            <w:pPr>
+              <w:pStyle w:val="Compact"/>
+              <w:jc w:val="left"/>
+            </w:pPr>
+            <w:r>
+              <w:rPr>
+                <w:color w:val="1A1A1A"/>
+                <w:sz w:val="19"/>
+              </w:rPr>
               <w:t xml:space="preserve">Core team (5 people), architecture, first hardware order, legal setup</w:t>
             </w:r>
           </w:p>
         </w:tc>
         <w:tc>
-          <w:tcPr/>
-          <w:p>
-            <w:pPr>
-              <w:pStyle w:val="Compact"/>
-              <w:jc w:val="left"/>
-            </w:pPr>
-            <w:r>
+          <w:tcPr>
+            <w:shd w:fill="FFFFFF" w:val="clear"/>
+          </w:tcPr>
+          <w:p>
+            <w:pPr>
+              <w:pStyle w:val="Compact"/>
+              <w:jc w:val="left"/>
+            </w:pPr>
+            <w:r>
+              <w:rPr>
+                <w:color w:val="1A1A1A"/>
+                <w:sz w:val="19"/>
+              </w:rPr>
               <w:t xml:space="preserve">₦55,000,000</w:t>
             </w:r>
           </w:p>
@@ -1759,7 +2348,9 @@
       </w:tr>
       <w:tr>
         <w:tc>
-          <w:tcPr/>
+          <w:tcPr>
+            <w:shd w:fill="E8F8FF" w:val="clear"/>
+          </w:tcPr>
           <w:p>
             <w:pPr>
               <w:pStyle w:val="Compact"/>
@@ -1769,43 +2360,63 @@
               <w:rPr>
                 <w:bCs/>
                 <w:b/>
+                <w:color w:val="1A1A1A"/>
+                <w:sz w:val="19"/>
               </w:rPr>
               <w:t xml:space="preserve">Phase 2: MVP &amp; Pilot</w:t>
             </w:r>
           </w:p>
         </w:tc>
         <w:tc>
-          <w:tcPr/>
-          <w:p>
-            <w:pPr>
-              <w:pStyle w:val="Compact"/>
-              <w:jc w:val="left"/>
-            </w:pPr>
-            <w:r>
+          <w:tcPr>
+            <w:shd w:fill="E8F8FF" w:val="clear"/>
+          </w:tcPr>
+          <w:p>
+            <w:pPr>
+              <w:pStyle w:val="Compact"/>
+              <w:jc w:val="left"/>
+            </w:pPr>
+            <w:r>
+              <w:rPr>
+                <w:color w:val="1A1A1A"/>
+                <w:sz w:val="19"/>
+              </w:rPr>
               <w:t xml:space="preserve">4–6</w:t>
             </w:r>
           </w:p>
         </w:tc>
         <w:tc>
-          <w:tcPr/>
-          <w:p>
-            <w:pPr>
-              <w:pStyle w:val="Compact"/>
-              <w:jc w:val="left"/>
-            </w:pPr>
-            <w:r>
+          <w:tcPr>
+            <w:shd w:fill="E8F8FF" w:val="clear"/>
+          </w:tcPr>
+          <w:p>
+            <w:pPr>
+              <w:pStyle w:val="Compact"/>
+              <w:jc w:val="left"/>
+            </w:pPr>
+            <w:r>
+              <w:rPr>
+                <w:color w:val="1A1A1A"/>
+                <w:sz w:val="19"/>
+              </w:rPr>
               <w:t xml:space="preserve">50 merchants, 30 IoT devices, 2 logistics stations, smart home + solar products launch</w:t>
             </w:r>
           </w:p>
         </w:tc>
         <w:tc>
-          <w:tcPr/>
-          <w:p>
-            <w:pPr>
-              <w:pStyle w:val="Compact"/>
-              <w:jc w:val="left"/>
-            </w:pPr>
-            <w:r>
+          <w:tcPr>
+            <w:shd w:fill="E8F8FF" w:val="clear"/>
+          </w:tcPr>
+          <w:p>
+            <w:pPr>
+              <w:pStyle w:val="Compact"/>
+              <w:jc w:val="left"/>
+            </w:pPr>
+            <w:r>
+              <w:rPr>
+                <w:color w:val="1A1A1A"/>
+                <w:sz w:val="19"/>
+              </w:rPr>
               <w:t xml:space="preserve">₦52,000,000</w:t>
             </w:r>
           </w:p>
@@ -1813,7 +2424,9 @@
       </w:tr>
       <w:tr>
         <w:tc>
-          <w:tcPr/>
+          <w:tcPr>
+            <w:shd w:fill="FFFFFF" w:val="clear"/>
+          </w:tcPr>
           <w:p>
             <w:pPr>
               <w:pStyle w:val="Compact"/>
@@ -1823,43 +2436,63 @@
               <w:rPr>
                 <w:bCs/>
                 <w:b/>
+                <w:color w:val="1A1A1A"/>
+                <w:sz w:val="19"/>
               </w:rPr>
               <w:t xml:space="preserve">Phase 3: Market Entry</w:t>
             </w:r>
           </w:p>
         </w:tc>
         <w:tc>
-          <w:tcPr/>
-          <w:p>
-            <w:pPr>
-              <w:pStyle w:val="Compact"/>
-              <w:jc w:val="left"/>
-            </w:pPr>
-            <w:r>
+          <w:tcPr>
+            <w:shd w:fill="FFFFFF" w:val="clear"/>
+          </w:tcPr>
+          <w:p>
+            <w:pPr>
+              <w:pStyle w:val="Compact"/>
+              <w:jc w:val="left"/>
+            </w:pPr>
+            <w:r>
+              <w:rPr>
+                <w:color w:val="1A1A1A"/>
+                <w:sz w:val="19"/>
+              </w:rPr>
               <w:t xml:space="preserve">7–9</w:t>
             </w:r>
           </w:p>
         </w:tc>
         <w:tc>
-          <w:tcPr/>
-          <w:p>
-            <w:pPr>
-              <w:pStyle w:val="Compact"/>
-              <w:jc w:val="left"/>
-            </w:pPr>
-            <w:r>
+          <w:tcPr>
+            <w:shd w:fill="FFFFFF" w:val="clear"/>
+          </w:tcPr>
+          <w:p>
+            <w:pPr>
+              <w:pStyle w:val="Compact"/>
+              <w:jc w:val="left"/>
+            </w:pPr>
+            <w:r>
+              <w:rPr>
+                <w:color w:val="1A1A1A"/>
+                <w:sz w:val="19"/>
+              </w:rPr>
               <w:t xml:space="preserve">500 merchants, 3 markets, water controllers launch, marketing campaigns</w:t>
             </w:r>
           </w:p>
         </w:tc>
         <w:tc>
-          <w:tcPr/>
-          <w:p>
-            <w:pPr>
-              <w:pStyle w:val="Compact"/>
-              <w:jc w:val="left"/>
-            </w:pPr>
-            <w:r>
+          <w:tcPr>
+            <w:shd w:fill="FFFFFF" w:val="clear"/>
+          </w:tcPr>
+          <w:p>
+            <w:pPr>
+              <w:pStyle w:val="Compact"/>
+              <w:jc w:val="left"/>
+            </w:pPr>
+            <w:r>
+              <w:rPr>
+                <w:color w:val="1A1A1A"/>
+                <w:sz w:val="19"/>
+              </w:rPr>
               <w:t xml:space="preserve">₦55,000,000</w:t>
             </w:r>
           </w:p>
@@ -1867,7 +2500,9 @@
       </w:tr>
       <w:tr>
         <w:tc>
-          <w:tcPr/>
+          <w:tcPr>
+            <w:shd w:fill="E8F8FF" w:val="clear"/>
+          </w:tcPr>
           <w:p>
             <w:pPr>
               <w:pStyle w:val="Compact"/>
@@ -1877,43 +2512,63 @@
               <w:rPr>
                 <w:bCs/>
                 <w:b/>
+                <w:color w:val="1A1A1A"/>
+                <w:sz w:val="19"/>
               </w:rPr>
               <w:t xml:space="preserve">Phase 4: Revenue Scale</w:t>
             </w:r>
           </w:p>
         </w:tc>
         <w:tc>
-          <w:tcPr/>
-          <w:p>
-            <w:pPr>
-              <w:pStyle w:val="Compact"/>
-              <w:jc w:val="left"/>
-            </w:pPr>
-            <w:r>
+          <w:tcPr>
+            <w:shd w:fill="E8F8FF" w:val="clear"/>
+          </w:tcPr>
+          <w:p>
+            <w:pPr>
+              <w:pStyle w:val="Compact"/>
+              <w:jc w:val="left"/>
+            </w:pPr>
+            <w:r>
+              <w:rPr>
+                <w:color w:val="1A1A1A"/>
+                <w:sz w:val="19"/>
+              </w:rPr>
               <w:t xml:space="preserve">10–12</w:t>
             </w:r>
           </w:p>
         </w:tc>
         <w:tc>
-          <w:tcPr/>
-          <w:p>
-            <w:pPr>
-              <w:pStyle w:val="Compact"/>
-              <w:jc w:val="left"/>
-            </w:pPr>
-            <w:r>
+          <w:tcPr>
+            <w:shd w:fill="E8F8FF" w:val="clear"/>
+          </w:tcPr>
+          <w:p>
+            <w:pPr>
+              <w:pStyle w:val="Compact"/>
+              <w:jc w:val="left"/>
+            </w:pPr>
+            <w:r>
+              <w:rPr>
+                <w:color w:val="1A1A1A"/>
+                <w:sz w:val="19"/>
+              </w:rPr>
               <w:t xml:space="preserve">1,500 merchants, 300 devices, credit scoring prototype</w:t>
             </w:r>
           </w:p>
         </w:tc>
         <w:tc>
-          <w:tcPr/>
-          <w:p>
-            <w:pPr>
-              <w:pStyle w:val="Compact"/>
-              <w:jc w:val="left"/>
-            </w:pPr>
-            <w:r>
+          <w:tcPr>
+            <w:shd w:fill="E8F8FF" w:val="clear"/>
+          </w:tcPr>
+          <w:p>
+            <w:pPr>
+              <w:pStyle w:val="Compact"/>
+              <w:jc w:val="left"/>
+            </w:pPr>
+            <w:r>
+              <w:rPr>
+                <w:color w:val="1A1A1A"/>
+                <w:sz w:val="19"/>
+              </w:rPr>
               <w:t xml:space="preserve">₦45,000,000</w:t>
             </w:r>
           </w:p>
@@ -1921,7 +2576,9 @@
       </w:tr>
       <w:tr>
         <w:tc>
-          <w:tcPr/>
+          <w:tcPr>
+            <w:shd w:fill="FFFFFF" w:val="clear"/>
+          </w:tcPr>
           <w:p>
             <w:pPr>
               <w:pStyle w:val="Compact"/>
@@ -1931,43 +2588,63 @@
               <w:rPr>
                 <w:bCs/>
                 <w:b/>
+                <w:color w:val="1A1A1A"/>
+                <w:sz w:val="19"/>
               </w:rPr>
               <w:t xml:space="preserve">Phase 5: Ecosystem Maturity</w:t>
             </w:r>
           </w:p>
         </w:tc>
         <w:tc>
-          <w:tcPr/>
-          <w:p>
-            <w:pPr>
-              <w:pStyle w:val="Compact"/>
-              <w:jc w:val="left"/>
-            </w:pPr>
-            <w:r>
+          <w:tcPr>
+            <w:shd w:fill="FFFFFF" w:val="clear"/>
+          </w:tcPr>
+          <w:p>
+            <w:pPr>
+              <w:pStyle w:val="Compact"/>
+              <w:jc w:val="left"/>
+            </w:pPr>
+            <w:r>
+              <w:rPr>
+                <w:color w:val="1A1A1A"/>
+                <w:sz w:val="19"/>
+              </w:rPr>
               <w:t xml:space="preserve">13–18</w:t>
             </w:r>
           </w:p>
         </w:tc>
         <w:tc>
-          <w:tcPr/>
-          <w:p>
-            <w:pPr>
-              <w:pStyle w:val="Compact"/>
-              <w:jc w:val="left"/>
-            </w:pPr>
-            <w:r>
+          <w:tcPr>
+            <w:shd w:fill="FFFFFF" w:val="clear"/>
+          </w:tcPr>
+          <w:p>
+            <w:pPr>
+              <w:pStyle w:val="Compact"/>
+              <w:jc w:val="left"/>
+            </w:pPr>
+            <w:r>
+              <w:rPr>
+                <w:color w:val="1A1A1A"/>
+                <w:sz w:val="19"/>
+              </w:rPr>
               <w:t xml:space="preserve">3,000 merchants, 800 devices, API launch, LED displays, PSSP license application</w:t>
             </w:r>
           </w:p>
         </w:tc>
         <w:tc>
-          <w:tcPr/>
-          <w:p>
-            <w:pPr>
-              <w:pStyle w:val="Compact"/>
-              <w:jc w:val="left"/>
-            </w:pPr>
-            <w:r>
+          <w:tcPr>
+            <w:shd w:fill="FFFFFF" w:val="clear"/>
+          </w:tcPr>
+          <w:p>
+            <w:pPr>
+              <w:pStyle w:val="Compact"/>
+              <w:jc w:val="left"/>
+            </w:pPr>
+            <w:r>
+              <w:rPr>
+                <w:color w:val="1A1A1A"/>
+                <w:sz w:val="19"/>
+              </w:rPr>
               <w:t xml:space="preserve">₦33,000,000</w:t>
             </w:r>
           </w:p>
@@ -1975,7 +2652,9 @@
       </w:tr>
       <w:tr>
         <w:tc>
-          <w:tcPr/>
+          <w:tcPr>
+            <w:shd w:fill="E8F8FF" w:val="clear"/>
+          </w:tcPr>
           <w:p>
             <w:pPr>
               <w:pStyle w:val="Compact"/>
@@ -1985,43 +2664,63 @@
               <w:rPr>
                 <w:bCs/>
                 <w:b/>
+                <w:color w:val="1A1A1A"/>
+                <w:sz w:val="19"/>
               </w:rPr>
               <w:t xml:space="preserve">Phase 6: Growth &amp; Expansion</w:t>
             </w:r>
           </w:p>
         </w:tc>
         <w:tc>
-          <w:tcPr/>
-          <w:p>
-            <w:pPr>
-              <w:pStyle w:val="Compact"/>
-              <w:jc w:val="left"/>
-            </w:pPr>
-            <w:r>
+          <w:tcPr>
+            <w:shd w:fill="E8F8FF" w:val="clear"/>
+          </w:tcPr>
+          <w:p>
+            <w:pPr>
+              <w:pStyle w:val="Compact"/>
+              <w:jc w:val="left"/>
+            </w:pPr>
+            <w:r>
+              <w:rPr>
+                <w:color w:val="1A1A1A"/>
+                <w:sz w:val="19"/>
+              </w:rPr>
               <w:t xml:space="preserve">19–24</w:t>
             </w:r>
           </w:p>
         </w:tc>
         <w:tc>
-          <w:tcPr/>
-          <w:p>
-            <w:pPr>
-              <w:pStyle w:val="Compact"/>
-              <w:jc w:val="left"/>
-            </w:pPr>
-            <w:r>
+          <w:tcPr>
+            <w:shd w:fill="E8F8FF" w:val="clear"/>
+          </w:tcPr>
+          <w:p>
+            <w:pPr>
+              <w:pStyle w:val="Compact"/>
+              <w:jc w:val="left"/>
+            </w:pPr>
+            <w:r>
+              <w:rPr>
+                <w:color w:val="1A1A1A"/>
+                <w:sz w:val="19"/>
+              </w:rPr>
               <w:t xml:space="preserve">5,000 merchants, 1,500 devices, West Africa expansion</w:t>
             </w:r>
           </w:p>
         </w:tc>
         <w:tc>
-          <w:tcPr/>
-          <w:p>
-            <w:pPr>
-              <w:pStyle w:val="Compact"/>
-              <w:jc w:val="left"/>
-            </w:pPr>
-            <w:r>
+          <w:tcPr>
+            <w:shd w:fill="E8F8FF" w:val="clear"/>
+          </w:tcPr>
+          <w:p>
+            <w:pPr>
+              <w:pStyle w:val="Compact"/>
+              <w:jc w:val="left"/>
+            </w:pPr>
+            <w:r>
+              <w:rPr>
+                <w:color w:val="1A1A1A"/>
+                <w:sz w:val="19"/>
+              </w:rPr>
               <w:t xml:space="preserve">₦10,000,000 (revenue-funded)</w:t>
             </w:r>
           </w:p>
@@ -2039,9 +2738,29 @@
     <w:bookmarkStart w:id="39" w:name="key-targets-24-months"/>
     <w:p>
       <w:pPr>
+        <w:pBdr>
+          <w:top w:val="single" w:sz="18" w:space="1" w:color="F5A623"/>
+          <w:bottom w:val="single" w:sz="6" w:space="1" w:color="0099CC"/>
+        </w:pBdr>
+        <w:spacing w:before="200" w:after="200"/>
+      </w:pPr>
+    </w:p>
+    <w:p>
+      <w:pPr>
         <w:pStyle w:val="Heading2"/>
-      </w:pPr>
-      <w:r>
+        <w:rPr>
+          <w:color w:val="0099CC"/>
+        </w:rPr>
+        <w:pBdr>
+          <w:bottom w:val="single" w:sz="6" w:space="2" w:color="00BFFF"/>
+        </w:pBdr>
+      </w:pPr>
+      <w:r>
+        <w:rPr>
+          <w:b/>
+          <w:color w:val="0099CC"/>
+          <w:sz w:val="32"/>
+        </w:rPr>
         <w:t xml:space="preserve">Key Targets (24 Months)</w:t>
       </w:r>
     </w:p>
@@ -2051,6 +2770,14 @@
         <w:tblW w:type="auto" w:w="0"/>
         <w:tblLook w:firstRow="1" w:lastRow="0" w:firstColumn="0" w:lastColumn="0" w:noHBand="0" w:noVBand="0" w:val="0020"/>
         <w:jc w:val="start"/>
+        <w:tblBorders>
+          <w:top w:val="single" w:sz="4" w:space="0" w:color="B0D4E8"/>
+          <w:left w:val="single" w:sz="4" w:space="0" w:color="B0D4E8"/>
+          <w:bottom w:val="single" w:sz="4" w:space="0" w:color="B0D4E8"/>
+          <w:right w:val="single" w:sz="4" w:space="0" w:color="B0D4E8"/>
+          <w:insideH w:val="single" w:sz="4" w:space="0" w:color="B0D4E8"/>
+          <w:insideV w:val="single" w:sz="4" w:space="0" w:color="B0D4E8"/>
+        </w:tblBorders>
       </w:tblPr>
       <w:tblGrid>
         <w:gridCol w:w="1584"/>
@@ -2064,61 +2791,96 @@
           <w:tblHeader w:val="true"/>
         </w:trPr>
         <w:tc>
-          <w:tcPr/>
-          <w:p>
-            <w:pPr>
-              <w:pStyle w:val="Compact"/>
-              <w:jc w:val="left"/>
-            </w:pPr>
-            <w:r>
+          <w:tcPr>
+            <w:shd w:fill="0099CC" w:val="clear"/>
+          </w:tcPr>
+          <w:p>
+            <w:pPr>
+              <w:pStyle w:val="Compact"/>
+              <w:jc w:val="left"/>
+            </w:pPr>
+            <w:r>
+              <w:rPr>
+                <w:b/>
+                <w:color w:val="FFFFFF"/>
+                <w:sz w:val="20"/>
+              </w:rPr>
               <w:t xml:space="preserve">Metric</w:t>
             </w:r>
           </w:p>
         </w:tc>
         <w:tc>
-          <w:tcPr/>
-          <w:p>
-            <w:pPr>
-              <w:pStyle w:val="Compact"/>
-              <w:jc w:val="left"/>
-            </w:pPr>
-            <w:r>
+          <w:tcPr>
+            <w:shd w:fill="0099CC" w:val="clear"/>
+          </w:tcPr>
+          <w:p>
+            <w:pPr>
+              <w:pStyle w:val="Compact"/>
+              <w:jc w:val="left"/>
+            </w:pPr>
+            <w:r>
+              <w:rPr>
+                <w:b/>
+                <w:color w:val="FFFFFF"/>
+                <w:sz w:val="20"/>
+              </w:rPr>
               <w:t xml:space="preserve">Month 6</w:t>
             </w:r>
           </w:p>
         </w:tc>
         <w:tc>
-          <w:tcPr/>
-          <w:p>
-            <w:pPr>
-              <w:pStyle w:val="Compact"/>
-              <w:jc w:val="left"/>
-            </w:pPr>
-            <w:r>
+          <w:tcPr>
+            <w:shd w:fill="0099CC" w:val="clear"/>
+          </w:tcPr>
+          <w:p>
+            <w:pPr>
+              <w:pStyle w:val="Compact"/>
+              <w:jc w:val="left"/>
+            </w:pPr>
+            <w:r>
+              <w:rPr>
+                <w:b/>
+                <w:color w:val="FFFFFF"/>
+                <w:sz w:val="20"/>
+              </w:rPr>
               <w:t xml:space="preserve">Month 12</w:t>
             </w:r>
           </w:p>
         </w:tc>
         <w:tc>
-          <w:tcPr/>
-          <w:p>
-            <w:pPr>
-              <w:pStyle w:val="Compact"/>
-              <w:jc w:val="left"/>
-            </w:pPr>
-            <w:r>
+          <w:tcPr>
+            <w:shd w:fill="0099CC" w:val="clear"/>
+          </w:tcPr>
+          <w:p>
+            <w:pPr>
+              <w:pStyle w:val="Compact"/>
+              <w:jc w:val="left"/>
+            </w:pPr>
+            <w:r>
+              <w:rPr>
+                <w:b/>
+                <w:color w:val="FFFFFF"/>
+                <w:sz w:val="20"/>
+              </w:rPr>
               <w:t xml:space="preserve">Month 18</w:t>
             </w:r>
           </w:p>
         </w:tc>
         <w:tc>
-          <w:tcPr/>
-          <w:p>
-            <w:pPr>
-              <w:pStyle w:val="Compact"/>
-              <w:jc w:val="left"/>
-            </w:pPr>
-            <w:r>
+          <w:tcPr>
+            <w:shd w:fill="0099CC" w:val="clear"/>
+          </w:tcPr>
+          <w:p>
+            <w:pPr>
+              <w:pStyle w:val="Compact"/>
+              <w:jc w:val="left"/>
+            </w:pPr>
+            <w:r>
+              <w:rPr>
+                <w:b/>
+                <w:color w:val="FFFFFF"/>
+                <w:sz w:val="20"/>
+              </w:rPr>
               <w:t xml:space="preserve">Month 24</w:t>
             </w:r>
           </w:p>
@@ -2126,61 +2888,91 @@
       </w:tr>
       <w:tr>
         <w:tc>
-          <w:tcPr/>
-          <w:p>
-            <w:pPr>
-              <w:pStyle w:val="Compact"/>
-              <w:jc w:val="left"/>
-            </w:pPr>
-            <w:r>
+          <w:tcPr>
+            <w:shd w:fill="FFFFFF" w:val="clear"/>
+          </w:tcPr>
+          <w:p>
+            <w:pPr>
+              <w:pStyle w:val="Compact"/>
+              <w:jc w:val="left"/>
+            </w:pPr>
+            <w:r>
+              <w:rPr>
+                <w:color w:val="1A1A1A"/>
+                <w:sz w:val="19"/>
+              </w:rPr>
               <w:t xml:space="preserve">Active Merchants (ERP)</w:t>
             </w:r>
           </w:p>
         </w:tc>
         <w:tc>
-          <w:tcPr/>
-          <w:p>
-            <w:pPr>
-              <w:pStyle w:val="Compact"/>
-              <w:jc w:val="left"/>
-            </w:pPr>
-            <w:r>
+          <w:tcPr>
+            <w:shd w:fill="FFFFFF" w:val="clear"/>
+          </w:tcPr>
+          <w:p>
+            <w:pPr>
+              <w:pStyle w:val="Compact"/>
+              <w:jc w:val="left"/>
+            </w:pPr>
+            <w:r>
+              <w:rPr>
+                <w:color w:val="1A1A1A"/>
+                <w:sz w:val="19"/>
+              </w:rPr>
               <w:t xml:space="preserve">200</w:t>
             </w:r>
           </w:p>
         </w:tc>
         <w:tc>
-          <w:tcPr/>
-          <w:p>
-            <w:pPr>
-              <w:pStyle w:val="Compact"/>
-              <w:jc w:val="left"/>
-            </w:pPr>
-            <w:r>
+          <w:tcPr>
+            <w:shd w:fill="FFFFFF" w:val="clear"/>
+          </w:tcPr>
+          <w:p>
+            <w:pPr>
+              <w:pStyle w:val="Compact"/>
+              <w:jc w:val="left"/>
+            </w:pPr>
+            <w:r>
+              <w:rPr>
+                <w:color w:val="1A1A1A"/>
+                <w:sz w:val="19"/>
+              </w:rPr>
               <w:t xml:space="preserve">1,500</w:t>
             </w:r>
           </w:p>
         </w:tc>
         <w:tc>
-          <w:tcPr/>
-          <w:p>
-            <w:pPr>
-              <w:pStyle w:val="Compact"/>
-              <w:jc w:val="left"/>
-            </w:pPr>
-            <w:r>
+          <w:tcPr>
+            <w:shd w:fill="FFFFFF" w:val="clear"/>
+          </w:tcPr>
+          <w:p>
+            <w:pPr>
+              <w:pStyle w:val="Compact"/>
+              <w:jc w:val="left"/>
+            </w:pPr>
+            <w:r>
+              <w:rPr>
+                <w:color w:val="1A1A1A"/>
+                <w:sz w:val="19"/>
+              </w:rPr>
               <w:t xml:space="preserve">3,000</w:t>
             </w:r>
           </w:p>
         </w:tc>
         <w:tc>
-          <w:tcPr/>
-          <w:p>
-            <w:pPr>
-              <w:pStyle w:val="Compact"/>
-              <w:jc w:val="left"/>
-            </w:pPr>
-            <w:r>
+          <w:tcPr>
+            <w:shd w:fill="FFFFFF" w:val="clear"/>
+          </w:tcPr>
+          <w:p>
+            <w:pPr>
+              <w:pStyle w:val="Compact"/>
+              <w:jc w:val="left"/>
+            </w:pPr>
+            <w:r>
+              <w:rPr>
+                <w:color w:val="1A1A1A"/>
+                <w:sz w:val="19"/>
+              </w:rPr>
               <w:t xml:space="preserve">5,000</w:t>
             </w:r>
           </w:p>
@@ -2188,61 +2980,91 @@
       </w:tr>
       <w:tr>
         <w:tc>
-          <w:tcPr/>
-          <w:p>
-            <w:pPr>
-              <w:pStyle w:val="Compact"/>
-              <w:jc w:val="left"/>
-            </w:pPr>
-            <w:r>
+          <w:tcPr>
+            <w:shd w:fill="E8F8FF" w:val="clear"/>
+          </w:tcPr>
+          <w:p>
+            <w:pPr>
+              <w:pStyle w:val="Compact"/>
+              <w:jc w:val="left"/>
+            </w:pPr>
+            <w:r>
+              <w:rPr>
+                <w:color w:val="1A1A1A"/>
+                <w:sz w:val="19"/>
+              </w:rPr>
               <w:t xml:space="preserve">IoT Devices Deployed</w:t>
             </w:r>
           </w:p>
         </w:tc>
         <w:tc>
-          <w:tcPr/>
-          <w:p>
-            <w:pPr>
-              <w:pStyle w:val="Compact"/>
-              <w:jc w:val="left"/>
-            </w:pPr>
-            <w:r>
+          <w:tcPr>
+            <w:shd w:fill="E8F8FF" w:val="clear"/>
+          </w:tcPr>
+          <w:p>
+            <w:pPr>
+              <w:pStyle w:val="Compact"/>
+              <w:jc w:val="left"/>
+            </w:pPr>
+            <w:r>
+              <w:rPr>
+                <w:color w:val="1A1A1A"/>
+                <w:sz w:val="19"/>
+              </w:rPr>
               <w:t xml:space="preserve">50</w:t>
             </w:r>
           </w:p>
         </w:tc>
         <w:tc>
-          <w:tcPr/>
-          <w:p>
-            <w:pPr>
-              <w:pStyle w:val="Compact"/>
-              <w:jc w:val="left"/>
-            </w:pPr>
-            <w:r>
+          <w:tcPr>
+            <w:shd w:fill="E8F8FF" w:val="clear"/>
+          </w:tcPr>
+          <w:p>
+            <w:pPr>
+              <w:pStyle w:val="Compact"/>
+              <w:jc w:val="left"/>
+            </w:pPr>
+            <w:r>
+              <w:rPr>
+                <w:color w:val="1A1A1A"/>
+                <w:sz w:val="19"/>
+              </w:rPr>
               <w:t xml:space="preserve">300</w:t>
             </w:r>
           </w:p>
         </w:tc>
         <w:tc>
-          <w:tcPr/>
-          <w:p>
-            <w:pPr>
-              <w:pStyle w:val="Compact"/>
-              <w:jc w:val="left"/>
-            </w:pPr>
-            <w:r>
+          <w:tcPr>
+            <w:shd w:fill="E8F8FF" w:val="clear"/>
+          </w:tcPr>
+          <w:p>
+            <w:pPr>
+              <w:pStyle w:val="Compact"/>
+              <w:jc w:val="left"/>
+            </w:pPr>
+            <w:r>
+              <w:rPr>
+                <w:color w:val="1A1A1A"/>
+                <w:sz w:val="19"/>
+              </w:rPr>
               <w:t xml:space="preserve">800</w:t>
             </w:r>
           </w:p>
         </w:tc>
         <w:tc>
-          <w:tcPr/>
-          <w:p>
-            <w:pPr>
-              <w:pStyle w:val="Compact"/>
-              <w:jc w:val="left"/>
-            </w:pPr>
-            <w:r>
+          <w:tcPr>
+            <w:shd w:fill="E8F8FF" w:val="clear"/>
+          </w:tcPr>
+          <w:p>
+            <w:pPr>
+              <w:pStyle w:val="Compact"/>
+              <w:jc w:val="left"/>
+            </w:pPr>
+            <w:r>
+              <w:rPr>
+                <w:color w:val="1A1A1A"/>
+                <w:sz w:val="19"/>
+              </w:rPr>
               <w:t xml:space="preserve">1,500</w:t>
             </w:r>
           </w:p>
@@ -2250,61 +3072,91 @@
       </w:tr>
       <w:tr>
         <w:tc>
-          <w:tcPr/>
-          <w:p>
-            <w:pPr>
-              <w:pStyle w:val="Compact"/>
-              <w:jc w:val="left"/>
-            </w:pPr>
-            <w:r>
+          <w:tcPr>
+            <w:shd w:fill="FFFFFF" w:val="clear"/>
+          </w:tcPr>
+          <w:p>
+            <w:pPr>
+              <w:pStyle w:val="Compact"/>
+              <w:jc w:val="left"/>
+            </w:pPr>
+            <w:r>
+              <w:rPr>
+                <w:color w:val="1A1A1A"/>
+                <w:sz w:val="19"/>
+              </w:rPr>
               <w:t xml:space="preserve">Markets Digitized</w:t>
             </w:r>
           </w:p>
         </w:tc>
         <w:tc>
-          <w:tcPr/>
-          <w:p>
-            <w:pPr>
-              <w:pStyle w:val="Compact"/>
-              <w:jc w:val="left"/>
-            </w:pPr>
-            <w:r>
+          <w:tcPr>
+            <w:shd w:fill="FFFFFF" w:val="clear"/>
+          </w:tcPr>
+          <w:p>
+            <w:pPr>
+              <w:pStyle w:val="Compact"/>
+              <w:jc w:val="left"/>
+            </w:pPr>
+            <w:r>
+              <w:rPr>
+                <w:color w:val="1A1A1A"/>
+                <w:sz w:val="19"/>
+              </w:rPr>
               <w:t xml:space="preserve">1</w:t>
             </w:r>
           </w:p>
         </w:tc>
         <w:tc>
-          <w:tcPr/>
-          <w:p>
-            <w:pPr>
-              <w:pStyle w:val="Compact"/>
-              <w:jc w:val="left"/>
-            </w:pPr>
-            <w:r>
+          <w:tcPr>
+            <w:shd w:fill="FFFFFF" w:val="clear"/>
+          </w:tcPr>
+          <w:p>
+            <w:pPr>
+              <w:pStyle w:val="Compact"/>
+              <w:jc w:val="left"/>
+            </w:pPr>
+            <w:r>
+              <w:rPr>
+                <w:color w:val="1A1A1A"/>
+                <w:sz w:val="19"/>
+              </w:rPr>
               <w:t xml:space="preserve">3</w:t>
             </w:r>
           </w:p>
         </w:tc>
         <w:tc>
-          <w:tcPr/>
-          <w:p>
-            <w:pPr>
-              <w:pStyle w:val="Compact"/>
-              <w:jc w:val="left"/>
-            </w:pPr>
-            <w:r>
+          <w:tcPr>
+            <w:shd w:fill="FFFFFF" w:val="clear"/>
+          </w:tcPr>
+          <w:p>
+            <w:pPr>
+              <w:pStyle w:val="Compact"/>
+              <w:jc w:val="left"/>
+            </w:pPr>
+            <w:r>
+              <w:rPr>
+                <w:color w:val="1A1A1A"/>
+                <w:sz w:val="19"/>
+              </w:rPr>
               <w:t xml:space="preserve">5</w:t>
             </w:r>
           </w:p>
         </w:tc>
         <w:tc>
-          <w:tcPr/>
-          <w:p>
-            <w:pPr>
-              <w:pStyle w:val="Compact"/>
-              <w:jc w:val="left"/>
-            </w:pPr>
-            <w:r>
+          <w:tcPr>
+            <w:shd w:fill="FFFFFF" w:val="clear"/>
+          </w:tcPr>
+          <w:p>
+            <w:pPr>
+              <w:pStyle w:val="Compact"/>
+              <w:jc w:val="left"/>
+            </w:pPr>
+            <w:r>
+              <w:rPr>
+                <w:color w:val="1A1A1A"/>
+                <w:sz w:val="19"/>
+              </w:rPr>
               <w:t xml:space="preserve">8</w:t>
             </w:r>
           </w:p>
@@ -2312,61 +3164,91 @@
       </w:tr>
       <w:tr>
         <w:tc>
-          <w:tcPr/>
-          <w:p>
-            <w:pPr>
-              <w:pStyle w:val="Compact"/>
-              <w:jc w:val="left"/>
-            </w:pPr>
-            <w:r>
+          <w:tcPr>
+            <w:shd w:fill="E8F8FF" w:val="clear"/>
+          </w:tcPr>
+          <w:p>
+            <w:pPr>
+              <w:pStyle w:val="Compact"/>
+              <w:jc w:val="left"/>
+            </w:pPr>
+            <w:r>
+              <w:rPr>
+                <w:color w:val="1A1A1A"/>
+                <w:sz w:val="19"/>
+              </w:rPr>
               <w:t xml:space="preserve">Monthly Revenue (₦)</w:t>
             </w:r>
           </w:p>
         </w:tc>
         <w:tc>
-          <w:tcPr/>
-          <w:p>
-            <w:pPr>
-              <w:pStyle w:val="Compact"/>
-              <w:jc w:val="left"/>
-            </w:pPr>
-            <w:r>
+          <w:tcPr>
+            <w:shd w:fill="E8F8FF" w:val="clear"/>
+          </w:tcPr>
+          <w:p>
+            <w:pPr>
+              <w:pStyle w:val="Compact"/>
+              <w:jc w:val="left"/>
+            </w:pPr>
+            <w:r>
+              <w:rPr>
+                <w:color w:val="1A1A1A"/>
+                <w:sz w:val="19"/>
+              </w:rPr>
               <w:t xml:space="preserve">1.5M</w:t>
             </w:r>
           </w:p>
         </w:tc>
         <w:tc>
-          <w:tcPr/>
-          <w:p>
-            <w:pPr>
-              <w:pStyle w:val="Compact"/>
-              <w:jc w:val="left"/>
-            </w:pPr>
-            <w:r>
+          <w:tcPr>
+            <w:shd w:fill="E8F8FF" w:val="clear"/>
+          </w:tcPr>
+          <w:p>
+            <w:pPr>
+              <w:pStyle w:val="Compact"/>
+              <w:jc w:val="left"/>
+            </w:pPr>
+            <w:r>
+              <w:rPr>
+                <w:color w:val="1A1A1A"/>
+                <w:sz w:val="19"/>
+              </w:rPr>
               <w:t xml:space="preserve">10.2M</w:t>
             </w:r>
           </w:p>
         </w:tc>
         <w:tc>
-          <w:tcPr/>
-          <w:p>
-            <w:pPr>
-              <w:pStyle w:val="Compact"/>
-              <w:jc w:val="left"/>
-            </w:pPr>
-            <w:r>
+          <w:tcPr>
+            <w:shd w:fill="E8F8FF" w:val="clear"/>
+          </w:tcPr>
+          <w:p>
+            <w:pPr>
+              <w:pStyle w:val="Compact"/>
+              <w:jc w:val="left"/>
+            </w:pPr>
+            <w:r>
+              <w:rPr>
+                <w:color w:val="1A1A1A"/>
+                <w:sz w:val="19"/>
+              </w:rPr>
               <w:t xml:space="preserve">16.4M</w:t>
             </w:r>
           </w:p>
         </w:tc>
         <w:tc>
-          <w:tcPr/>
-          <w:p>
-            <w:pPr>
-              <w:pStyle w:val="Compact"/>
-              <w:jc w:val="left"/>
-            </w:pPr>
-            <w:r>
+          <w:tcPr>
+            <w:shd w:fill="E8F8FF" w:val="clear"/>
+          </w:tcPr>
+          <w:p>
+            <w:pPr>
+              <w:pStyle w:val="Compact"/>
+              <w:jc w:val="left"/>
+            </w:pPr>
+            <w:r>
+              <w:rPr>
+                <w:color w:val="1A1A1A"/>
+                <w:sz w:val="19"/>
+              </w:rPr>
               <w:t xml:space="preserve">21.3M</w:t>
             </w:r>
           </w:p>
@@ -2374,61 +3256,91 @@
       </w:tr>
       <w:tr>
         <w:tc>
-          <w:tcPr/>
-          <w:p>
-            <w:pPr>
-              <w:pStyle w:val="Compact"/>
-              <w:jc w:val="left"/>
-            </w:pPr>
-            <w:r>
+          <w:tcPr>
+            <w:shd w:fill="FFFFFF" w:val="clear"/>
+          </w:tcPr>
+          <w:p>
+            <w:pPr>
+              <w:pStyle w:val="Compact"/>
+              <w:jc w:val="left"/>
+            </w:pPr>
+            <w:r>
+              <w:rPr>
+                <w:color w:val="1A1A1A"/>
+                <w:sz w:val="19"/>
+              </w:rPr>
               <w:t xml:space="preserve">Team Size</w:t>
             </w:r>
           </w:p>
         </w:tc>
         <w:tc>
-          <w:tcPr/>
-          <w:p>
-            <w:pPr>
-              <w:pStyle w:val="Compact"/>
-              <w:jc w:val="left"/>
-            </w:pPr>
-            <w:r>
+          <w:tcPr>
+            <w:shd w:fill="FFFFFF" w:val="clear"/>
+          </w:tcPr>
+          <w:p>
+            <w:pPr>
+              <w:pStyle w:val="Compact"/>
+              <w:jc w:val="left"/>
+            </w:pPr>
+            <w:r>
+              <w:rPr>
+                <w:color w:val="1A1A1A"/>
+                <w:sz w:val="19"/>
+              </w:rPr>
               <w:t xml:space="preserve">9</w:t>
             </w:r>
           </w:p>
         </w:tc>
         <w:tc>
-          <w:tcPr/>
-          <w:p>
-            <w:pPr>
-              <w:pStyle w:val="Compact"/>
-              <w:jc w:val="left"/>
-            </w:pPr>
-            <w:r>
+          <w:tcPr>
+            <w:shd w:fill="FFFFFF" w:val="clear"/>
+          </w:tcPr>
+          <w:p>
+            <w:pPr>
+              <w:pStyle w:val="Compact"/>
+              <w:jc w:val="left"/>
+            </w:pPr>
+            <w:r>
+              <w:rPr>
+                <w:color w:val="1A1A1A"/>
+                <w:sz w:val="19"/>
+              </w:rPr>
               <w:t xml:space="preserve">18</w:t>
             </w:r>
           </w:p>
         </w:tc>
         <w:tc>
-          <w:tcPr/>
-          <w:p>
-            <w:pPr>
-              <w:pStyle w:val="Compact"/>
-              <w:jc w:val="left"/>
-            </w:pPr>
-            <w:r>
+          <w:tcPr>
+            <w:shd w:fill="FFFFFF" w:val="clear"/>
+          </w:tcPr>
+          <w:p>
+            <w:pPr>
+              <w:pStyle w:val="Compact"/>
+              <w:jc w:val="left"/>
+            </w:pPr>
+            <w:r>
+              <w:rPr>
+                <w:color w:val="1A1A1A"/>
+                <w:sz w:val="19"/>
+              </w:rPr>
               <w:t xml:space="preserve">25</w:t>
             </w:r>
           </w:p>
         </w:tc>
         <w:tc>
-          <w:tcPr/>
-          <w:p>
-            <w:pPr>
-              <w:pStyle w:val="Compact"/>
-              <w:jc w:val="left"/>
-            </w:pPr>
-            <w:r>
+          <w:tcPr>
+            <w:shd w:fill="FFFFFF" w:val="clear"/>
+          </w:tcPr>
+          <w:p>
+            <w:pPr>
+              <w:pStyle w:val="Compact"/>
+              <w:jc w:val="left"/>
+            </w:pPr>
+            <w:r>
+              <w:rPr>
+                <w:color w:val="1A1A1A"/>
+                <w:sz w:val="19"/>
+              </w:rPr>
               <w:t xml:space="preserve">30</w:t>
             </w:r>
           </w:p>
@@ -2480,9 +3392,29 @@
     <w:bookmarkStart w:id="40" w:name="team-growth-lean"/>
     <w:p>
       <w:pPr>
+        <w:pBdr>
+          <w:top w:val="single" w:sz="18" w:space="1" w:color="F5A623"/>
+          <w:bottom w:val="single" w:sz="6" w:space="1" w:color="0099CC"/>
+        </w:pBdr>
+        <w:spacing w:before="200" w:after="200"/>
+      </w:pPr>
+    </w:p>
+    <w:p>
+      <w:pPr>
         <w:pStyle w:val="Heading2"/>
-      </w:pPr>
-      <w:r>
+        <w:rPr>
+          <w:color w:val="0099CC"/>
+        </w:rPr>
+        <w:pBdr>
+          <w:bottom w:val="single" w:sz="6" w:space="2" w:color="00BFFF"/>
+        </w:pBdr>
+      </w:pPr>
+      <w:r>
+        <w:rPr>
+          <w:b/>
+          <w:color w:val="0099CC"/>
+          <w:sz w:val="32"/>
+        </w:rPr>
         <w:t xml:space="preserve">Team Growth (Lean)</w:t>
       </w:r>
     </w:p>
@@ -2492,6 +3424,14 @@
         <w:tblW w:type="pct" w:w="5000"/>
         <w:tblLook w:firstRow="1" w:lastRow="0" w:firstColumn="0" w:lastColumn="0" w:noHBand="0" w:noVBand="0" w:val="0020"/>
         <w:jc w:val="start"/>
+        <w:tblBorders>
+          <w:top w:val="single" w:sz="4" w:space="0" w:color="B0D4E8"/>
+          <w:left w:val="single" w:sz="4" w:space="0" w:color="B0D4E8"/>
+          <w:bottom w:val="single" w:sz="4" w:space="0" w:color="B0D4E8"/>
+          <w:right w:val="single" w:sz="4" w:space="0" w:color="B0D4E8"/>
+          <w:insideH w:val="single" w:sz="4" w:space="0" w:color="B0D4E8"/>
+          <w:insideV w:val="single" w:sz="4" w:space="0" w:color="B0D4E8"/>
+        </w:tblBorders>
       </w:tblPr>
       <w:tblGrid>
         <w:gridCol w:w="1232"/>
@@ -2504,49 +3444,77 @@
           <w:tblHeader w:val="true"/>
         </w:trPr>
         <w:tc>
-          <w:tcPr/>
-          <w:p>
-            <w:pPr>
-              <w:pStyle w:val="Compact"/>
-              <w:jc w:val="left"/>
-            </w:pPr>
-            <w:r>
+          <w:tcPr>
+            <w:shd w:fill="0099CC" w:val="clear"/>
+          </w:tcPr>
+          <w:p>
+            <w:pPr>
+              <w:pStyle w:val="Compact"/>
+              <w:jc w:val="left"/>
+            </w:pPr>
+            <w:r>
+              <w:rPr>
+                <w:b/>
+                <w:color w:val="FFFFFF"/>
+                <w:sz w:val="20"/>
+              </w:rPr>
               <w:t xml:space="preserve">Phase</w:t>
             </w:r>
           </w:p>
         </w:tc>
         <w:tc>
-          <w:tcPr/>
-          <w:p>
-            <w:pPr>
-              <w:pStyle w:val="Compact"/>
-              <w:jc w:val="left"/>
-            </w:pPr>
-            <w:r>
+          <w:tcPr>
+            <w:shd w:fill="0099CC" w:val="clear"/>
+          </w:tcPr>
+          <w:p>
+            <w:pPr>
+              <w:pStyle w:val="Compact"/>
+              <w:jc w:val="left"/>
+            </w:pPr>
+            <w:r>
+              <w:rPr>
+                <w:b/>
+                <w:color w:val="FFFFFF"/>
+                <w:sz w:val="20"/>
+              </w:rPr>
               <w:t xml:space="preserve">People</w:t>
             </w:r>
           </w:p>
         </w:tc>
         <w:tc>
-          <w:tcPr/>
-          <w:p>
-            <w:pPr>
-              <w:pStyle w:val="Compact"/>
-              <w:jc w:val="left"/>
-            </w:pPr>
-            <w:r>
+          <w:tcPr>
+            <w:shd w:fill="0099CC" w:val="clear"/>
+          </w:tcPr>
+          <w:p>
+            <w:pPr>
+              <w:pStyle w:val="Compact"/>
+              <w:jc w:val="left"/>
+            </w:pPr>
+            <w:r>
+              <w:rPr>
+                <w:b/>
+                <w:color w:val="FFFFFF"/>
+                <w:sz w:val="20"/>
+              </w:rPr>
               <w:t xml:space="preserve">Monthly Payroll (₦)</w:t>
             </w:r>
           </w:p>
         </w:tc>
         <w:tc>
-          <w:tcPr/>
-          <w:p>
-            <w:pPr>
-              <w:pStyle w:val="Compact"/>
-              <w:jc w:val="left"/>
-            </w:pPr>
-            <w:r>
+          <w:tcPr>
+            <w:shd w:fill="0099CC" w:val="clear"/>
+          </w:tcPr>
+          <w:p>
+            <w:pPr>
+              <w:pStyle w:val="Compact"/>
+              <w:jc w:val="left"/>
+            </w:pPr>
+            <w:r>
+              <w:rPr>
+                <w:b/>
+                <w:color w:val="FFFFFF"/>
+                <w:sz w:val="20"/>
+              </w:rPr>
               <w:t xml:space="preserve">Key Hires</w:t>
             </w:r>
           </w:p>
@@ -2554,49 +3522,73 @@
       </w:tr>
       <w:tr>
         <w:tc>
-          <w:tcPr/>
-          <w:p>
-            <w:pPr>
-              <w:pStyle w:val="Compact"/>
-              <w:jc w:val="left"/>
-            </w:pPr>
-            <w:r>
+          <w:tcPr>
+            <w:shd w:fill="FFFFFF" w:val="clear"/>
+          </w:tcPr>
+          <w:p>
+            <w:pPr>
+              <w:pStyle w:val="Compact"/>
+              <w:jc w:val="left"/>
+            </w:pPr>
+            <w:r>
+              <w:rPr>
+                <w:color w:val="1A1A1A"/>
+                <w:sz w:val="19"/>
+              </w:rPr>
               <w:t xml:space="preserve">Phase 1 (Mo 0–3)</w:t>
             </w:r>
           </w:p>
         </w:tc>
         <w:tc>
-          <w:tcPr/>
-          <w:p>
-            <w:pPr>
-              <w:pStyle w:val="Compact"/>
-              <w:jc w:val="left"/>
-            </w:pPr>
-            <w:r>
+          <w:tcPr>
+            <w:shd w:fill="FFFFFF" w:val="clear"/>
+          </w:tcPr>
+          <w:p>
+            <w:pPr>
+              <w:pStyle w:val="Compact"/>
+              <w:jc w:val="left"/>
+            </w:pPr>
+            <w:r>
+              <w:rPr>
+                <w:color w:val="1A1A1A"/>
+                <w:sz w:val="19"/>
+              </w:rPr>
               <w:t xml:space="preserve">5</w:t>
             </w:r>
           </w:p>
         </w:tc>
         <w:tc>
-          <w:tcPr/>
-          <w:p>
-            <w:pPr>
-              <w:pStyle w:val="Compact"/>
-              <w:jc w:val="left"/>
-            </w:pPr>
-            <w:r>
+          <w:tcPr>
+            <w:shd w:fill="FFFFFF" w:val="clear"/>
+          </w:tcPr>
+          <w:p>
+            <w:pPr>
+              <w:pStyle w:val="Compact"/>
+              <w:jc w:val="left"/>
+            </w:pPr>
+            <w:r>
+              <w:rPr>
+                <w:color w:val="1A1A1A"/>
+                <w:sz w:val="19"/>
+              </w:rPr>
               <w:t xml:space="preserve">₦1,950,000</w:t>
             </w:r>
           </w:p>
         </w:tc>
         <w:tc>
-          <w:tcPr/>
-          <w:p>
-            <w:pPr>
-              <w:pStyle w:val="Compact"/>
-              <w:jc w:val="left"/>
-            </w:pPr>
-            <w:r>
+          <w:tcPr>
+            <w:shd w:fill="FFFFFF" w:val="clear"/>
+          </w:tcPr>
+          <w:p>
+            <w:pPr>
+              <w:pStyle w:val="Compact"/>
+              <w:jc w:val="left"/>
+            </w:pPr>
+            <w:r>
+              <w:rPr>
+                <w:color w:val="1A1A1A"/>
+                <w:sz w:val="19"/>
+              </w:rPr>
               <w:t xml:space="preserve">CTO, 2 engineers, market ops</w:t>
             </w:r>
           </w:p>
@@ -2604,49 +3596,73 @@
       </w:tr>
       <w:tr>
         <w:tc>
-          <w:tcPr/>
-          <w:p>
-            <w:pPr>
-              <w:pStyle w:val="Compact"/>
-              <w:jc w:val="left"/>
-            </w:pPr>
-            <w:r>
+          <w:tcPr>
+            <w:shd w:fill="E8F8FF" w:val="clear"/>
+          </w:tcPr>
+          <w:p>
+            <w:pPr>
+              <w:pStyle w:val="Compact"/>
+              <w:jc w:val="left"/>
+            </w:pPr>
+            <w:r>
+              <w:rPr>
+                <w:color w:val="1A1A1A"/>
+                <w:sz w:val="19"/>
+              </w:rPr>
               <w:t xml:space="preserve">Phase 2 (Mo 4–6)</w:t>
             </w:r>
           </w:p>
         </w:tc>
         <w:tc>
-          <w:tcPr/>
-          <w:p>
-            <w:pPr>
-              <w:pStyle w:val="Compact"/>
-              <w:jc w:val="left"/>
-            </w:pPr>
-            <w:r>
+          <w:tcPr>
+            <w:shd w:fill="E8F8FF" w:val="clear"/>
+          </w:tcPr>
+          <w:p>
+            <w:pPr>
+              <w:pStyle w:val="Compact"/>
+              <w:jc w:val="left"/>
+            </w:pPr>
+            <w:r>
+              <w:rPr>
+                <w:color w:val="1A1A1A"/>
+                <w:sz w:val="19"/>
+              </w:rPr>
               <w:t xml:space="preserve">9</w:t>
             </w:r>
           </w:p>
         </w:tc>
         <w:tc>
-          <w:tcPr/>
-          <w:p>
-            <w:pPr>
-              <w:pStyle w:val="Compact"/>
-              <w:jc w:val="left"/>
-            </w:pPr>
-            <w:r>
+          <w:tcPr>
+            <w:shd w:fill="E8F8FF" w:val="clear"/>
+          </w:tcPr>
+          <w:p>
+            <w:pPr>
+              <w:pStyle w:val="Compact"/>
+              <w:jc w:val="left"/>
+            </w:pPr>
+            <w:r>
+              <w:rPr>
+                <w:color w:val="1A1A1A"/>
+                <w:sz w:val="19"/>
+              </w:rPr>
               <w:t xml:space="preserve">₦3,060,000</w:t>
             </w:r>
           </w:p>
         </w:tc>
         <w:tc>
-          <w:tcPr/>
-          <w:p>
-            <w:pPr>
-              <w:pStyle w:val="Compact"/>
-              <w:jc w:val="left"/>
-            </w:pPr>
-            <w:r>
+          <w:tcPr>
+            <w:shd w:fill="E8F8FF" w:val="clear"/>
+          </w:tcPr>
+          <w:p>
+            <w:pPr>
+              <w:pStyle w:val="Compact"/>
+              <w:jc w:val="left"/>
+            </w:pPr>
+            <w:r>
+              <w:rPr>
+                <w:color w:val="1A1A1A"/>
+                <w:sz w:val="19"/>
+              </w:rPr>
               <w:t xml:space="preserve">IoT engineer, DevOps, 2 agents</w:t>
             </w:r>
           </w:p>
@@ -2654,49 +3670,73 @@
       </w:tr>
       <w:tr>
         <w:tc>
-          <w:tcPr/>
-          <w:p>
-            <w:pPr>
-              <w:pStyle w:val="Compact"/>
-              <w:jc w:val="left"/>
-            </w:pPr>
-            <w:r>
+          <w:tcPr>
+            <w:shd w:fill="FFFFFF" w:val="clear"/>
+          </w:tcPr>
+          <w:p>
+            <w:pPr>
+              <w:pStyle w:val="Compact"/>
+              <w:jc w:val="left"/>
+            </w:pPr>
+            <w:r>
+              <w:rPr>
+                <w:color w:val="1A1A1A"/>
+                <w:sz w:val="19"/>
+              </w:rPr>
               <w:t xml:space="preserve">Phase 3 (Mo 7–9)</w:t>
             </w:r>
           </w:p>
         </w:tc>
         <w:tc>
-          <w:tcPr/>
-          <w:p>
-            <w:pPr>
-              <w:pStyle w:val="Compact"/>
-              <w:jc w:val="left"/>
-            </w:pPr>
-            <w:r>
+          <w:tcPr>
+            <w:shd w:fill="FFFFFF" w:val="clear"/>
+          </w:tcPr>
+          <w:p>
+            <w:pPr>
+              <w:pStyle w:val="Compact"/>
+              <w:jc w:val="left"/>
+            </w:pPr>
+            <w:r>
+              <w:rPr>
+                <w:color w:val="1A1A1A"/>
+                <w:sz w:val="19"/>
+              </w:rPr>
               <w:t xml:space="preserve">13</w:t>
             </w:r>
           </w:p>
         </w:tc>
         <w:tc>
-          <w:tcPr/>
-          <w:p>
-            <w:pPr>
-              <w:pStyle w:val="Compact"/>
-              <w:jc w:val="left"/>
-            </w:pPr>
-            <w:r>
+          <w:tcPr>
+            <w:shd w:fill="FFFFFF" w:val="clear"/>
+          </w:tcPr>
+          <w:p>
+            <w:pPr>
+              <w:pStyle w:val="Compact"/>
+              <w:jc w:val="left"/>
+            </w:pPr>
+            <w:r>
+              <w:rPr>
+                <w:color w:val="1A1A1A"/>
+                <w:sz w:val="19"/>
+              </w:rPr>
               <w:t xml:space="preserve">₦4,310,000</w:t>
             </w:r>
           </w:p>
         </w:tc>
         <w:tc>
-          <w:tcPr/>
-          <w:p>
-            <w:pPr>
-              <w:pStyle w:val="Compact"/>
-              <w:jc w:val="left"/>
-            </w:pPr>
-            <w:r>
+          <w:tcPr>
+            <w:shd w:fill="FFFFFF" w:val="clear"/>
+          </w:tcPr>
+          <w:p>
+            <w:pPr>
+              <w:pStyle w:val="Compact"/>
+              <w:jc w:val="left"/>
+            </w:pPr>
+            <w:r>
+              <w:rPr>
+                <w:color w:val="1A1A1A"/>
+                <w:sz w:val="19"/>
+              </w:rPr>
               <w:t xml:space="preserve">Payments PM, data analyst, 2 support</w:t>
             </w:r>
           </w:p>
@@ -2704,49 +3744,73 @@
       </w:tr>
       <w:tr>
         <w:tc>
-          <w:tcPr/>
-          <w:p>
-            <w:pPr>
-              <w:pStyle w:val="Compact"/>
-              <w:jc w:val="left"/>
-            </w:pPr>
-            <w:r>
+          <w:tcPr>
+            <w:shd w:fill="E8F8FF" w:val="clear"/>
+          </w:tcPr>
+          <w:p>
+            <w:pPr>
+              <w:pStyle w:val="Compact"/>
+              <w:jc w:val="left"/>
+            </w:pPr>
+            <w:r>
+              <w:rPr>
+                <w:color w:val="1A1A1A"/>
+                <w:sz w:val="19"/>
+              </w:rPr>
               <w:t xml:space="preserve">Phase 4 (Mo 10–12)</w:t>
             </w:r>
           </w:p>
         </w:tc>
         <w:tc>
-          <w:tcPr/>
-          <w:p>
-            <w:pPr>
-              <w:pStyle w:val="Compact"/>
-              <w:jc w:val="left"/>
-            </w:pPr>
-            <w:r>
+          <w:tcPr>
+            <w:shd w:fill="E8F8FF" w:val="clear"/>
+          </w:tcPr>
+          <w:p>
+            <w:pPr>
+              <w:pStyle w:val="Compact"/>
+              <w:jc w:val="left"/>
+            </w:pPr>
+            <w:r>
+              <w:rPr>
+                <w:color w:val="1A1A1A"/>
+                <w:sz w:val="19"/>
+              </w:rPr>
               <w:t xml:space="preserve">18</w:t>
             </w:r>
           </w:p>
         </w:tc>
         <w:tc>
-          <w:tcPr/>
-          <w:p>
-            <w:pPr>
-              <w:pStyle w:val="Compact"/>
-              <w:jc w:val="left"/>
-            </w:pPr>
-            <w:r>
+          <w:tcPr>
+            <w:shd w:fill="E8F8FF" w:val="clear"/>
+          </w:tcPr>
+          <w:p>
+            <w:pPr>
+              <w:pStyle w:val="Compact"/>
+              <w:jc w:val="left"/>
+            </w:pPr>
+            <w:r>
+              <w:rPr>
+                <w:color w:val="1A1A1A"/>
+                <w:sz w:val="19"/>
+              </w:rPr>
               <w:t xml:space="preserve">₦5,320,000</w:t>
             </w:r>
           </w:p>
         </w:tc>
         <w:tc>
-          <w:tcPr/>
-          <w:p>
-            <w:pPr>
-              <w:pStyle w:val="Compact"/>
-              <w:jc w:val="left"/>
-            </w:pPr>
-            <w:r>
+          <w:tcPr>
+            <w:shd w:fill="E8F8FF" w:val="clear"/>
+          </w:tcPr>
+          <w:p>
+            <w:pPr>
+              <w:pStyle w:val="Compact"/>
+              <w:jc w:val="left"/>
+            </w:pPr>
+            <w:r>
+              <w:rPr>
+                <w:color w:val="1A1A1A"/>
+                <w:sz w:val="19"/>
+              </w:rPr>
               <w:t xml:space="preserve">Logistics lead, 2 jr engineers, 2 agents</w:t>
             </w:r>
           </w:p>
@@ -2754,49 +3818,73 @@
       </w:tr>
       <w:tr>
         <w:tc>
-          <w:tcPr/>
-          <w:p>
-            <w:pPr>
-              <w:pStyle w:val="Compact"/>
-              <w:jc w:val="left"/>
-            </w:pPr>
-            <w:r>
+          <w:tcPr>
+            <w:shd w:fill="FFFFFF" w:val="clear"/>
+          </w:tcPr>
+          <w:p>
+            <w:pPr>
+              <w:pStyle w:val="Compact"/>
+              <w:jc w:val="left"/>
+            </w:pPr>
+            <w:r>
+              <w:rPr>
+                <w:color w:val="1A1A1A"/>
+                <w:sz w:val="19"/>
+              </w:rPr>
               <w:t xml:space="preserve">Phase 5 (Mo 13–18)</w:t>
             </w:r>
           </w:p>
         </w:tc>
         <w:tc>
-          <w:tcPr/>
-          <w:p>
-            <w:pPr>
-              <w:pStyle w:val="Compact"/>
-              <w:jc w:val="left"/>
-            </w:pPr>
-            <w:r>
+          <w:tcPr>
+            <w:shd w:fill="FFFFFF" w:val="clear"/>
+          </w:tcPr>
+          <w:p>
+            <w:pPr>
+              <w:pStyle w:val="Compact"/>
+              <w:jc w:val="left"/>
+            </w:pPr>
+            <w:r>
+              <w:rPr>
+                <w:color w:val="1A1A1A"/>
+                <w:sz w:val="19"/>
+              </w:rPr>
               <w:t xml:space="preserve">22–25</w:t>
             </w:r>
           </w:p>
         </w:tc>
         <w:tc>
-          <w:tcPr/>
-          <w:p>
-            <w:pPr>
-              <w:pStyle w:val="Compact"/>
-              <w:jc w:val="left"/>
-            </w:pPr>
-            <w:r>
+          <w:tcPr>
+            <w:shd w:fill="FFFFFF" w:val="clear"/>
+          </w:tcPr>
+          <w:p>
+            <w:pPr>
+              <w:pStyle w:val="Compact"/>
+              <w:jc w:val="left"/>
+            </w:pPr>
+            <w:r>
+              <w:rPr>
+                <w:color w:val="1A1A1A"/>
+                <w:sz w:val="19"/>
+              </w:rPr>
               <w:t xml:space="preserve">₦6,690,000</w:t>
             </w:r>
           </w:p>
         </w:tc>
         <w:tc>
-          <w:tcPr/>
-          <w:p>
-            <w:pPr>
-              <w:pStyle w:val="Compact"/>
-              <w:jc w:val="left"/>
-            </w:pPr>
-            <w:r>
+          <w:tcPr>
+            <w:shd w:fill="FFFFFF" w:val="clear"/>
+          </w:tcPr>
+          <w:p>
+            <w:pPr>
+              <w:pStyle w:val="Compact"/>
+              <w:jc w:val="left"/>
+            </w:pPr>
+            <w:r>
+              <w:rPr>
+                <w:color w:val="1A1A1A"/>
+                <w:sz w:val="19"/>
+              </w:rPr>
               <w:t xml:space="preserve">Data engineer, BD lead, field coordinator</w:t>
             </w:r>
           </w:p>
@@ -2804,49 +3892,73 @@
       </w:tr>
       <w:tr>
         <w:tc>
-          <w:tcPr/>
-          <w:p>
-            <w:pPr>
-              <w:pStyle w:val="Compact"/>
-              <w:jc w:val="left"/>
-            </w:pPr>
-            <w:r>
+          <w:tcPr>
+            <w:shd w:fill="E8F8FF" w:val="clear"/>
+          </w:tcPr>
+          <w:p>
+            <w:pPr>
+              <w:pStyle w:val="Compact"/>
+              <w:jc w:val="left"/>
+            </w:pPr>
+            <w:r>
+              <w:rPr>
+                <w:color w:val="1A1A1A"/>
+                <w:sz w:val="19"/>
+              </w:rPr>
               <w:t xml:space="preserve">Phase 6 (Mo 19–24)</w:t>
             </w:r>
           </w:p>
         </w:tc>
         <w:tc>
-          <w:tcPr/>
-          <w:p>
-            <w:pPr>
-              <w:pStyle w:val="Compact"/>
-              <w:jc w:val="left"/>
-            </w:pPr>
-            <w:r>
+          <w:tcPr>
+            <w:shd w:fill="E8F8FF" w:val="clear"/>
+          </w:tcPr>
+          <w:p>
+            <w:pPr>
+              <w:pStyle w:val="Compact"/>
+              <w:jc w:val="left"/>
+            </w:pPr>
+            <w:r>
+              <w:rPr>
+                <w:color w:val="1A1A1A"/>
+                <w:sz w:val="19"/>
+              </w:rPr>
               <w:t xml:space="preserve">25–30</w:t>
             </w:r>
           </w:p>
         </w:tc>
         <w:tc>
-          <w:tcPr/>
-          <w:p>
-            <w:pPr>
-              <w:pStyle w:val="Compact"/>
-              <w:jc w:val="left"/>
-            </w:pPr>
-            <w:r>
+          <w:tcPr>
+            <w:shd w:fill="E8F8FF" w:val="clear"/>
+          </w:tcPr>
+          <w:p>
+            <w:pPr>
+              <w:pStyle w:val="Compact"/>
+              <w:jc w:val="left"/>
+            </w:pPr>
+            <w:r>
+              <w:rPr>
+                <w:color w:val="1A1A1A"/>
+                <w:sz w:val="19"/>
+              </w:rPr>
               <w:t xml:space="preserve">₦7,950,000</w:t>
             </w:r>
           </w:p>
         </w:tc>
         <w:tc>
-          <w:tcPr/>
-          <w:p>
-            <w:pPr>
-              <w:pStyle w:val="Compact"/>
-              <w:jc w:val="left"/>
-            </w:pPr>
-            <w:r>
+          <w:tcPr>
+            <w:shd w:fill="E8F8FF" w:val="clear"/>
+          </w:tcPr>
+          <w:p>
+            <w:pPr>
+              <w:pStyle w:val="Compact"/>
+              <w:jc w:val="left"/>
+            </w:pPr>
+            <w:r>
+              <w:rPr>
+                <w:color w:val="1A1A1A"/>
+                <w:sz w:val="19"/>
+              </w:rPr>
               <w:t xml:space="preserve">PSSP compliance, 2 engineers, 2 agents</w:t>
             </w:r>
           </w:p>
@@ -2864,9 +3976,29 @@
     <w:bookmarkStart w:id="41" w:name="payment-wallet-licenses-strategy"/>
     <w:p>
       <w:pPr>
+        <w:pBdr>
+          <w:top w:val="single" w:sz="18" w:space="1" w:color="F5A623"/>
+          <w:bottom w:val="single" w:sz="6" w:space="1" w:color="0099CC"/>
+        </w:pBdr>
+        <w:spacing w:before="200" w:after="200"/>
+      </w:pPr>
+    </w:p>
+    <w:p>
+      <w:pPr>
         <w:pStyle w:val="Heading2"/>
-      </w:pPr>
-      <w:r>
+        <w:rPr>
+          <w:color w:val="0099CC"/>
+        </w:rPr>
+        <w:pBdr>
+          <w:bottom w:val="single" w:sz="6" w:space="2" w:color="00BFFF"/>
+        </w:pBdr>
+      </w:pPr>
+      <w:r>
+        <w:rPr>
+          <w:b/>
+          <w:color w:val="0099CC"/>
+          <w:sz w:val="32"/>
+        </w:rPr>
         <w:t xml:space="preserve">Payment &amp; Wallet Licenses — Strategy</w:t>
       </w:r>
     </w:p>
@@ -2876,6 +4008,14 @@
         <w:tblW w:type="pct" w:w="5000"/>
         <w:tblLook w:firstRow="1" w:lastRow="0" w:firstColumn="0" w:lastColumn="0" w:noHBand="0" w:noVBand="0" w:val="0020"/>
         <w:jc w:val="start"/>
+        <w:tblBorders>
+          <w:top w:val="single" w:sz="4" w:space="0" w:color="B0D4E8"/>
+          <w:left w:val="single" w:sz="4" w:space="0" w:color="B0D4E8"/>
+          <w:bottom w:val="single" w:sz="4" w:space="0" w:color="B0D4E8"/>
+          <w:right w:val="single" w:sz="4" w:space="0" w:color="B0D4E8"/>
+          <w:insideH w:val="single" w:sz="4" w:space="0" w:color="B0D4E8"/>
+          <w:insideV w:val="single" w:sz="4" w:space="0" w:color="B0D4E8"/>
+        </w:tblBorders>
       </w:tblPr>
       <w:tblGrid>
         <w:gridCol w:w="1370"/>
@@ -2888,49 +4028,77 @@
           <w:tblHeader w:val="true"/>
         </w:trPr>
         <w:tc>
-          <w:tcPr/>
-          <w:p>
-            <w:pPr>
-              <w:pStyle w:val="Compact"/>
-              <w:jc w:val="left"/>
-            </w:pPr>
-            <w:r>
+          <w:tcPr>
+            <w:shd w:fill="0099CC" w:val="clear"/>
+          </w:tcPr>
+          <w:p>
+            <w:pPr>
+              <w:pStyle w:val="Compact"/>
+              <w:jc w:val="left"/>
+            </w:pPr>
+            <w:r>
+              <w:rPr>
+                <w:b/>
+                <w:color w:val="FFFFFF"/>
+                <w:sz w:val="20"/>
+              </w:rPr>
               <w:t xml:space="preserve">License</w:t>
             </w:r>
           </w:p>
         </w:tc>
         <w:tc>
-          <w:tcPr/>
-          <w:p>
-            <w:pPr>
-              <w:pStyle w:val="Compact"/>
-              <w:jc w:val="left"/>
-            </w:pPr>
-            <w:r>
+          <w:tcPr>
+            <w:shd w:fill="0099CC" w:val="clear"/>
+          </w:tcPr>
+          <w:p>
+            <w:pPr>
+              <w:pStyle w:val="Compact"/>
+              <w:jc w:val="left"/>
+            </w:pPr>
+            <w:r>
+              <w:rPr>
+                <w:b/>
+                <w:color w:val="FFFFFF"/>
+                <w:sz w:val="20"/>
+              </w:rPr>
               <w:t xml:space="preserve">Capital Required</w:t>
             </w:r>
           </w:p>
         </w:tc>
         <w:tc>
-          <w:tcPr/>
-          <w:p>
-            <w:pPr>
-              <w:pStyle w:val="Compact"/>
-              <w:jc w:val="left"/>
-            </w:pPr>
-            <w:r>
+          <w:tcPr>
+            <w:shd w:fill="0099CC" w:val="clear"/>
+          </w:tcPr>
+          <w:p>
+            <w:pPr>
+              <w:pStyle w:val="Compact"/>
+              <w:jc w:val="left"/>
+            </w:pPr>
+            <w:r>
+              <w:rPr>
+                <w:b/>
+                <w:color w:val="FFFFFF"/>
+                <w:sz w:val="20"/>
+              </w:rPr>
               <w:t xml:space="preserve">Escrow Duration</w:t>
             </w:r>
           </w:p>
         </w:tc>
         <w:tc>
-          <w:tcPr/>
-          <w:p>
-            <w:pPr>
-              <w:pStyle w:val="Compact"/>
-              <w:jc w:val="left"/>
-            </w:pPr>
-            <w:r>
+          <w:tcPr>
+            <w:shd w:fill="0099CC" w:val="clear"/>
+          </w:tcPr>
+          <w:p>
+            <w:pPr>
+              <w:pStyle w:val="Compact"/>
+              <w:jc w:val="left"/>
+            </w:pPr>
+            <w:r>
+              <w:rPr>
+                <w:b/>
+                <w:color w:val="FFFFFF"/>
+                <w:sz w:val="20"/>
+              </w:rPr>
               <w:t xml:space="preserve">Priority</w:t>
             </w:r>
           </w:p>
@@ -2938,7 +4106,9 @@
       </w:tr>
       <w:tr>
         <w:tc>
-          <w:tcPr/>
+          <w:tcPr>
+            <w:shd w:fill="FFFFFF" w:val="clear"/>
+          </w:tcPr>
           <w:p>
             <w:pPr>
               <w:pStyle w:val="Compact"/>
@@ -2948,31 +4118,49 @@
               <w:rPr>
                 <w:bCs/>
                 <w:b/>
+                <w:color w:val="1A1A1A"/>
+                <w:sz w:val="19"/>
               </w:rPr>
               <w:t xml:space="preserve">PSSP</w:t>
             </w:r>
             <w:r>
+              <w:rPr>
+                <w:color w:val="1A1A1A"/>
+                <w:sz w:val="19"/>
+              </w:rPr>
               <w:t xml:space="preserve"> </w:t>
             </w:r>
             <w:r>
+              <w:rPr>
+                <w:color w:val="1A1A1A"/>
+                <w:sz w:val="19"/>
+              </w:rPr>
               <w:t xml:space="preserve">(Payments)</w:t>
             </w:r>
           </w:p>
         </w:tc>
         <w:tc>
-          <w:tcPr/>
-          <w:p>
-            <w:pPr>
-              <w:pStyle w:val="Compact"/>
-              <w:jc w:val="left"/>
-            </w:pPr>
-            <w:r>
+          <w:tcPr>
+            <w:shd w:fill="FFFFFF" w:val="clear"/>
+          </w:tcPr>
+          <w:p>
+            <w:pPr>
+              <w:pStyle w:val="Compact"/>
+              <w:jc w:val="left"/>
+            </w:pPr>
+            <w:r>
+              <w:rPr>
+                <w:color w:val="1A1A1A"/>
+                <w:sz w:val="19"/>
+              </w:rPr>
               <w:t xml:space="preserve">~₦205M (₦100M capital + ₦100M escrow + fees)</w:t>
             </w:r>
           </w:p>
         </w:tc>
         <w:tc>
-          <w:tcPr/>
+          <w:tcPr>
+            <w:shd w:fill="FFFFFF" w:val="clear"/>
+          </w:tcPr>
           <w:p>
             <w:pPr>
               <w:pStyle w:val="Compact"/>
@@ -2982,19 +4170,31 @@
               <w:rPr>
                 <w:bCs/>
                 <w:b/>
+                <w:color w:val="1A1A1A"/>
+                <w:sz w:val="19"/>
               </w:rPr>
               <w:t xml:space="preserve">Life of license</w:t>
             </w:r>
             <w:r>
+              <w:rPr>
+                <w:color w:val="1A1A1A"/>
+                <w:sz w:val="19"/>
+              </w:rPr>
               <w:t xml:space="preserve"> </w:t>
             </w:r>
             <w:r>
+              <w:rPr>
+                <w:color w:val="1A1A1A"/>
+                <w:sz w:val="19"/>
+              </w:rPr>
               <w:t xml:space="preserve">(refundable on surrender)</w:t>
             </w:r>
           </w:p>
         </w:tc>
         <w:tc>
-          <w:tcPr/>
+          <w:tcPr>
+            <w:shd w:fill="FFFFFF" w:val="clear"/>
+          </w:tcPr>
           <w:p>
             <w:pPr>
               <w:pStyle w:val="Compact"/>
@@ -3004,13 +4204,23 @@
               <w:rPr>
                 <w:bCs/>
                 <w:b/>
+                <w:color w:val="1A1A1A"/>
+                <w:sz w:val="19"/>
               </w:rPr>
               <w:t xml:space="preserve">HIGH — GET ASAP</w:t>
             </w:r>
             <w:r>
+              <w:rPr>
+                <w:color w:val="1A1A1A"/>
+                <w:sz w:val="19"/>
+              </w:rPr>
               <w:t xml:space="preserve"> </w:t>
             </w:r>
             <w:r>
+              <w:rPr>
+                <w:color w:val="1A1A1A"/>
+                <w:sz w:val="19"/>
+              </w:rPr>
               <w:t xml:space="preserve">(Month 9+ from business traction)</w:t>
             </w:r>
           </w:p>
@@ -3018,7 +4228,9 @@
       </w:tr>
       <w:tr>
         <w:tc>
-          <w:tcPr/>
+          <w:tcPr>
+            <w:shd w:fill="E8F8FF" w:val="clear"/>
+          </w:tcPr>
           <w:p>
             <w:pPr>
               <w:pStyle w:val="Compact"/>
@@ -3028,31 +4240,49 @@
               <w:rPr>
                 <w:bCs/>
                 <w:b/>
+                <w:color w:val="1A1A1A"/>
+                <w:sz w:val="19"/>
               </w:rPr>
               <w:t xml:space="preserve">PTSP</w:t>
             </w:r>
             <w:r>
+              <w:rPr>
+                <w:color w:val="1A1A1A"/>
+                <w:sz w:val="19"/>
+              </w:rPr>
               <w:t xml:space="preserve"> </w:t>
             </w:r>
             <w:r>
+              <w:rPr>
+                <w:color w:val="1A1A1A"/>
+                <w:sz w:val="19"/>
+              </w:rPr>
               <w:t xml:space="preserve">(POS Terminals)</w:t>
             </w:r>
           </w:p>
         </w:tc>
         <w:tc>
-          <w:tcPr/>
-          <w:p>
-            <w:pPr>
-              <w:pStyle w:val="Compact"/>
-              <w:jc w:val="left"/>
-            </w:pPr>
-            <w:r>
+          <w:tcPr>
+            <w:shd w:fill="E8F8FF" w:val="clear"/>
+          </w:tcPr>
+          <w:p>
+            <w:pPr>
+              <w:pStyle w:val="Compact"/>
+              <w:jc w:val="left"/>
+            </w:pPr>
+            <w:r>
+              <w:rPr>
+                <w:color w:val="1A1A1A"/>
+                <w:sz w:val="19"/>
+              </w:rPr>
               <w:t xml:space="preserve">~₦201M (₦100M capital + ₦100M escrow + fees)</w:t>
             </w:r>
           </w:p>
         </w:tc>
         <w:tc>
-          <w:tcPr/>
+          <w:tcPr>
+            <w:shd w:fill="E8F8FF" w:val="clear"/>
+          </w:tcPr>
           <w:p>
             <w:pPr>
               <w:pStyle w:val="Compact"/>
@@ -3062,25 +4292,41 @@
               <w:rPr>
                 <w:bCs/>
                 <w:b/>
+                <w:color w:val="1A1A1A"/>
+                <w:sz w:val="19"/>
               </w:rPr>
               <w:t xml:space="preserve">Life of license</w:t>
             </w:r>
             <w:r>
+              <w:rPr>
+                <w:color w:val="1A1A1A"/>
+                <w:sz w:val="19"/>
+              </w:rPr>
               <w:t xml:space="preserve"> </w:t>
             </w:r>
             <w:r>
+              <w:rPr>
+                <w:color w:val="1A1A1A"/>
+                <w:sz w:val="19"/>
+              </w:rPr>
               <w:t xml:space="preserve">(refundable on surrender)</w:t>
             </w:r>
           </w:p>
         </w:tc>
         <w:tc>
-          <w:tcPr/>
-          <w:p>
-            <w:pPr>
-              <w:pStyle w:val="Compact"/>
-              <w:jc w:val="left"/>
-            </w:pPr>
-            <w:r>
+          <w:tcPr>
+            <w:shd w:fill="E8F8FF" w:val="clear"/>
+          </w:tcPr>
+          <w:p>
+            <w:pPr>
+              <w:pStyle w:val="Compact"/>
+              <w:jc w:val="left"/>
+            </w:pPr>
+            <w:r>
+              <w:rPr>
+                <w:color w:val="1A1A1A"/>
+                <w:sz w:val="19"/>
+              </w:rPr>
               <w:t xml:space="preserve">When volume justifies</w:t>
             </w:r>
           </w:p>
@@ -3088,7 +4334,9 @@
       </w:tr>
       <w:tr>
         <w:tc>
-          <w:tcPr/>
+          <w:tcPr>
+            <w:shd w:fill="FFFFFF" w:val="clear"/>
+          </w:tcPr>
           <w:p>
             <w:pPr>
               <w:pStyle w:val="Compact"/>
@@ -3098,31 +4346,49 @@
               <w:rPr>
                 <w:bCs/>
                 <w:b/>
+                <w:color w:val="1A1A1A"/>
+                <w:sz w:val="19"/>
               </w:rPr>
               <w:t xml:space="preserve">MMO</w:t>
             </w:r>
             <w:r>
+              <w:rPr>
+                <w:color w:val="1A1A1A"/>
+                <w:sz w:val="19"/>
+              </w:rPr>
               <w:t xml:space="preserve"> </w:t>
             </w:r>
             <w:r>
+              <w:rPr>
+                <w:color w:val="1A1A1A"/>
+                <w:sz w:val="19"/>
+              </w:rPr>
               <w:t xml:space="preserve">(Wallets &amp; Escrow)</w:t>
             </w:r>
           </w:p>
         </w:tc>
         <w:tc>
-          <w:tcPr/>
-          <w:p>
-            <w:pPr>
-              <w:pStyle w:val="Compact"/>
-              <w:jc w:val="left"/>
-            </w:pPr>
-            <w:r>
+          <w:tcPr>
+            <w:shd w:fill="FFFFFF" w:val="clear"/>
+          </w:tcPr>
+          <w:p>
+            <w:pPr>
+              <w:pStyle w:val="Compact"/>
+              <w:jc w:val="left"/>
+            </w:pPr>
+            <w:r>
+              <w:rPr>
+                <w:color w:val="1A1A1A"/>
+                <w:sz w:val="19"/>
+              </w:rPr>
               <w:t xml:space="preserve">~₦4B (₦2B capital + ₦2B escrow + fees)</w:t>
             </w:r>
           </w:p>
         </w:tc>
         <w:tc>
-          <w:tcPr/>
+          <w:tcPr>
+            <w:shd w:fill="FFFFFF" w:val="clear"/>
+          </w:tcPr>
           <w:p>
             <w:pPr>
               <w:pStyle w:val="Compact"/>
@@ -3132,25 +4398,41 @@
               <w:rPr>
                 <w:bCs/>
                 <w:b/>
+                <w:color w:val="1A1A1A"/>
+                <w:sz w:val="19"/>
               </w:rPr>
               <w:t xml:space="preserve">Life of license</w:t>
             </w:r>
             <w:r>
+              <w:rPr>
+                <w:color w:val="1A1A1A"/>
+                <w:sz w:val="19"/>
+              </w:rPr>
               <w:t xml:space="preserve"> </w:t>
             </w:r>
             <w:r>
+              <w:rPr>
+                <w:color w:val="1A1A1A"/>
+                <w:sz w:val="19"/>
+              </w:rPr>
               <w:t xml:space="preserve">(refundable on surrender)</w:t>
             </w:r>
           </w:p>
         </w:tc>
         <w:tc>
-          <w:tcPr/>
-          <w:p>
-            <w:pPr>
-              <w:pStyle w:val="Compact"/>
-              <w:jc w:val="left"/>
-            </w:pPr>
-            <w:r>
+          <w:tcPr>
+            <w:shd w:fill="FFFFFF" w:val="clear"/>
+          </w:tcPr>
+          <w:p>
+            <w:pPr>
+              <w:pStyle w:val="Compact"/>
+              <w:jc w:val="left"/>
+            </w:pPr>
+            <w:r>
+              <w:rPr>
+                <w:color w:val="1A1A1A"/>
+                <w:sz w:val="19"/>
+              </w:rPr>
               <w:t xml:space="preserve">Future — when justified</w:t>
             </w:r>
           </w:p>
@@ -3238,6 +4520,10 @@
     <w:p>
       <w:pPr>
         <w:pStyle w:val="BlockText"/>
+        <w:pBdr>
+          <w:left w:val="single" w:sz="24" w:space="6" w:color="F5A623"/>
+        </w:pBdr>
+        <w:shd w:fill="FFF8E1" w:val="clear"/>
       </w:pPr>
       <w:r>
         <w:t xml:space="preserve">A PSSP license does NOT permit holding customer funds or issuing wallets — that requires an MMO license. PECH will use a white-label MMO partnership until own license is justified.</w:t>
@@ -3254,9 +4540,29 @@
     <w:bookmarkStart w:id="42" w:name="equity-structure"/>
     <w:p>
       <w:pPr>
+        <w:pBdr>
+          <w:top w:val="single" w:sz="18" w:space="1" w:color="F5A623"/>
+          <w:bottom w:val="single" w:sz="6" w:space="1" w:color="0099CC"/>
+        </w:pBdr>
+        <w:spacing w:before="200" w:after="200"/>
+      </w:pPr>
+    </w:p>
+    <w:p>
+      <w:pPr>
         <w:pStyle w:val="Heading2"/>
-      </w:pPr>
-      <w:r>
+        <w:rPr>
+          <w:color w:val="0099CC"/>
+        </w:rPr>
+        <w:pBdr>
+          <w:bottom w:val="single" w:sz="6" w:space="2" w:color="00BFFF"/>
+        </w:pBdr>
+      </w:pPr>
+      <w:r>
+        <w:rPr>
+          <w:b/>
+          <w:color w:val="0099CC"/>
+          <w:sz w:val="32"/>
+        </w:rPr>
         <w:t xml:space="preserve">Equity Structure</w:t>
       </w:r>
     </w:p>
@@ -3266,6 +4572,14 @@
         <w:tblW w:type="auto" w:w="0"/>
         <w:tblLook w:firstRow="1" w:lastRow="0" w:firstColumn="0" w:lastColumn="0" w:noHBand="0" w:noVBand="0" w:val="0020"/>
         <w:jc w:val="start"/>
+        <w:tblBorders>
+          <w:top w:val="single" w:sz="4" w:space="0" w:color="B0D4E8"/>
+          <w:left w:val="single" w:sz="4" w:space="0" w:color="B0D4E8"/>
+          <w:bottom w:val="single" w:sz="4" w:space="0" w:color="B0D4E8"/>
+          <w:right w:val="single" w:sz="4" w:space="0" w:color="B0D4E8"/>
+          <w:insideH w:val="single" w:sz="4" w:space="0" w:color="B0D4E8"/>
+          <w:insideV w:val="single" w:sz="4" w:space="0" w:color="B0D4E8"/>
+        </w:tblBorders>
       </w:tblPr>
       <w:tblGrid>
         <w:gridCol w:w="2640"/>
@@ -3277,37 +4591,58 @@
           <w:tblHeader w:val="true"/>
         </w:trPr>
         <w:tc>
-          <w:tcPr/>
-          <w:p>
-            <w:pPr>
-              <w:pStyle w:val="Compact"/>
-              <w:jc w:val="left"/>
-            </w:pPr>
-            <w:r>
+          <w:tcPr>
+            <w:shd w:fill="0099CC" w:val="clear"/>
+          </w:tcPr>
+          <w:p>
+            <w:pPr>
+              <w:pStyle w:val="Compact"/>
+              <w:jc w:val="left"/>
+            </w:pPr>
+            <w:r>
+              <w:rPr>
+                <w:b/>
+                <w:color w:val="FFFFFF"/>
+                <w:sz w:val="20"/>
+              </w:rPr>
               <w:t xml:space="preserve">Stakeholder</w:t>
             </w:r>
           </w:p>
         </w:tc>
         <w:tc>
-          <w:tcPr/>
-          <w:p>
-            <w:pPr>
-              <w:pStyle w:val="Compact"/>
-              <w:jc w:val="left"/>
-            </w:pPr>
-            <w:r>
+          <w:tcPr>
+            <w:shd w:fill="0099CC" w:val="clear"/>
+          </w:tcPr>
+          <w:p>
+            <w:pPr>
+              <w:pStyle w:val="Compact"/>
+              <w:jc w:val="left"/>
+            </w:pPr>
+            <w:r>
+              <w:rPr>
+                <w:b/>
+                <w:color w:val="FFFFFF"/>
+                <w:sz w:val="20"/>
+              </w:rPr>
               <w:t xml:space="preserve">Allocation</w:t>
             </w:r>
           </w:p>
         </w:tc>
         <w:tc>
-          <w:tcPr/>
-          <w:p>
-            <w:pPr>
-              <w:pStyle w:val="Compact"/>
-              <w:jc w:val="left"/>
-            </w:pPr>
-            <w:r>
+          <w:tcPr>
+            <w:shd w:fill="0099CC" w:val="clear"/>
+          </w:tcPr>
+          <w:p>
+            <w:pPr>
+              <w:pStyle w:val="Compact"/>
+              <w:jc w:val="left"/>
+            </w:pPr>
+            <w:r>
+              <w:rPr>
+                <w:b/>
+                <w:color w:val="FFFFFF"/>
+                <w:sz w:val="20"/>
+              </w:rPr>
               <w:t xml:space="preserve">Notes</w:t>
             </w:r>
           </w:p>
@@ -3315,37 +4650,55 @@
       </w:tr>
       <w:tr>
         <w:tc>
-          <w:tcPr/>
-          <w:p>
-            <w:pPr>
-              <w:pStyle w:val="Compact"/>
-              <w:jc w:val="left"/>
-            </w:pPr>
-            <w:r>
+          <w:tcPr>
+            <w:shd w:fill="FFFFFF" w:val="clear"/>
+          </w:tcPr>
+          <w:p>
+            <w:pPr>
+              <w:pStyle w:val="Compact"/>
+              <w:jc w:val="left"/>
+            </w:pPr>
+            <w:r>
+              <w:rPr>
+                <w:color w:val="1A1A1A"/>
+                <w:sz w:val="19"/>
+              </w:rPr>
               <w:t xml:space="preserve">Founder(s)</w:t>
             </w:r>
           </w:p>
         </w:tc>
         <w:tc>
-          <w:tcPr/>
-          <w:p>
-            <w:pPr>
-              <w:pStyle w:val="Compact"/>
-              <w:jc w:val="left"/>
-            </w:pPr>
-            <w:r>
+          <w:tcPr>
+            <w:shd w:fill="FFFFFF" w:val="clear"/>
+          </w:tcPr>
+          <w:p>
+            <w:pPr>
+              <w:pStyle w:val="Compact"/>
+              <w:jc w:val="left"/>
+            </w:pPr>
+            <w:r>
+              <w:rPr>
+                <w:color w:val="1A1A1A"/>
+                <w:sz w:val="19"/>
+              </w:rPr>
               <w:t xml:space="preserve">55–60%</w:t>
             </w:r>
           </w:p>
         </w:tc>
         <w:tc>
-          <w:tcPr/>
-          <w:p>
-            <w:pPr>
-              <w:pStyle w:val="Compact"/>
-              <w:jc w:val="left"/>
-            </w:pPr>
-            <w:r>
+          <w:tcPr>
+            <w:shd w:fill="FFFFFF" w:val="clear"/>
+          </w:tcPr>
+          <w:p>
+            <w:pPr>
+              <w:pStyle w:val="Compact"/>
+              <w:jc w:val="left"/>
+            </w:pPr>
+            <w:r>
+              <w:rPr>
+                <w:color w:val="1A1A1A"/>
+                <w:sz w:val="19"/>
+              </w:rPr>
               <w:t xml:space="preserve">Controlling stake, hardware + vision</w:t>
             </w:r>
           </w:p>
@@ -3353,37 +4706,55 @@
       </w:tr>
       <w:tr>
         <w:tc>
-          <w:tcPr/>
-          <w:p>
-            <w:pPr>
-              <w:pStyle w:val="Compact"/>
-              <w:jc w:val="left"/>
-            </w:pPr>
-            <w:r>
+          <w:tcPr>
+            <w:shd w:fill="E8F8FF" w:val="clear"/>
+          </w:tcPr>
+          <w:p>
+            <w:pPr>
+              <w:pStyle w:val="Compact"/>
+              <w:jc w:val="left"/>
+            </w:pPr>
+            <w:r>
+              <w:rPr>
+                <w:color w:val="1A1A1A"/>
+                <w:sz w:val="19"/>
+              </w:rPr>
               <w:t xml:space="preserve">ESOP Pool</w:t>
             </w:r>
           </w:p>
         </w:tc>
         <w:tc>
-          <w:tcPr/>
-          <w:p>
-            <w:pPr>
-              <w:pStyle w:val="Compact"/>
-              <w:jc w:val="left"/>
-            </w:pPr>
-            <w:r>
+          <w:tcPr>
+            <w:shd w:fill="E8F8FF" w:val="clear"/>
+          </w:tcPr>
+          <w:p>
+            <w:pPr>
+              <w:pStyle w:val="Compact"/>
+              <w:jc w:val="left"/>
+            </w:pPr>
+            <w:r>
+              <w:rPr>
+                <w:color w:val="1A1A1A"/>
+                <w:sz w:val="19"/>
+              </w:rPr>
               <w:t xml:space="preserve">10–12%</w:t>
             </w:r>
           </w:p>
         </w:tc>
         <w:tc>
-          <w:tcPr/>
-          <w:p>
-            <w:pPr>
-              <w:pStyle w:val="Compact"/>
-              <w:jc w:val="left"/>
-            </w:pPr>
-            <w:r>
+          <w:tcPr>
+            <w:shd w:fill="E8F8FF" w:val="clear"/>
+          </w:tcPr>
+          <w:p>
+            <w:pPr>
+              <w:pStyle w:val="Compact"/>
+              <w:jc w:val="left"/>
+            </w:pPr>
+            <w:r>
+              <w:rPr>
+                <w:color w:val="1A1A1A"/>
+                <w:sz w:val="19"/>
+              </w:rPr>
               <w:t xml:space="preserve">CTO, key hires (4-year vesting)</w:t>
             </w:r>
           </w:p>
@@ -3391,37 +4762,55 @@
       </w:tr>
       <w:tr>
         <w:tc>
-          <w:tcPr/>
-          <w:p>
-            <w:pPr>
-              <w:pStyle w:val="Compact"/>
-              <w:jc w:val="left"/>
-            </w:pPr>
-            <w:r>
+          <w:tcPr>
+            <w:shd w:fill="FFFFFF" w:val="clear"/>
+          </w:tcPr>
+          <w:p>
+            <w:pPr>
+              <w:pStyle w:val="Compact"/>
+              <w:jc w:val="left"/>
+            </w:pPr>
+            <w:r>
+              <w:rPr>
+                <w:color w:val="1A1A1A"/>
+                <w:sz w:val="19"/>
+              </w:rPr>
               <w:t xml:space="preserve">Seed/Angel Investors</w:t>
             </w:r>
           </w:p>
         </w:tc>
         <w:tc>
-          <w:tcPr/>
-          <w:p>
-            <w:pPr>
-              <w:pStyle w:val="Compact"/>
-              <w:jc w:val="left"/>
-            </w:pPr>
-            <w:r>
+          <w:tcPr>
+            <w:shd w:fill="FFFFFF" w:val="clear"/>
+          </w:tcPr>
+          <w:p>
+            <w:pPr>
+              <w:pStyle w:val="Compact"/>
+              <w:jc w:val="left"/>
+            </w:pPr>
+            <w:r>
+              <w:rPr>
+                <w:color w:val="1A1A1A"/>
+                <w:sz w:val="19"/>
+              </w:rPr>
               <w:t xml:space="preserve">15–20%</w:t>
             </w:r>
           </w:p>
         </w:tc>
         <w:tc>
-          <w:tcPr/>
-          <w:p>
-            <w:pPr>
-              <w:pStyle w:val="Compact"/>
-              <w:jc w:val="left"/>
-            </w:pPr>
-            <w:r>
+          <w:tcPr>
+            <w:shd w:fill="FFFFFF" w:val="clear"/>
+          </w:tcPr>
+          <w:p>
+            <w:pPr>
+              <w:pStyle w:val="Compact"/>
+              <w:jc w:val="left"/>
+            </w:pPr>
+            <w:r>
+              <w:rPr>
+                <w:color w:val="1A1A1A"/>
+                <w:sz w:val="19"/>
+              </w:rPr>
               <w:t xml:space="preserve">This round</w:t>
             </w:r>
           </w:p>
@@ -3429,37 +4818,55 @@
       </w:tr>
       <w:tr>
         <w:tc>
-          <w:tcPr/>
-          <w:p>
-            <w:pPr>
-              <w:pStyle w:val="Compact"/>
-              <w:jc w:val="left"/>
-            </w:pPr>
-            <w:r>
+          <w:tcPr>
+            <w:shd w:fill="E8F8FF" w:val="clear"/>
+          </w:tcPr>
+          <w:p>
+            <w:pPr>
+              <w:pStyle w:val="Compact"/>
+              <w:jc w:val="left"/>
+            </w:pPr>
+            <w:r>
+              <w:rPr>
+                <w:color w:val="1A1A1A"/>
+                <w:sz w:val="19"/>
+              </w:rPr>
               <w:t xml:space="preserve">Strategic Reserve</w:t>
             </w:r>
           </w:p>
         </w:tc>
         <w:tc>
-          <w:tcPr/>
-          <w:p>
-            <w:pPr>
-              <w:pStyle w:val="Compact"/>
-              <w:jc w:val="left"/>
-            </w:pPr>
-            <w:r>
+          <w:tcPr>
+            <w:shd w:fill="E8F8FF" w:val="clear"/>
+          </w:tcPr>
+          <w:p>
+            <w:pPr>
+              <w:pStyle w:val="Compact"/>
+              <w:jc w:val="left"/>
+            </w:pPr>
+            <w:r>
+              <w:rPr>
+                <w:color w:val="1A1A1A"/>
+                <w:sz w:val="19"/>
+              </w:rPr>
               <w:t xml:space="preserve">10–15%</w:t>
             </w:r>
           </w:p>
         </w:tc>
         <w:tc>
-          <w:tcPr/>
-          <w:p>
-            <w:pPr>
-              <w:pStyle w:val="Compact"/>
-              <w:jc w:val="left"/>
-            </w:pPr>
-            <w:r>
+          <w:tcPr>
+            <w:shd w:fill="E8F8FF" w:val="clear"/>
+          </w:tcPr>
+          <w:p>
+            <w:pPr>
+              <w:pStyle w:val="Compact"/>
+              <w:jc w:val="left"/>
+            </w:pPr>
+            <w:r>
+              <w:rPr>
+                <w:color w:val="1A1A1A"/>
+                <w:sz w:val="19"/>
+              </w:rPr>
               <w:t xml:space="preserve">Future rounds, partnerships</w:t>
             </w:r>
           </w:p>
@@ -3477,9 +4884,29 @@
     <w:bookmarkStart w:id="44" w:name="competitive-edge"/>
     <w:p>
       <w:pPr>
+        <w:pBdr>
+          <w:top w:val="single" w:sz="18" w:space="1" w:color="F5A623"/>
+          <w:bottom w:val="single" w:sz="6" w:space="1" w:color="0099CC"/>
+        </w:pBdr>
+        <w:spacing w:before="200" w:after="200"/>
+      </w:pPr>
+    </w:p>
+    <w:p>
+      <w:pPr>
         <w:pStyle w:val="Heading2"/>
-      </w:pPr>
-      <w:r>
+        <w:rPr>
+          <w:color w:val="0099CC"/>
+        </w:rPr>
+        <w:pBdr>
+          <w:bottom w:val="single" w:sz="6" w:space="2" w:color="00BFFF"/>
+        </w:pBdr>
+      </w:pPr>
+      <w:r>
+        <w:rPr>
+          <w:b/>
+          <w:color w:val="0099CC"/>
+          <w:sz w:val="32"/>
+        </w:rPr>
         <w:t xml:space="preserve">Competitive Edge</w:t>
       </w:r>
     </w:p>
@@ -3489,6 +4916,14 @@
         <w:tblW w:type="pct" w:w="5000"/>
         <w:tblLook w:firstRow="1" w:lastRow="0" w:firstColumn="0" w:lastColumn="0" w:noHBand="0" w:noVBand="0" w:val="0020"/>
         <w:jc w:val="start"/>
+        <w:tblBorders>
+          <w:top w:val="single" w:sz="4" w:space="0" w:color="B0D4E8"/>
+          <w:left w:val="single" w:sz="4" w:space="0" w:color="B0D4E8"/>
+          <w:bottom w:val="single" w:sz="4" w:space="0" w:color="B0D4E8"/>
+          <w:right w:val="single" w:sz="4" w:space="0" w:color="B0D4E8"/>
+          <w:insideH w:val="single" w:sz="4" w:space="0" w:color="B0D4E8"/>
+          <w:insideV w:val="single" w:sz="4" w:space="0" w:color="B0D4E8"/>
+        </w:tblBorders>
       </w:tblPr>
       <w:tblGrid>
         <w:gridCol w:w="3630"/>
@@ -3499,25 +4934,39 @@
           <w:tblHeader w:val="true"/>
         </w:trPr>
         <w:tc>
-          <w:tcPr/>
-          <w:p>
-            <w:pPr>
-              <w:pStyle w:val="Compact"/>
-              <w:jc w:val="left"/>
-            </w:pPr>
-            <w:r>
+          <w:tcPr>
+            <w:shd w:fill="0099CC" w:val="clear"/>
+          </w:tcPr>
+          <w:p>
+            <w:pPr>
+              <w:pStyle w:val="Compact"/>
+              <w:jc w:val="left"/>
+            </w:pPr>
+            <w:r>
+              <w:rPr>
+                <w:b/>
+                <w:color w:val="FFFFFF"/>
+                <w:sz w:val="20"/>
+              </w:rPr>
               <w:t xml:space="preserve">Advantage</w:t>
             </w:r>
           </w:p>
         </w:tc>
         <w:tc>
-          <w:tcPr/>
-          <w:p>
-            <w:pPr>
-              <w:pStyle w:val="Compact"/>
-              <w:jc w:val="left"/>
-            </w:pPr>
-            <w:r>
+          <w:tcPr>
+            <w:shd w:fill="0099CC" w:val="clear"/>
+          </w:tcPr>
+          <w:p>
+            <w:pPr>
+              <w:pStyle w:val="Compact"/>
+              <w:jc w:val="left"/>
+            </w:pPr>
+            <w:r>
+              <w:rPr>
+                <w:b/>
+                <w:color w:val="FFFFFF"/>
+                <w:sz w:val="20"/>
+              </w:rPr>
               <w:t xml:space="preserve">Description</w:t>
             </w:r>
           </w:p>
@@ -3525,7 +4974,9 @@
       </w:tr>
       <w:tr>
         <w:tc>
-          <w:tcPr/>
+          <w:tcPr>
+            <w:shd w:fill="FFFFFF" w:val="clear"/>
+          </w:tcPr>
           <w:p>
             <w:pPr>
               <w:pStyle w:val="Compact"/>
@@ -3535,19 +4986,27 @@
               <w:rPr>
                 <w:bCs/>
                 <w:b/>
+                <w:color w:val="1A1A1A"/>
+                <w:sz w:val="19"/>
               </w:rPr>
               <w:t xml:space="preserve">Ecosystem Lock-In</w:t>
             </w:r>
           </w:p>
         </w:tc>
         <w:tc>
-          <w:tcPr/>
-          <w:p>
-            <w:pPr>
-              <w:pStyle w:val="Compact"/>
-              <w:jc w:val="left"/>
-            </w:pPr>
-            <w:r>
+          <w:tcPr>
+            <w:shd w:fill="FFFFFF" w:val="clear"/>
+          </w:tcPr>
+          <w:p>
+            <w:pPr>
+              <w:pStyle w:val="Compact"/>
+              <w:jc w:val="left"/>
+            </w:pPr>
+            <w:r>
+              <w:rPr>
+                <w:color w:val="1A1A1A"/>
+                <w:sz w:val="19"/>
+              </w:rPr>
               <w:t xml:space="preserve">Free ERP + hardware creates daily dependency</w:t>
             </w:r>
           </w:p>
@@ -3555,7 +5014,9 @@
       </w:tr>
       <w:tr>
         <w:tc>
-          <w:tcPr/>
+          <w:tcPr>
+            <w:shd w:fill="E8F8FF" w:val="clear"/>
+          </w:tcPr>
           <w:p>
             <w:pPr>
               <w:pStyle w:val="Compact"/>
@@ -3565,19 +5026,27 @@
               <w:rPr>
                 <w:bCs/>
                 <w:b/>
+                <w:color w:val="1A1A1A"/>
+                <w:sz w:val="19"/>
               </w:rPr>
               <w:t xml:space="preserve">Designed for Africa</w:t>
             </w:r>
           </w:p>
         </w:tc>
         <w:tc>
-          <w:tcPr/>
-          <w:p>
-            <w:pPr>
-              <w:pStyle w:val="Compact"/>
-              <w:jc w:val="left"/>
-            </w:pPr>
-            <w:r>
+          <w:tcPr>
+            <w:shd w:fill="E8F8FF" w:val="clear"/>
+          </w:tcPr>
+          <w:p>
+            <w:pPr>
+              <w:pStyle w:val="Compact"/>
+              <w:jc w:val="left"/>
+            </w:pPr>
+            <w:r>
+              <w:rPr>
+                <w:color w:val="1A1A1A"/>
+                <w:sz w:val="19"/>
+              </w:rPr>
               <w:t xml:space="preserve">140–280V tolerance, offline-first, heat/dust resistant</w:t>
             </w:r>
           </w:p>
@@ -3585,7 +5054,9 @@
       </w:tr>
       <w:tr>
         <w:tc>
-          <w:tcPr/>
+          <w:tcPr>
+            <w:shd w:fill="FFFFFF" w:val="clear"/>
+          </w:tcPr>
           <w:p>
             <w:pPr>
               <w:pStyle w:val="Compact"/>
@@ -3595,19 +5066,27 @@
               <w:rPr>
                 <w:bCs/>
                 <w:b/>
+                <w:color w:val="1A1A1A"/>
+                <w:sz w:val="19"/>
               </w:rPr>
               <w:t xml:space="preserve">Quality Promise</w:t>
             </w:r>
           </w:p>
         </w:tc>
         <w:tc>
-          <w:tcPr/>
-          <w:p>
-            <w:pPr>
-              <w:pStyle w:val="Compact"/>
-              <w:jc w:val="left"/>
-            </w:pPr>
-            <w:r>
+          <w:tcPr>
+            <w:shd w:fill="FFFFFF" w:val="clear"/>
+          </w:tcPr>
+          <w:p>
+            <w:pPr>
+              <w:pStyle w:val="Compact"/>
+              <w:jc w:val="left"/>
+            </w:pPr>
+            <w:r>
+              <w:rPr>
+                <w:color w:val="1A1A1A"/>
+                <w:sz w:val="19"/>
+              </w:rPr>
               <w:t xml:space="preserve">Reliability + good price for money — no bad products</w:t>
             </w:r>
           </w:p>
@@ -3615,7 +5094,9 @@
       </w:tr>
       <w:tr>
         <w:tc>
-          <w:tcPr/>
+          <w:tcPr>
+            <w:shd w:fill="E8F8FF" w:val="clear"/>
+          </w:tcPr>
           <w:p>
             <w:pPr>
               <w:pStyle w:val="Compact"/>
@@ -3625,19 +5106,27 @@
               <w:rPr>
                 <w:bCs/>
                 <w:b/>
+                <w:color w:val="1A1A1A"/>
+                <w:sz w:val="19"/>
               </w:rPr>
               <w:t xml:space="preserve">Data Moat</w:t>
             </w:r>
           </w:p>
         </w:tc>
         <w:tc>
-          <w:tcPr/>
-          <w:p>
-            <w:pPr>
-              <w:pStyle w:val="Compact"/>
-              <w:jc w:val="left"/>
-            </w:pPr>
-            <w:r>
+          <w:tcPr>
+            <w:shd w:fill="E8F8FF" w:val="clear"/>
+          </w:tcPr>
+          <w:p>
+            <w:pPr>
+              <w:pStyle w:val="Compact"/>
+              <w:jc w:val="left"/>
+            </w:pPr>
+            <w:r>
+              <w:rPr>
+                <w:color w:val="1A1A1A"/>
+                <w:sz w:val="19"/>
+              </w:rPr>
               <w:t xml:space="preserve">Transaction + energy + logistics data enables credit scoring</w:t>
             </w:r>
           </w:p>
@@ -3645,7 +5134,9 @@
       </w:tr>
       <w:tr>
         <w:tc>
-          <w:tcPr/>
+          <w:tcPr>
+            <w:shd w:fill="FFFFFF" w:val="clear"/>
+          </w:tcPr>
           <w:p>
             <w:pPr>
               <w:pStyle w:val="Compact"/>
@@ -3655,19 +5146,27 @@
               <w:rPr>
                 <w:bCs/>
                 <w:b/>
+                <w:color w:val="1A1A1A"/>
+                <w:sz w:val="19"/>
               </w:rPr>
               <w:t xml:space="preserve">Founder Advantage</w:t>
             </w:r>
           </w:p>
         </w:tc>
         <w:tc>
-          <w:tcPr/>
-          <w:p>
-            <w:pPr>
-              <w:pStyle w:val="Compact"/>
-              <w:jc w:val="left"/>
-            </w:pPr>
-            <w:r>
+          <w:tcPr>
+            <w:shd w:fill="FFFFFF" w:val="clear"/>
+          </w:tcPr>
+          <w:p>
+            <w:pPr>
+              <w:pStyle w:val="Compact"/>
+              <w:jc w:val="left"/>
+            </w:pPr>
+            <w:r>
+              <w:rPr>
+                <w:color w:val="1A1A1A"/>
+                <w:sz w:val="19"/>
+              </w:rPr>
               <w:t xml:space="preserve">Direct China sourcing (Shenzhen)</w:t>
             </w:r>
           </w:p>
@@ -3675,7 +5174,9 @@
       </w:tr>
       <w:tr>
         <w:tc>
-          <w:tcPr/>
+          <w:tcPr>
+            <w:shd w:fill="E8F8FF" w:val="clear"/>
+          </w:tcPr>
           <w:p>
             <w:pPr>
               <w:pStyle w:val="Compact"/>
@@ -3685,19 +5186,27 @@
               <w:rPr>
                 <w:bCs/>
                 <w:b/>
+                <w:color w:val="1A1A1A"/>
+                <w:sz w:val="19"/>
               </w:rPr>
               <w:t xml:space="preserve">23 Hardware SKUs</w:t>
             </w:r>
           </w:p>
         </w:tc>
         <w:tc>
-          <w:tcPr/>
-          <w:p>
-            <w:pPr>
-              <w:pStyle w:val="Compact"/>
-              <w:jc w:val="left"/>
-            </w:pPr>
-            <w:r>
+          <w:tcPr>
+            <w:shd w:fill="E8F8FF" w:val="clear"/>
+          </w:tcPr>
+          <w:p>
+            <w:pPr>
+              <w:pStyle w:val="Compact"/>
+              <w:jc w:val="left"/>
+            </w:pPr>
+            <w:r>
+              <w:rPr>
+                <w:color w:val="1A1A1A"/>
+                <w:sz w:val="19"/>
+              </w:rPr>
               <w:t xml:space="preserve">Widest African-optimized product range</w:t>
             </w:r>
           </w:p>
@@ -3775,6 +5284,29 @@
         <w:right w:val="single" w:sz="18" w:space="24" w:color="E08A00"/>
       </w:pgBorders>
     </w:sectPr>
+    <w:p>
+      <w:pPr>
+        <w:pBdr>
+          <w:top w:val="single" w:sz="36" w:space="1" w:color="F5A623"/>
+          <w:bottom w:val="single" w:sz="12" w:space="0" w:color="00BFFF"/>
+        </w:pBdr>
+        <w:spacing w:before="300" w:after="0"/>
+      </w:pPr>
+    </w:p>
+    <w:p>
+      <w:pPr>
+        <w:jc w:val="center"/>
+        <w:spacing w:before="60" w:after="0"/>
+      </w:pPr>
+      <w:r>
+        <w:rPr>
+          <w:color w:val="0099CC"/>
+          <w:sz w:val="16"/>
+          <w:szCs w:val="16"/>
+        </w:rPr>
+        <w:t xml:space="preserve">PECH Group Holdings Ltd  |  Lagos, Nigeria  |  pechgroupholdings.tech</w:t>
+      </w:r>
+    </w:p>
   </w:body>
 </w:document>
 </file>

--- a/PECH_PROPOSAL_EXECUTIVE_SUMMARY.docx
+++ b/PECH_PROPOSAL_EXECUTIVE_SUMMARY.docx
@@ -58,27 +58,60 @@
         <w:spacing w:after="0"/>
       </w:pPr>
     </w:p>
-    <w:bookmarkStart w:id="45" w:name="pech-group-holdings-ltd"/>
-    <w:p>
-      <w:pPr>
-        <w:pStyle w:val="Heading1"/>
-        <w:rPr>
-          <w:color w:val="0099CC"/>
-        </w:rPr>
-        <w:pBdr>
-          <w:bottom w:val="single" w:sz="18" w:space="2" w:color="F5A623"/>
-        </w:pBdr>
-      </w:pPr>
-      <w:r>
-        <w:rPr>
-          <w:b/>
-          <w:color w:val="0099CC"/>
-          <w:sz w:val="44"/>
-        </w:rPr>
+    <w:p>
+      <w:pPr>
+        <w:pStyle w:val="FirstParagraph"/>
+      </w:pPr>
+      <w:r>
+        <w:t xml:space="preserve">📋</w:t>
+      </w:r>
+    </w:p>
+    <w:p>
+      <w:pPr>
+        <w:pStyle w:val="BodyText"/>
+      </w:pPr>
+      <w:r>
         <w:t xml:space="preserve">PECH Group Holdings Ltd</w:t>
       </w:r>
     </w:p>
-    <w:bookmarkStart w:id="20" w:name="X7340d5acabd5d790f151b6d90a762559738e130"/>
+    <w:p>
+      <w:pPr>
+        <w:pStyle w:val="BodyText"/>
+      </w:pPr>
+      <w:r>
+        <w:t xml:space="preserve">Executive Summary — ₦250M Capital Deployment Plan</w:t>
+      </w:r>
+    </w:p>
+    <w:p>
+      <w:pPr>
+        <w:pStyle w:val="BodyText"/>
+      </w:pPr>
+      <w:r>
+        <w:t xml:space="preserve"> </w:t>
+      </w:r>
+    </w:p>
+    <w:p>
+      <w:pPr>
+        <w:pStyle w:val="BodyText"/>
+      </w:pPr>
+      <w:r>
+        <w:t xml:space="preserve"> </w:t>
+      </w:r>
+      <w:r>
+        <w:t xml:space="preserve"> </w:t>
+      </w:r>
+      <w:r>
+        <w:t xml:space="preserve"> </w:t>
+      </w:r>
+    </w:p>
+    <w:p>
+      <w:r>
+        <w:pict>
+          <v:rect style="width:0;height:1.5pt" o:hralign="center" o:hrstd="t" o:hr="t"/>
+        </w:pict>
+      </w:r>
+    </w:p>
+    <w:bookmarkStart w:id="20" w:name="our-mission"/>
     <w:p>
       <w:pPr>
         <w:pBdr>
@@ -104,7 +137,99 @@
           <w:color w:val="0099CC"/>
           <w:sz w:val="32"/>
         </w:rPr>
-        <w:t xml:space="preserve">Executive Summary — ₦250M Capital Deployment Plan</w:t>
+        <w:t xml:space="preserve">Our Mission</w:t>
+      </w:r>
+    </w:p>
+    <w:p>
+      <w:pPr>
+        <w:pStyle w:val="FirstParagraph"/>
+      </w:pPr>
+      <w:r>
+        <w:t xml:space="preserve">PECH is a</w:t>
+      </w:r>
+      <w:r>
+        <w:t xml:space="preserve"> </w:t>
+      </w:r>
+      <w:r>
+        <w:rPr>
+          <w:bCs/>
+          <w:b/>
+        </w:rPr>
+        <w:t xml:space="preserve">technology and infrastructure enabler for people</w:t>
+      </w:r>
+      <w:r>
+        <w:t xml:space="preserve">. We build the digital backbone that African businesses, homes, and communities run on.</w:t>
+      </w:r>
+    </w:p>
+    <w:p>
+      <w:pPr>
+        <w:pStyle w:val="BodyText"/>
+      </w:pPr>
+      <w:r>
+        <w:t xml:space="preserve">Every product we ship represents</w:t>
+      </w:r>
+      <w:r>
+        <w:t xml:space="preserve"> </w:t>
+      </w:r>
+      <w:r>
+        <w:rPr>
+          <w:bCs/>
+          <w:b/>
+        </w:rPr>
+        <w:t xml:space="preserve">reliability, quality, and good price for your money</w:t>
+      </w:r>
+      <w:r>
+        <w:t xml:space="preserve">. We sell high-end products AND equally good affordable products, but</w:t>
+      </w:r>
+      <w:r>
+        <w:t xml:space="preserve"> </w:t>
+      </w:r>
+      <w:r>
+        <w:rPr>
+          <w:bCs/>
+          <w:b/>
+        </w:rPr>
+        <w:t xml:space="preserve">never bad products</w:t>
+      </w:r>
+      <w:r>
+        <w:t xml:space="preserve">. Quality is our brand promise.</w:t>
+      </w:r>
+    </w:p>
+    <w:p>
+      <w:pPr>
+        <w:pStyle w:val="BodyText"/>
+      </w:pPr>
+      <w:r>
+        <w:t xml:space="preserve">All PECH products are</w:t>
+      </w:r>
+      <w:r>
+        <w:t xml:space="preserve"> </w:t>
+      </w:r>
+      <w:r>
+        <w:rPr>
+          <w:bCs/>
+          <w:b/>
+        </w:rPr>
+        <w:t xml:space="preserve">designed for Africa</w:t>
+      </w:r>
+      <w:r>
+        <w:t xml:space="preserve"> </w:t>
+      </w:r>
+      <w:r>
+        <w:t xml:space="preserve">— wide voltage tolerance, heat resistance, dust/water protection, offline capability — and</w:t>
+      </w:r>
+      <w:r>
+        <w:t xml:space="preserve"> </w:t>
+      </w:r>
+      <w:r>
+        <w:rPr>
+          <w:bCs/>
+          <w:b/>
+        </w:rPr>
+        <w:t xml:space="preserve">progressively integrated across our entire ecosystem</w:t>
+      </w:r>
+      <w:r>
+        <w:t xml:space="preserve">: IoT platform, ERP, Marketplace, Logistics, and Payments.</w:t>
       </w:r>
     </w:p>
     <w:p>
@@ -114,97 +239,8 @@
         </w:pict>
       </w:r>
     </w:p>
-    <w:p>
-      <w:pPr>
-        <w:pStyle w:val="FirstParagraph"/>
-      </w:pPr>
-      <w:r>
-        <w:rPr>
-          <w:bCs/>
-          <w:b/>
-        </w:rPr>
-        <w:t xml:space="preserve">Prepared by:</w:t>
-      </w:r>
-      <w:r>
-        <w:t xml:space="preserve"> </w:t>
-      </w:r>
-      <w:r>
-        <w:t xml:space="preserve">PECH Group Holdings Ltd</w:t>
-      </w:r>
-      <w:r>
-        <w:t xml:space="preserve"> </w:t>
-      </w:r>
-      <w:r>
-        <w:rPr>
-          <w:bCs/>
-          <w:b/>
-        </w:rPr>
-        <w:t xml:space="preserve">Date:</w:t>
-      </w:r>
-      <w:r>
-        <w:t xml:space="preserve"> </w:t>
-      </w:r>
-      <w:r>
-        <w:t xml:space="preserve">March 2026</w:t>
-      </w:r>
-      <w:r>
-        <w:t xml:space="preserve"> </w:t>
-      </w:r>
-      <w:r>
-        <w:rPr>
-          <w:bCs/>
-          <w:b/>
-        </w:rPr>
-        <w:t xml:space="preserve">Secured Capital:</w:t>
-      </w:r>
-      <w:r>
-        <w:t xml:space="preserve"> </w:t>
-      </w:r>
-      <w:r>
-        <w:t xml:space="preserve">₦250,000,000 (Two Hundred and Fifty Million Naira)</w:t>
-      </w:r>
-      <w:r>
-        <w:t xml:space="preserve"> </w:t>
-      </w:r>
-      <w:r>
-        <w:rPr>
-          <w:bCs/>
-          <w:b/>
-        </w:rPr>
-        <w:t xml:space="preserve">Deployment Period:</w:t>
-      </w:r>
-      <w:r>
-        <w:t xml:space="preserve"> </w:t>
-      </w:r>
-      <w:r>
-        <w:t xml:space="preserve">24 Months (March 2026 — February 2028)</w:t>
-      </w:r>
-      <w:r>
-        <w:t xml:space="preserve"> </w:t>
-      </w:r>
-      <w:r>
-        <w:rPr>
-          <w:bCs/>
-          <w:b/>
-        </w:rPr>
-        <w:t xml:space="preserve">Confidentiality:</w:t>
-      </w:r>
-      <w:r>
-        <w:t xml:space="preserve"> </w:t>
-      </w:r>
-      <w:r>
-        <w:t xml:space="preserve">This document is strictly confidential</w:t>
-      </w:r>
-    </w:p>
-    <w:p>
-      <w:r>
-        <w:pict>
-          <v:rect style="width:0;height:1.5pt" o:hralign="center" o:hrstd="t" o:hr="t"/>
-        </w:pict>
-      </w:r>
-    </w:p>
     <w:bookmarkEnd w:id="20"/>
-    <w:bookmarkStart w:id="21" w:name="our-mission"/>
+    <w:bookmarkStart w:id="21" w:name="the-company"/>
     <w:p>
       <w:pPr>
         <w:pBdr>
@@ -230,36 +266,25 @@
           <w:color w:val="0099CC"/>
           <w:sz w:val="32"/>
         </w:rPr>
-        <w:t xml:space="preserve">Our Mission</w:t>
+        <w:t xml:space="preserve">The Company</w:t>
       </w:r>
     </w:p>
     <w:p>
       <w:pPr>
         <w:pStyle w:val="FirstParagraph"/>
       </w:pPr>
-      <w:r>
-        <w:t xml:space="preserve">PECH is a</w:t>
-      </w:r>
-      <w:r>
-        <w:t xml:space="preserve"> </w:t>
-      </w:r>
       <w:r>
         <w:rPr>
           <w:bCs/>
           <w:b/>
         </w:rPr>
-        <w:t xml:space="preserve">technology and infrastructure enabler for people</w:t>
-      </w:r>
-      <w:r>
-        <w:t xml:space="preserve">. We build the digital backbone that African businesses, homes, and communities run on.</w:t>
-      </w:r>
-    </w:p>
-    <w:p>
-      <w:pPr>
-        <w:pStyle w:val="BodyText"/>
-      </w:pPr>
-      <w:r>
-        <w:t xml:space="preserve">Every product we ship represents</w:t>
+        <w:t xml:space="preserve">PECH Group Holdings Ltd</w:t>
+      </w:r>
+      <w:r>
+        <w:t xml:space="preserve"> </w:t>
+      </w:r>
+      <w:r>
+        <w:t xml:space="preserve">is building</w:t>
       </w:r>
       <w:r>
         <w:t xml:space="preserve"> </w:t>
@@ -269,60 +294,255 @@
           <w:bCs/>
           <w:b/>
         </w:rPr>
-        <w:t xml:space="preserve">reliability, quality, and good price for your money</w:t>
-      </w:r>
-      <w:r>
-        <w:t xml:space="preserve">. We sell high-end products AND equally good affordable products, but</w:t>
+        <w:t xml:space="preserve">Africa’s first vertically-integrated Commerce &amp; Infrastructure Operating System</w:t>
       </w:r>
       <w:r>
         <w:t xml:space="preserve"> </w:t>
       </w:r>
+      <w:r>
+        <w:t xml:space="preserve">— combining:</w:t>
+      </w:r>
+    </w:p>
+    <w:p>
+      <w:pPr>
+        <w:numPr>
+          <w:ilvl w:val="0"/>
+          <w:numId w:val="1001"/>
+        </w:numPr>
+        <w:pStyle w:val="Compact"/>
+      </w:pPr>
       <w:r>
         <w:rPr>
           <w:bCs/>
           <w:b/>
         </w:rPr>
-        <w:t xml:space="preserve">never bad products</w:t>
-      </w:r>
-      <w:r>
-        <w:t xml:space="preserve">. Quality is our brand promise.</w:t>
-      </w:r>
-    </w:p>
-    <w:p>
-      <w:pPr>
-        <w:pStyle w:val="BodyText"/>
-      </w:pPr>
-      <w:r>
-        <w:t xml:space="preserve">All PECH products are</w:t>
+        <w:t xml:space="preserve">Embedded ERP</w:t>
       </w:r>
       <w:r>
         <w:t xml:space="preserve"> </w:t>
       </w:r>
+      <w:r>
+        <w:t xml:space="preserve">— Free business management for SMEs</w:t>
+      </w:r>
+    </w:p>
+    <w:p>
+      <w:pPr>
+        <w:numPr>
+          <w:ilvl w:val="0"/>
+          <w:numId w:val="1001"/>
+        </w:numPr>
+        <w:pStyle w:val="Compact"/>
+      </w:pPr>
       <w:r>
         <w:rPr>
           <w:bCs/>
           <w:b/>
         </w:rPr>
-        <w:t xml:space="preserve">designed for Africa</w:t>
+        <w:t xml:space="preserve">IoT &amp; Smart Systems</w:t>
       </w:r>
       <w:r>
         <w:t xml:space="preserve"> </w:t>
       </w:r>
       <w:r>
-        <w:t xml:space="preserve">— wide voltage tolerance, heat resistance, dust/water protection, offline capability — and</w:t>
-      </w:r>
-      <w:r>
-        <w:t xml:space="preserve"> </w:t>
-      </w:r>
+        <w:t xml:space="preserve">— Energy, security, estate management platform</w:t>
+      </w:r>
+    </w:p>
+    <w:p>
+      <w:pPr>
+        <w:numPr>
+          <w:ilvl w:val="0"/>
+          <w:numId w:val="1001"/>
+        </w:numPr>
+        <w:pStyle w:val="Compact"/>
+      </w:pPr>
       <w:r>
         <w:rPr>
           <w:bCs/>
           <w:b/>
         </w:rPr>
-        <w:t xml:space="preserve">progressively integrated across our entire ecosystem</w:t>
-      </w:r>
-      <w:r>
-        <w:t xml:space="preserve">: IoT platform, ERP, Marketplace, Logistics, and Payments.</w:t>
+        <w:t xml:space="preserve">Smart Water Controllers</w:t>
+      </w:r>
+      <w:r>
+        <w:t xml:space="preserve"> </w:t>
+      </w:r>
+      <w:r>
+        <w:t xml:space="preserve">— 4-tier water level controllers (Basic → Industrial/SCADA)</w:t>
+      </w:r>
+    </w:p>
+    <w:p>
+      <w:pPr>
+        <w:numPr>
+          <w:ilvl w:val="0"/>
+          <w:numId w:val="1001"/>
+        </w:numPr>
+        <w:pStyle w:val="Compact"/>
+      </w:pPr>
+      <w:r>
+        <w:rPr>
+          <w:bCs/>
+          <w:b/>
+        </w:rPr>
+        <w:t xml:space="preserve">Smart Home &amp; Electrical</w:t>
+      </w:r>
+      <w:r>
+        <w:t xml:space="preserve"> </w:t>
+      </w:r>
+      <w:r>
+        <w:t xml:space="preserve">— Switches, sockets, cameras (smart + non-smart)</w:t>
+      </w:r>
+    </w:p>
+    <w:p>
+      <w:pPr>
+        <w:numPr>
+          <w:ilvl w:val="0"/>
+          <w:numId w:val="1001"/>
+        </w:numPr>
+        <w:pStyle w:val="Compact"/>
+      </w:pPr>
+      <w:r>
+        <w:rPr>
+          <w:bCs/>
+          <w:b/>
+        </w:rPr>
+        <w:t xml:space="preserve">Learning Tablets &amp; EdTech</w:t>
+      </w:r>
+      <w:r>
+        <w:t xml:space="preserve"> </w:t>
+      </w:r>
+      <w:r>
+        <w:t xml:space="preserve">— Content deployment with open API for creators</w:t>
+      </w:r>
+    </w:p>
+    <w:p>
+      <w:pPr>
+        <w:numPr>
+          <w:ilvl w:val="0"/>
+          <w:numId w:val="1001"/>
+        </w:numPr>
+        <w:pStyle w:val="Compact"/>
+      </w:pPr>
+      <w:r>
+        <w:rPr>
+          <w:bCs/>
+          <w:b/>
+        </w:rPr>
+        <w:t xml:space="preserve">Marketplace</w:t>
+      </w:r>
+      <w:r>
+        <w:t xml:space="preserve"> </w:t>
+      </w:r>
+      <w:r>
+        <w:t xml:space="preserve">— Digital twin of Nigeria’s physical wholesale markets</w:t>
+      </w:r>
+    </w:p>
+    <w:p>
+      <w:pPr>
+        <w:numPr>
+          <w:ilvl w:val="0"/>
+          <w:numId w:val="1001"/>
+        </w:numPr>
+        <w:pStyle w:val="Compact"/>
+      </w:pPr>
+      <w:r>
+        <w:rPr>
+          <w:bCs/>
+          <w:b/>
+        </w:rPr>
+        <w:t xml:space="preserve">Spoke-and-Hub Logistics</w:t>
+      </w:r>
+      <w:r>
+        <w:t xml:space="preserve"> </w:t>
+      </w:r>
+      <w:r>
+        <w:t xml:space="preserve">— Cainiao-inspired parcel management</w:t>
+      </w:r>
+    </w:p>
+    <w:p>
+      <w:pPr>
+        <w:numPr>
+          <w:ilvl w:val="0"/>
+          <w:numId w:val="1001"/>
+        </w:numPr>
+        <w:pStyle w:val="Compact"/>
+      </w:pPr>
+      <w:r>
+        <w:rPr>
+          <w:bCs/>
+          <w:b/>
+        </w:rPr>
+        <w:t xml:space="preserve">Payments Infrastructure</w:t>
+      </w:r>
+      <w:r>
+        <w:t xml:space="preserve"> </w:t>
+      </w:r>
+      <w:r>
+        <w:t xml:space="preserve">— PSSP/PTSP payment processing</w:t>
+      </w:r>
+    </w:p>
+    <w:p>
+      <w:pPr>
+        <w:numPr>
+          <w:ilvl w:val="0"/>
+          <w:numId w:val="1001"/>
+        </w:numPr>
+        <w:pStyle w:val="Compact"/>
+      </w:pPr>
+      <w:r>
+        <w:rPr>
+          <w:bCs/>
+          <w:b/>
+        </w:rPr>
+        <w:t xml:space="preserve">Energy Storage Systems</w:t>
+      </w:r>
+      <w:r>
+        <w:t xml:space="preserve"> </w:t>
+      </w:r>
+      <w:r>
+        <w:t xml:space="preserve">— Battery backups for IoT and homes</w:t>
+      </w:r>
+    </w:p>
+    <w:p>
+      <w:pPr>
+        <w:numPr>
+          <w:ilvl w:val="0"/>
+          <w:numId w:val="1001"/>
+        </w:numPr>
+        <w:pStyle w:val="Compact"/>
+      </w:pPr>
+      <w:r>
+        <w:rPr>
+          <w:bCs/>
+          <w:b/>
+        </w:rPr>
+        <w:t xml:space="preserve">Advertising &amp; LED Displays</w:t>
+      </w:r>
+      <w:r>
+        <w:t xml:space="preserve"> </w:t>
+      </w:r>
+      <w:r>
+        <w:t xml:space="preserve">— Digital signage infrastructure (Phase 2)</w:t>
+      </w:r>
+    </w:p>
+    <w:p>
+      <w:pPr>
+        <w:numPr>
+          <w:ilvl w:val="0"/>
+          <w:numId w:val="1001"/>
+        </w:numPr>
+        <w:pStyle w:val="Compact"/>
+      </w:pPr>
+      <w:r>
+        <w:rPr>
+          <w:bCs/>
+          <w:b/>
+        </w:rPr>
+        <w:t xml:space="preserve">Self-Service Kiosks</w:t>
+      </w:r>
+      <w:r>
+        <w:t xml:space="preserve"> </w:t>
+      </w:r>
+      <w:r>
+        <w:t xml:space="preserve">— Multi-purpose payment/info terminals</w:t>
       </w:r>
     </w:p>
     <w:p>
@@ -333,7 +553,7 @@
       </w:r>
     </w:p>
     <w:bookmarkEnd w:id="21"/>
-    <w:bookmarkStart w:id="22" w:name="the-company"/>
+    <w:bookmarkStart w:id="25" w:name="secured-capital"/>
     <w:p>
       <w:pPr>
         <w:pBdr>
@@ -359,319 +579,6 @@
           <w:color w:val="0099CC"/>
           <w:sz w:val="32"/>
         </w:rPr>
-        <w:t xml:space="preserve">The Company</w:t>
-      </w:r>
-    </w:p>
-    <w:p>
-      <w:pPr>
-        <w:pStyle w:val="FirstParagraph"/>
-      </w:pPr>
-      <w:r>
-        <w:rPr>
-          <w:bCs/>
-          <w:b/>
-        </w:rPr>
-        <w:t xml:space="preserve">PECH Group Holdings Ltd</w:t>
-      </w:r>
-      <w:r>
-        <w:t xml:space="preserve"> </w:t>
-      </w:r>
-      <w:r>
-        <w:t xml:space="preserve">is building</w:t>
-      </w:r>
-      <w:r>
-        <w:t xml:space="preserve"> </w:t>
-      </w:r>
-      <w:r>
-        <w:rPr>
-          <w:bCs/>
-          <w:b/>
-        </w:rPr>
-        <w:t xml:space="preserve">Africa’s first vertically-integrated Commerce &amp; Infrastructure Operating System</w:t>
-      </w:r>
-      <w:r>
-        <w:t xml:space="preserve"> </w:t>
-      </w:r>
-      <w:r>
-        <w:t xml:space="preserve">— combining:</w:t>
-      </w:r>
-    </w:p>
-    <w:p>
-      <w:pPr>
-        <w:numPr>
-          <w:ilvl w:val="0"/>
-          <w:numId w:val="1001"/>
-        </w:numPr>
-        <w:pStyle w:val="Compact"/>
-      </w:pPr>
-      <w:r>
-        <w:rPr>
-          <w:bCs/>
-          <w:b/>
-        </w:rPr>
-        <w:t xml:space="preserve">Embedded ERP</w:t>
-      </w:r>
-      <w:r>
-        <w:t xml:space="preserve"> </w:t>
-      </w:r>
-      <w:r>
-        <w:t xml:space="preserve">— Free business management for SMEs</w:t>
-      </w:r>
-    </w:p>
-    <w:p>
-      <w:pPr>
-        <w:numPr>
-          <w:ilvl w:val="0"/>
-          <w:numId w:val="1001"/>
-        </w:numPr>
-        <w:pStyle w:val="Compact"/>
-      </w:pPr>
-      <w:r>
-        <w:rPr>
-          <w:bCs/>
-          <w:b/>
-        </w:rPr>
-        <w:t xml:space="preserve">IoT &amp; Smart Systems</w:t>
-      </w:r>
-      <w:r>
-        <w:t xml:space="preserve"> </w:t>
-      </w:r>
-      <w:r>
-        <w:t xml:space="preserve">— Energy, security, estate management platform</w:t>
-      </w:r>
-    </w:p>
-    <w:p>
-      <w:pPr>
-        <w:numPr>
-          <w:ilvl w:val="0"/>
-          <w:numId w:val="1001"/>
-        </w:numPr>
-        <w:pStyle w:val="Compact"/>
-      </w:pPr>
-      <w:r>
-        <w:rPr>
-          <w:bCs/>
-          <w:b/>
-        </w:rPr>
-        <w:t xml:space="preserve">Smart Water Controllers</w:t>
-      </w:r>
-      <w:r>
-        <w:t xml:space="preserve"> </w:t>
-      </w:r>
-      <w:r>
-        <w:t xml:space="preserve">— 4-tier water level controllers (Basic → Industrial/SCADA)</w:t>
-      </w:r>
-    </w:p>
-    <w:p>
-      <w:pPr>
-        <w:numPr>
-          <w:ilvl w:val="0"/>
-          <w:numId w:val="1001"/>
-        </w:numPr>
-        <w:pStyle w:val="Compact"/>
-      </w:pPr>
-      <w:r>
-        <w:rPr>
-          <w:bCs/>
-          <w:b/>
-        </w:rPr>
-        <w:t xml:space="preserve">Smart Home &amp; Electrical</w:t>
-      </w:r>
-      <w:r>
-        <w:t xml:space="preserve"> </w:t>
-      </w:r>
-      <w:r>
-        <w:t xml:space="preserve">— Switches, sockets, cameras (smart + non-smart)</w:t>
-      </w:r>
-    </w:p>
-    <w:p>
-      <w:pPr>
-        <w:numPr>
-          <w:ilvl w:val="0"/>
-          <w:numId w:val="1001"/>
-        </w:numPr>
-        <w:pStyle w:val="Compact"/>
-      </w:pPr>
-      <w:r>
-        <w:rPr>
-          <w:bCs/>
-          <w:b/>
-        </w:rPr>
-        <w:t xml:space="preserve">Learning Tablets &amp; EdTech</w:t>
-      </w:r>
-      <w:r>
-        <w:t xml:space="preserve"> </w:t>
-      </w:r>
-      <w:r>
-        <w:t xml:space="preserve">— Content deployment with open API for creators</w:t>
-      </w:r>
-    </w:p>
-    <w:p>
-      <w:pPr>
-        <w:numPr>
-          <w:ilvl w:val="0"/>
-          <w:numId w:val="1001"/>
-        </w:numPr>
-        <w:pStyle w:val="Compact"/>
-      </w:pPr>
-      <w:r>
-        <w:rPr>
-          <w:bCs/>
-          <w:b/>
-        </w:rPr>
-        <w:t xml:space="preserve">Marketplace</w:t>
-      </w:r>
-      <w:r>
-        <w:t xml:space="preserve"> </w:t>
-      </w:r>
-      <w:r>
-        <w:t xml:space="preserve">— Digital twin of Nigeria’s physical wholesale markets</w:t>
-      </w:r>
-    </w:p>
-    <w:p>
-      <w:pPr>
-        <w:numPr>
-          <w:ilvl w:val="0"/>
-          <w:numId w:val="1001"/>
-        </w:numPr>
-        <w:pStyle w:val="Compact"/>
-      </w:pPr>
-      <w:r>
-        <w:rPr>
-          <w:bCs/>
-          <w:b/>
-        </w:rPr>
-        <w:t xml:space="preserve">Spoke-and-Hub Logistics</w:t>
-      </w:r>
-      <w:r>
-        <w:t xml:space="preserve"> </w:t>
-      </w:r>
-      <w:r>
-        <w:t xml:space="preserve">— Cainiao-inspired parcel management</w:t>
-      </w:r>
-    </w:p>
-    <w:p>
-      <w:pPr>
-        <w:numPr>
-          <w:ilvl w:val="0"/>
-          <w:numId w:val="1001"/>
-        </w:numPr>
-        <w:pStyle w:val="Compact"/>
-      </w:pPr>
-      <w:r>
-        <w:rPr>
-          <w:bCs/>
-          <w:b/>
-        </w:rPr>
-        <w:t xml:space="preserve">Payments Infrastructure</w:t>
-      </w:r>
-      <w:r>
-        <w:t xml:space="preserve"> </w:t>
-      </w:r>
-      <w:r>
-        <w:t xml:space="preserve">— PSSP/PTSP payment processing</w:t>
-      </w:r>
-    </w:p>
-    <w:p>
-      <w:pPr>
-        <w:numPr>
-          <w:ilvl w:val="0"/>
-          <w:numId w:val="1001"/>
-        </w:numPr>
-        <w:pStyle w:val="Compact"/>
-      </w:pPr>
-      <w:r>
-        <w:rPr>
-          <w:bCs/>
-          <w:b/>
-        </w:rPr>
-        <w:t xml:space="preserve">Energy Storage Systems</w:t>
-      </w:r>
-      <w:r>
-        <w:t xml:space="preserve"> </w:t>
-      </w:r>
-      <w:r>
-        <w:t xml:space="preserve">— Battery backups for IoT and homes</w:t>
-      </w:r>
-    </w:p>
-    <w:p>
-      <w:pPr>
-        <w:numPr>
-          <w:ilvl w:val="0"/>
-          <w:numId w:val="1001"/>
-        </w:numPr>
-        <w:pStyle w:val="Compact"/>
-      </w:pPr>
-      <w:r>
-        <w:rPr>
-          <w:bCs/>
-          <w:b/>
-        </w:rPr>
-        <w:t xml:space="preserve">Advertising &amp; LED Displays</w:t>
-      </w:r>
-      <w:r>
-        <w:t xml:space="preserve"> </w:t>
-      </w:r>
-      <w:r>
-        <w:t xml:space="preserve">— Digital signage infrastructure (Phase 2)</w:t>
-      </w:r>
-    </w:p>
-    <w:p>
-      <w:pPr>
-        <w:numPr>
-          <w:ilvl w:val="0"/>
-          <w:numId w:val="1001"/>
-        </w:numPr>
-        <w:pStyle w:val="Compact"/>
-      </w:pPr>
-      <w:r>
-        <w:rPr>
-          <w:bCs/>
-          <w:b/>
-        </w:rPr>
-        <w:t xml:space="preserve">Self-Service Kiosks</w:t>
-      </w:r>
-      <w:r>
-        <w:t xml:space="preserve"> </w:t>
-      </w:r>
-      <w:r>
-        <w:t xml:space="preserve">— Multi-purpose payment/info terminals</w:t>
-      </w:r>
-    </w:p>
-    <w:p>
-      <w:r>
-        <w:pict>
-          <v:rect style="width:0;height:1.5pt" o:hralign="center" o:hrstd="t" o:hr="t"/>
-        </w:pict>
-      </w:r>
-    </w:p>
-    <w:bookmarkEnd w:id="22"/>
-    <w:bookmarkStart w:id="26" w:name="secured-capital"/>
-    <w:p>
-      <w:pPr>
-        <w:pBdr>
-          <w:top w:val="single" w:sz="18" w:space="1" w:color="F5A623"/>
-          <w:bottom w:val="single" w:sz="6" w:space="1" w:color="0099CC"/>
-        </w:pBdr>
-        <w:spacing w:before="200" w:after="200"/>
-      </w:pPr>
-    </w:p>
-    <w:p>
-      <w:pPr>
-        <w:pStyle w:val="Heading2"/>
-        <w:rPr>
-          <w:color w:val="0099CC"/>
-        </w:rPr>
-        <w:pBdr>
-          <w:bottom w:val="single" w:sz="6" w:space="2" w:color="00BFFF"/>
-        </w:pBdr>
-      </w:pPr>
-      <w:r>
-        <w:rPr>
-          <w:b/>
-          <w:color w:val="0099CC"/>
-          <w:sz w:val="32"/>
-        </w:rPr>
         <w:t xml:space="preserve">Secured Capital</w:t>
       </w:r>
     </w:p>
@@ -709,18 +616,18 @@
           <wp:inline>
             <wp:extent cx="5334000" cy="4148666"/>
             <wp:effectExtent b="0" l="0" r="0" t="0"/>
-            <wp:docPr descr="PECH Ecosystem" title="" id="24" name="Picture"/>
+            <wp:docPr descr="PECH Ecosystem" title="" id="23" name="Picture"/>
             <a:graphic>
               <a:graphicData uri="http://schemas.openxmlformats.org/drawingml/2006/picture">
                 <pic:pic>
                   <pic:nvPicPr>
-                    <pic:cNvPr descr="proposal_images/commerce_os_architecture.png" id="25" name="Picture"/>
+                    <pic:cNvPr descr="proposal_images/commerce_os_architecture.png" id="24" name="Picture"/>
                     <pic:cNvPicPr>
                       <a:picLocks noChangeArrowheads="1" noChangeAspect="1"/>
                     </pic:cNvPicPr>
                   </pic:nvPicPr>
                   <pic:blipFill>
-                    <a:blip r:embed="rId23"/>
+                    <a:blip r:embed="rId22"/>
                     <a:stretch>
                       <a:fillRect/>
                     </a:stretch>
@@ -755,8 +662,8 @@
         <w:t xml:space="preserve">PECH Ecosystem</w:t>
       </w:r>
     </w:p>
-    <w:bookmarkEnd w:id="26"/>
-    <w:bookmarkStart w:id="33" w:name="budget-allocation"/>
+    <w:bookmarkEnd w:id="25"/>
+    <w:bookmarkStart w:id="32" w:name="budget-allocation"/>
     <w:p>
       <w:pPr>
         <w:pBdr>
@@ -794,18 +701,18 @@
           <wp:inline>
             <wp:extent cx="5334000" cy="2963333"/>
             <wp:effectExtent b="0" l="0" r="0" t="0"/>
-            <wp:docPr descr="Budget Allocation" title="" id="28" name="Picture"/>
+            <wp:docPr descr="Budget Allocation" title="" id="27" name="Picture"/>
             <a:graphic>
               <a:graphicData uri="http://schemas.openxmlformats.org/drawingml/2006/picture">
                 <pic:pic>
                   <pic:nvPicPr>
-                    <pic:cNvPr descr="proposal_images/budget_allocation.png" id="29" name="Picture"/>
+                    <pic:cNvPr descr="proposal_images/budget_allocation.png" id="28" name="Picture"/>
                     <pic:cNvPicPr>
                       <a:picLocks noChangeArrowheads="1" noChangeAspect="1"/>
                     </pic:cNvPicPr>
                   </pic:nvPicPr>
                   <pic:blipFill>
-                    <a:blip r:embed="rId27"/>
+                    <a:blip r:embed="rId26"/>
                     <a:stretch>
                       <a:fillRect/>
                     </a:stretch>
@@ -1569,18 +1476,18 @@
           <wp:inline>
             <wp:extent cx="5334000" cy="3318933"/>
             <wp:effectExtent b="0" l="0" r="0" t="0"/>
-            <wp:docPr descr="Hardware Portfolio" title="" id="31" name="Picture"/>
+            <wp:docPr descr="Hardware Portfolio" title="" id="30" name="Picture"/>
             <a:graphic>
               <a:graphicData uri="http://schemas.openxmlformats.org/drawingml/2006/picture">
                 <pic:pic>
                   <pic:nvPicPr>
-                    <pic:cNvPr descr="proposal_images/product_portfolio.png" id="32" name="Picture"/>
+                    <pic:cNvPr descr="proposal_images/product_portfolio.png" id="31" name="Picture"/>
                     <pic:cNvPicPr>
                       <a:picLocks noChangeArrowheads="1" noChangeAspect="1"/>
                     </pic:cNvPicPr>
                   </pic:nvPicPr>
                   <pic:blipFill>
-                    <a:blip r:embed="rId30"/>
+                    <a:blip r:embed="rId29"/>
                     <a:stretch>
                       <a:fillRect/>
                     </a:stretch>
@@ -1615,8 +1522,8 @@
         <w:t xml:space="preserve">Hardware Portfolio</w:t>
       </w:r>
     </w:p>
-    <w:bookmarkEnd w:id="33"/>
-    <w:bookmarkStart w:id="37" w:name="hardware-portfolio-25-skus"/>
+    <w:bookmarkEnd w:id="32"/>
+    <w:bookmarkStart w:id="36" w:name="hardware-portfolio-25-skus"/>
     <w:p>
       <w:pPr>
         <w:pBdr>
@@ -2092,18 +1999,18 @@
           <wp:inline>
             <wp:extent cx="5334000" cy="3081866"/>
             <wp:effectExtent b="0" l="0" r="0" t="0"/>
-            <wp:docPr descr="Phase Roadmap" title="" id="35" name="Picture"/>
+            <wp:docPr descr="Phase Roadmap" title="" id="34" name="Picture"/>
             <a:graphic>
               <a:graphicData uri="http://schemas.openxmlformats.org/drawingml/2006/picture">
                 <pic:pic>
                   <pic:nvPicPr>
-                    <pic:cNvPr descr="proposal_images/phase_roadmap.png" id="36" name="Picture"/>
+                    <pic:cNvPr descr="proposal_images/phase_roadmap.png" id="35" name="Picture"/>
                     <pic:cNvPicPr>
                       <a:picLocks noChangeArrowheads="1" noChangeAspect="1"/>
                     </pic:cNvPicPr>
                   </pic:nvPicPr>
                   <pic:blipFill>
-                    <a:blip r:embed="rId34"/>
+                    <a:blip r:embed="rId33"/>
                     <a:stretch>
                       <a:fillRect/>
                     </a:stretch>
@@ -2138,8 +2045,8 @@
         <w:t xml:space="preserve">Phase Roadmap</w:t>
       </w:r>
     </w:p>
-    <w:bookmarkEnd w:id="37"/>
-    <w:bookmarkStart w:id="38" w:name="month-execution-roadmap"/>
+    <w:bookmarkEnd w:id="36"/>
+    <w:bookmarkStart w:id="37" w:name="month-execution-roadmap"/>
     <w:p>
       <w:pPr>
         <w:pBdr>
@@ -2734,8 +2641,8 @@
         </w:pict>
       </w:r>
     </w:p>
-    <w:bookmarkEnd w:id="38"/>
-    <w:bookmarkStart w:id="39" w:name="key-targets-24-months"/>
+    <w:bookmarkEnd w:id="37"/>
+    <w:bookmarkStart w:id="38" w:name="key-targets-24-months"/>
     <w:p>
       <w:pPr>
         <w:pBdr>
@@ -3388,8 +3295,8 @@
         </w:pict>
       </w:r>
     </w:p>
-    <w:bookmarkEnd w:id="39"/>
-    <w:bookmarkStart w:id="40" w:name="team-growth-lean"/>
+    <w:bookmarkEnd w:id="38"/>
+    <w:bookmarkStart w:id="39" w:name="team-growth-lean"/>
     <w:p>
       <w:pPr>
         <w:pBdr>
@@ -3972,8 +3879,8 @@
         </w:pict>
       </w:r>
     </w:p>
-    <w:bookmarkEnd w:id="40"/>
-    <w:bookmarkStart w:id="41" w:name="payment-wallet-licenses-strategy"/>
+    <w:bookmarkEnd w:id="39"/>
+    <w:bookmarkStart w:id="40" w:name="payment-wallet-licenses-strategy"/>
     <w:p>
       <w:pPr>
         <w:pBdr>
@@ -4536,8 +4443,8 @@
         </w:pict>
       </w:r>
     </w:p>
-    <w:bookmarkEnd w:id="41"/>
-    <w:bookmarkStart w:id="42" w:name="equity-structure"/>
+    <w:bookmarkEnd w:id="40"/>
+    <w:bookmarkStart w:id="41" w:name="equity-structure"/>
     <w:p>
       <w:pPr>
         <w:pBdr>
@@ -4880,8 +4787,8 @@
         </w:pict>
       </w:r>
     </w:p>
-    <w:bookmarkEnd w:id="42"/>
-    <w:bookmarkStart w:id="44" w:name="competitive-edge"/>
+    <w:bookmarkEnd w:id="41"/>
+    <w:bookmarkStart w:id="43" w:name="competitive-edge"/>
     <w:p>
       <w:pPr>
         <w:pBdr>
@@ -5246,7 +5153,7 @@
       <w:r>
         <w:t xml:space="preserve"> </w:t>
       </w:r>
-      <w:hyperlink r:id="rId43">
+      <w:hyperlink r:id="rId42">
         <w:r>
           <w:rPr>
             <w:rStyle w:val="Hyperlink"/>
@@ -5274,16 +5181,8 @@
         <w:t xml:space="preserve">This document is confidential and intended solely for the use of prospective investors and strategic partners of PECH Group Holdings Ltd. Unauthorized distribution is prohibited.</w:t>
       </w:r>
     </w:p>
-    <w:bookmarkEnd w:id="44"/>
-    <w:bookmarkEnd w:id="45"/>
-    <w:sectPr>
-      <w:pgBorders w:offsetFrom="page">
-        <w:top w:val="single" w:sz="18" w:space="24" w:color="00BFFF"/>
-        <w:left w:val="single" w:sz="18" w:space="24" w:color="0099CC"/>
-        <w:bottom w:val="single" w:sz="18" w:space="24" w:color="F5A623"/>
-        <w:right w:val="single" w:sz="18" w:space="24" w:color="E08A00"/>
-      </w:pgBorders>
-    </w:sectPr>
+    <w:bookmarkEnd w:id="43"/>
+    <w:sectPr/>
     <w:p>
       <w:pPr>
         <w:pBdr>
